--- a/klagomål/A 2278-2026 FSC-klagomål.docx
+++ b/klagomål/A 2278-2026 FSC-klagomål.docx
@@ -651,7 +651,7 @@
     <w:r>
       <w:tab/>
       <w:tab/>
-      <w:t>2026-01-15</w:t>
+      <w:t>2026-01-16</w:t>
       <w:br/>
       <w:br/>
     </w:r>

--- a/klagomål/A 2278-2026 FSC-klagomål.docx
+++ b/klagomål/A 2278-2026 FSC-klagomål.docx
@@ -651,7 +651,7 @@
     <w:r>
       <w:tab/>
       <w:tab/>
-      <w:t>2026-01-16</w:t>
+      <w:t>2026-01-17</w:t>
       <w:br/>
       <w:br/>
     </w:r>

--- a/klagomål/A 2278-2026 FSC-klagomål.docx
+++ b/klagomål/A 2278-2026 FSC-klagomål.docx
@@ -651,7 +651,7 @@
     <w:r>
       <w:tab/>
       <w:tab/>
-      <w:t>2026-01-17</w:t>
+      <w:t>2026-01-18</w:t>
       <w:br/>
       <w:br/>
     </w:r>

--- a/klagomål/A 2278-2026 FSC-klagomål.docx
+++ b/klagomål/A 2278-2026 FSC-klagomål.docx
@@ -651,7 +651,7 @@
     <w:r>
       <w:tab/>
       <w:tab/>
-      <w:t>2026-01-18</w:t>
+      <w:t>2026-01-19</w:t>
       <w:br/>
       <w:br/>
     </w:r>

--- a/klagomål/A 2278-2026 FSC-klagomål.docx
+++ b/klagomål/A 2278-2026 FSC-klagomål.docx
@@ -651,7 +651,7 @@
     <w:r>
       <w:tab/>
       <w:tab/>
-      <w:t>2026-01-19</w:t>
+      <w:t>2026-01-20</w:t>
       <w:br/>
       <w:br/>
     </w:r>

--- a/klagomål/A 2278-2026 FSC-klagomål.docx
+++ b/klagomål/A 2278-2026 FSC-klagomål.docx
@@ -651,7 +651,7 @@
     <w:r>
       <w:tab/>
       <w:tab/>
-      <w:t>2026-01-20</w:t>
+      <w:t>2026-01-21</w:t>
       <w:br/>
       <w:br/>
     </w:r>

--- a/klagomål/A 2278-2026 FSC-klagomål.docx
+++ b/klagomål/A 2278-2026 FSC-klagomål.docx
@@ -651,7 +651,7 @@
     <w:r>
       <w:tab/>
       <w:tab/>
-      <w:t>2026-01-21</w:t>
+      <w:t>2026-01-23</w:t>
       <w:br/>
       <w:br/>
     </w:r>

--- a/klagomål/A 2278-2026 FSC-klagomål.docx
+++ b/klagomål/A 2278-2026 FSC-klagomål.docx
@@ -651,7 +651,7 @@
     <w:r>
       <w:tab/>
       <w:tab/>
-      <w:t>2026-01-23</w:t>
+      <w:t>2026-01-24</w:t>
       <w:br/>
       <w:br/>
     </w:r>

--- a/klagomål/A 2278-2026 FSC-klagomål.docx
+++ b/klagomål/A 2278-2026 FSC-klagomål.docx
@@ -651,7 +651,7 @@
     <w:r>
       <w:tab/>
       <w:tab/>
-      <w:t>2026-01-24</w:t>
+      <w:t>2026-01-25</w:t>
       <w:br/>
       <w:br/>
     </w:r>

--- a/klagomål/A 2278-2026 FSC-klagomål.docx
+++ b/klagomål/A 2278-2026 FSC-klagomål.docx
@@ -651,7 +651,7 @@
     <w:r>
       <w:tab/>
       <w:tab/>
-      <w:t>2026-01-25</w:t>
+      <w:t>2026-01-26</w:t>
       <w:br/>
       <w:br/>
     </w:r>

--- a/klagomål/A 2278-2026 FSC-klagomål.docx
+++ b/klagomål/A 2278-2026 FSC-klagomål.docx
@@ -651,7 +651,7 @@
     <w:r>
       <w:tab/>
       <w:tab/>
-      <w:t>2026-01-26</w:t>
+      <w:t>2026-01-27</w:t>
       <w:br/>
       <w:br/>
     </w:r>

--- a/klagomål/A 2278-2026 FSC-klagomål.docx
+++ b/klagomål/A 2278-2026 FSC-klagomål.docx
@@ -651,7 +651,7 @@
     <w:r>
       <w:tab/>
       <w:tab/>
-      <w:t>2026-01-27</w:t>
+      <w:t>2026-01-28</w:t>
       <w:br/>
       <w:br/>
     </w:r>

--- a/klagomål/A 2278-2026 FSC-klagomål.docx
+++ b/klagomål/A 2278-2026 FSC-klagomål.docx
@@ -671,7 +671,7 @@
     <w:r>
       <w:tab/>
       <w:tab/>
-      <w:t>2026-03-02</w:t>
+      <w:t>2026-03-03</w:t>
       <w:br/>
       <w:br/>
     </w:r>

--- a/klagomål/A 2278-2026 FSC-klagomål.docx
+++ b/klagomål/A 2278-2026 FSC-klagomål.docx
@@ -671,7 +671,7 @@
     <w:r>
       <w:tab/>
       <w:tab/>
-      <w:t>2026-03-03</w:t>
+      <w:t>2026-03-04</w:t>
       <w:br/>
       <w:br/>
     </w:r>

--- a/klagomål/A 2278-2026 FSC-klagomål.docx
+++ b/klagomål/A 2278-2026 FSC-klagomål.docx
@@ -671,7 +671,7 @@
     <w:r>
       <w:tab/>
       <w:tab/>
-      <w:t>2026-03-04</w:t>
+      <w:t>2026-03-05</w:t>
       <w:br/>
       <w:br/>
     </w:r>

--- a/klagomål/A 2278-2026 FSC-klagomål.docx
+++ b/klagomål/A 2278-2026 FSC-klagomål.docx
@@ -671,7 +671,7 @@
     <w:r>
       <w:tab/>
       <w:tab/>
-      <w:t>2026-03-05</w:t>
+      <w:t>2026-03-06</w:t>
       <w:br/>
       <w:br/>
     </w:r>

--- a/klagomål/A 2278-2026 FSC-klagomål.docx
+++ b/klagomål/A 2278-2026 FSC-klagomål.docx
@@ -671,7 +671,7 @@
     <w:r>
       <w:tab/>
       <w:tab/>
-      <w:t>2026-03-06</w:t>
+      <w:t>2026-03-07</w:t>
       <w:br/>
       <w:br/>
     </w:r>

--- a/klagomål/A 2278-2026 FSC-klagomål.docx
+++ b/klagomål/A 2278-2026 FSC-klagomål.docx
@@ -671,7 +671,7 @@
     <w:r>
       <w:tab/>
       <w:tab/>
-      <w:t>2026-03-13</w:t>
+      <w:t>2026-03-16</w:t>
       <w:br/>
       <w:br/>
     </w:r>

--- a/klagomål/A 2278-2026 FSC-klagomål.docx
+++ b/klagomål/A 2278-2026 FSC-klagomål.docx
@@ -671,7 +671,7 @@
     <w:r>
       <w:tab/>
       <w:tab/>
-      <w:t>2026-03-16</w:t>
+      <w:t>2026-03-17</w:t>
       <w:br/>
       <w:br/>
     </w:r>

--- a/klagomål/A 2278-2026 FSC-klagomål.docx
+++ b/klagomål/A 2278-2026 FSC-klagomål.docx
@@ -671,7 +671,7 @@
     <w:r>
       <w:tab/>
       <w:tab/>
-      <w:t>2026-03-17</w:t>
+      <w:t>2026-03-18</w:t>
       <w:br/>
       <w:br/>
     </w:r>

--- a/klagomål/A 2278-2026 FSC-klagomål.docx
+++ b/klagomål/A 2278-2026 FSC-klagomål.docx
@@ -671,7 +671,7 @@
     <w:r>
       <w:tab/>
       <w:tab/>
-      <w:t>2026-03-18</w:t>
+      <w:t>2026-03-19</w:t>
       <w:br/>
       <w:br/>
     </w:r>

--- a/klagomål/A 2278-2026 FSC-klagomål.docx
+++ b/klagomål/A 2278-2026 FSC-klagomål.docx
@@ -671,7 +671,7 @@
     <w:r>
       <w:tab/>
       <w:tab/>
-      <w:t>2026-03-19</w:t>
+      <w:t>2026-03-20</w:t>
       <w:br/>
       <w:br/>
     </w:r>

--- a/klagomål/A 2278-2026 FSC-klagomål.docx
+++ b/klagomål/A 2278-2026 FSC-klagomål.docx
@@ -671,7 +671,7 @@
     <w:r>
       <w:tab/>
       <w:tab/>
-      <w:t>2026-03-20</w:t>
+      <w:t>2026-03-21</w:t>
       <w:br/>
       <w:br/>
     </w:r>

--- a/klagomål/A 2278-2026 FSC-klagomål.docx
+++ b/klagomål/A 2278-2026 FSC-klagomål.docx
@@ -671,7 +671,7 @@
     <w:r>
       <w:tab/>
       <w:tab/>
-      <w:t>2026-03-21</w:t>
+      <w:t>2026-03-22</w:t>
       <w:br/>
       <w:br/>
     </w:r>

--- a/klagomål/A 2278-2026 FSC-klagomål.docx
+++ b/klagomål/A 2278-2026 FSC-klagomål.docx
@@ -671,7 +671,7 @@
     <w:r>
       <w:tab/>
       <w:tab/>
-      <w:t>2026-03-22</w:t>
+      <w:t>2026-03-23</w:t>
       <w:br/>
       <w:br/>
     </w:r>

--- a/klagomål/A 2278-2026 FSC-klagomål.docx
+++ b/klagomål/A 2278-2026 FSC-klagomål.docx
@@ -671,7 +671,7 @@
     <w:r>
       <w:tab/>
       <w:tab/>
-      <w:t>2026-04-14</w:t>
+      <w:t>2026-04-15</w:t>
       <w:br/>
       <w:br/>
     </w:r>

--- a/klagomål/A 2278-2026 FSC-klagomål.docx
+++ b/klagomål/A 2278-2026 FSC-klagomål.docx
@@ -671,7 +671,7 @@
     <w:r>
       <w:tab/>
       <w:tab/>
-      <w:t>2026-04-15</w:t>
+      <w:t>2026-04-16</w:t>
       <w:br/>
       <w:br/>
     </w:r>

--- a/klagomål/A 2278-2026 FSC-klagomål.docx
+++ b/klagomål/A 2278-2026 FSC-klagomål.docx
@@ -671,7 +671,7 @@
     <w:r>
       <w:tab/>
       <w:tab/>
-      <w:t>2026-04-16</w:t>
+      <w:t>2026-04-17</w:t>
       <w:br/>
       <w:br/>
     </w:r>

--- a/klagomål/A 2278-2026 FSC-klagomål.docx
+++ b/klagomål/A 2278-2026 FSC-klagomål.docx
@@ -671,7 +671,7 @@
     <w:r>
       <w:tab/>
       <w:tab/>
-      <w:t>2026-04-17</w:t>
+      <w:t>2026-04-18</w:t>
       <w:br/>
       <w:br/>
     </w:r>

--- a/klagomål/A 2278-2026 FSC-klagomål.docx
+++ b/klagomål/A 2278-2026 FSC-klagomål.docx
@@ -671,7 +671,7 @@
     <w:r>
       <w:tab/>
       <w:tab/>
-      <w:t>2026-04-18</w:t>
+      <w:t>2026-04-19</w:t>
       <w:br/>
       <w:br/>
     </w:r>

--- a/klagomål/A 2278-2026 FSC-klagomål.docx
+++ b/klagomål/A 2278-2026 FSC-klagomål.docx
@@ -671,7 +671,7 @@
     <w:r>
       <w:tab/>
       <w:tab/>
-      <w:t>2026-04-19</w:t>
+      <w:t>2026-04-20</w:t>
       <w:br/>
       <w:br/>
     </w:r>

--- a/klagomål/A 2278-2026 FSC-klagomål.docx
+++ b/klagomål/A 2278-2026 FSC-klagomål.docx
@@ -671,7 +671,7 @@
     <w:r>
       <w:tab/>
       <w:tab/>
-      <w:t>2026-04-20</w:t>
+      <w:t>2026-04-21</w:t>
       <w:br/>
       <w:br/>
     </w:r>

--- a/klagomål/A 2278-2026 FSC-klagomål.docx
+++ b/klagomål/A 2278-2026 FSC-klagomål.docx
@@ -671,7 +671,7 @@
     <w:r>
       <w:tab/>
       <w:tab/>
-      <w:t>2026-04-21</w:t>
+      <w:t>2026-04-22</w:t>
       <w:br/>
       <w:br/>
     </w:r>

--- a/klagomål/A 2278-2026 FSC-klagomål.docx
+++ b/klagomål/A 2278-2026 FSC-klagomål.docx
@@ -671,7 +671,7 @@
     <w:r>
       <w:tab/>
       <w:tab/>
-      <w:t>2026-04-22</w:t>
+      <w:t>2026-04-23</w:t>
       <w:br/>
       <w:br/>
     </w:r>

--- a/klagomål/A 2278-2026 FSC-klagomål.docx
+++ b/klagomål/A 2278-2026 FSC-klagomål.docx
@@ -671,7 +671,7 @@
     <w:r>
       <w:tab/>
       <w:tab/>
-      <w:t>2026-04-23</w:t>
+      <w:t>2026-04-24</w:t>
       <w:br/>
       <w:br/>
     </w:r>

--- a/klagomål/A 2278-2026 FSC-klagomål.docx
+++ b/klagomål/A 2278-2026 FSC-klagomål.docx
@@ -671,7 +671,7 @@
     <w:r>
       <w:tab/>
       <w:tab/>
-      <w:t>2026-04-24</w:t>
+      <w:t>2026-04-25</w:t>
       <w:br/>
       <w:br/>
     </w:r>

--- a/klagomål/A 2278-2026 FSC-klagomål.docx
+++ b/klagomål/A 2278-2026 FSC-klagomål.docx
@@ -671,7 +671,7 @@
     <w:r>
       <w:tab/>
       <w:tab/>
-      <w:t>2026-04-25</w:t>
+      <w:t>2026-04-26</w:t>
       <w:br/>
       <w:br/>
     </w:r>

--- a/klagomål/A 2278-2026 FSC-klagomål.docx
+++ b/klagomål/A 2278-2026 FSC-klagomål.docx
@@ -671,7 +671,7 @@
     <w:r>
       <w:tab/>
       <w:tab/>
-      <w:t>2026-04-26</w:t>
+      <w:t>2026-04-27</w:t>
       <w:br/>
       <w:br/>
     </w:r>

--- a/klagomål/A 2278-2026 FSC-klagomål.docx
+++ b/klagomål/A 2278-2026 FSC-klagomål.docx
@@ -671,7 +671,7 @@
     <w:r>
       <w:tab/>
       <w:tab/>
-      <w:t>2026-04-27</w:t>
+      <w:t>2026-04-28</w:t>
       <w:br/>
       <w:br/>
     </w:r>

--- a/klagomål/A 2278-2026 FSC-klagomål.docx
+++ b/klagomål/A 2278-2026 FSC-klagomål.docx
@@ -671,7 +671,7 @@
     <w:r>
       <w:tab/>
       <w:tab/>
-      <w:t>2026-05-16</w:t>
+      <w:t>2026-05-17</w:t>
       <w:br/>
       <w:br/>
     </w:r>

--- a/klagomål/A 2278-2026 FSC-klagomål.docx
+++ b/klagomål/A 2278-2026 FSC-klagomål.docx
@@ -671,7 +671,7 @@
     <w:r>
       <w:tab/>
       <w:tab/>
-      <w:t>2026-05-17</w:t>
+      <w:t>2026-05-18</w:t>
       <w:br/>
       <w:br/>
     </w:r>

--- a/klagomål/A 2278-2026 FSC-klagomål.docx
+++ b/klagomål/A 2278-2026 FSC-klagomål.docx
@@ -671,7 +671,7 @@
     <w:r>
       <w:tab/>
       <w:tab/>
-      <w:t>2026-05-18</w:t>
+      <w:t>2026-05-19</w:t>
       <w:br/>
       <w:br/>
     </w:r>

--- a/klagomål/A 2278-2026 FSC-klagomål.docx
+++ b/klagomål/A 2278-2026 FSC-klagomål.docx
@@ -671,7 +671,7 @@
     <w:r>
       <w:tab/>
       <w:tab/>
-      <w:t>2026-05-19</w:t>
+      <w:t>2026-05-20</w:t>
       <w:br/>
       <w:br/>
     </w:r>

--- a/klagomål/A 2278-2026 FSC-klagomål.docx
+++ b/klagomål/A 2278-2026 FSC-klagomål.docx
@@ -671,7 +671,7 @@
     <w:r>
       <w:tab/>
       <w:tab/>
-      <w:t>2026-05-20</w:t>
+      <w:t>2026-05-21</w:t>
       <w:br/>
       <w:br/>
     </w:r>

--- a/klagomål/A 2278-2026 FSC-klagomål.docx
+++ b/klagomål/A 2278-2026 FSC-klagomål.docx
@@ -671,7 +671,7 @@
     <w:r>
       <w:tab/>
       <w:tab/>
-      <w:t>2026-05-21</w:t>
+      <w:t>2026-05-22</w:t>
       <w:br/>
       <w:br/>
     </w:r>

--- a/klagomål/A 2278-2026 FSC-klagomål.docx
+++ b/klagomål/A 2278-2026 FSC-klagomål.docx
@@ -671,7 +671,7 @@
     <w:r>
       <w:tab/>
       <w:tab/>
-      <w:t>2026-05-22</w:t>
+      <w:t>2026-05-23</w:t>
       <w:br/>
       <w:br/>
     </w:r>

--- a/klagomål/A 2278-2026 FSC-klagomål.docx
+++ b/klagomål/A 2278-2026 FSC-klagomål.docx
@@ -671,7 +671,7 @@
     <w:r>
       <w:tab/>
       <w:tab/>
-      <w:t>2026-05-23</w:t>
+      <w:t>2026-05-24</w:t>
       <w:br/>
       <w:br/>
     </w:r>

--- a/klagomål/A 2278-2026 FSC-klagomål.docx
+++ b/klagomål/A 2278-2026 FSC-klagomål.docx
@@ -671,7 +671,7 @@
     <w:r>
       <w:tab/>
       <w:tab/>
-      <w:t>2026-05-24</w:t>
+      <w:t>2026-05-25</w:t>
       <w:br/>
       <w:br/>
     </w:r>

--- a/klagomål/A 2278-2026 FSC-klagomål.docx
+++ b/klagomål/A 2278-2026 FSC-klagomål.docx
@@ -671,7 +671,7 @@
     <w:r>
       <w:tab/>
       <w:tab/>
-      <w:t>2026-05-25</w:t>
+      <w:t>2026-05-26</w:t>
       <w:br/>
       <w:br/>
     </w:r>

--- a/klagomål/A 2278-2026 FSC-klagomål.docx
+++ b/klagomål/A 2278-2026 FSC-klagomål.docx
@@ -671,7 +671,7 @@
     <w:r>
       <w:tab/>
       <w:tab/>
-      <w:t>2026-05-26</w:t>
+      <w:t>2026-05-27</w:t>
       <w:br/>
       <w:br/>
     </w:r>

--- a/klagomål/A 2278-2026 FSC-klagomål.docx
+++ b/klagomål/A 2278-2026 FSC-klagomål.docx
@@ -671,7 +671,7 @@
     <w:r>
       <w:tab/>
       <w:tab/>
-      <w:t>2026-05-27</w:t>
+      <w:t>2026-05-28</w:t>
       <w:br/>
       <w:br/>
     </w:r>

--- a/klagomål/A 2278-2026 FSC-klagomål.docx
+++ b/klagomål/A 2278-2026 FSC-klagomål.docx
@@ -671,7 +671,7 @@
     <w:r>
       <w:tab/>
       <w:tab/>
-      <w:t>2026-05-28</w:t>
+      <w:t>2026-05-29</w:t>
       <w:br/>
       <w:br/>
     </w:r>

--- a/klagomål/A 2278-2026 FSC-klagomål.docx
+++ b/klagomål/A 2278-2026 FSC-klagomål.docx
@@ -671,7 +671,7 @@
     <w:r>
       <w:tab/>
       <w:tab/>
-      <w:t>2026-05-29</w:t>
+      <w:t>2026-05-30</w:t>
       <w:br/>
       <w:br/>
     </w:r>

--- a/klagomål/A 2278-2026 FSC-klagomål.docx
+++ b/klagomål/A 2278-2026 FSC-klagomål.docx
@@ -671,7 +671,7 @@
     <w:r>
       <w:tab/>
       <w:tab/>
-      <w:t>2026-05-30</w:t>
+      <w:t>2026-05-31</w:t>
       <w:br/>
       <w:br/>
     </w:r>

--- a/klagomål/A 2278-2026 FSC-klagomål.docx
+++ b/klagomål/A 2278-2026 FSC-klagomål.docx
@@ -163,7 +163,7 @@
         <w:pStyle w:val="Title"/>
       </w:pPr>
       <w:r>
-        <w:t>Inledande FSC- /PEFC-klagomål – information om höga naturvärden i avverkningsanmälan A 2278-2026 i Åsele kommun</w:t>
+        <w:t>Inledande FSC- /PEFC-klagomål – information om höga naturvärden och fridlysta arter i avverkningsanmälan A 2278-2026 i Åsele kommun</w:t>
       </w:r>
     </w:p>
     <w:p>
@@ -173,7 +173,7 @@
     </w:p>
     <w:p>
       <w:r>
-        <w:t>Nedan presenteras fynd av naturvårdsarter som gjorts i det avverkningsanmälda området, samt relevanta utdrag ur standarderna för FSC, Chain of Custody, Controlled Wood och PEFC.</w:t>
+        <w:t>Nedan presenteras fynd av naturvårdsarter och fridlysta arter som gjorts i det avverkningsanmälda området, samt relevanta utdrag ur standarderna för FSC, Chain of Custody, Controlled Wood och PEFC. I BILAGA 1 finns artfakta om fridlysta arter.</w:t>
       </w:r>
     </w:p>
     <w:p>
@@ -191,7 +191,7 @@
     </w:p>
     <w:p>
       <w:r>
-        <w:t>I avverkningsanmälan har följande 1 naturvårdsarter hittats: vedticka (S). Arter som är signalarter enligt Skogsstyrelsen har markerats med (S).</w:t>
+        <w:t>I avverkningsanmälan har följande 6 naturvårdsarter hittats: garnlav (NT), rosenticka (NT), tretåig hackspett (NT, §4), stuplav (S), vedticka (S) och vanlig groda (§6). Av dessa är 3 rödlistade. För rödlistade arter har rödlistekategorin angivits inom parentes. Arter som är signalarter enligt Skogsstyrelsen har markerats med (S). För fridlysta arter anges även paragrafen i Artskyddsförordningen som arten är fridlyst enligt.</w:t>
       </w:r>
     </w:p>
     <w:p>
@@ -206,7 +206,7 @@
       <w:r>
         <w:drawing>
           <wp:inline xmlns:a="http://schemas.openxmlformats.org/drawingml/2006/main" xmlns:pic="http://schemas.openxmlformats.org/drawingml/2006/picture">
-            <wp:extent cx="5486400" cy="3654175"/>
+            <wp:extent cx="5486400" cy="3578962"/>
             <wp:docPr id="1" name="Picture 1"/>
             <wp:cNvGraphicFramePr>
               <a:graphicFrameLocks noChangeAspect="1"/>
@@ -227,7 +227,7 @@
                   <pic:spPr>
                     <a:xfrm>
                       <a:off x="0" y="0"/>
-                      <a:ext cx="5486400" cy="3654175"/>
+                      <a:ext cx="5486400" cy="3578962"/>
                     </a:xfrm>
                     <a:prstGeom prst="rect"/>
                   </pic:spPr>
@@ -251,6 +251,120 @@
         <w:rPr>
           <w:b/>
         </w:rPr>
+        <w:t>Garnlav (VU)</w:t>
+      </w:r>
+      <w:r>
+        <w:t xml:space="preserve"> är en utpräglad barrskogsart som ibland kan drapera träden i norrländska grannaturskogar med hög luftfuktighet. Den förekommer även i talldominerade bestånd där den, förutom i trädens grenverk, påträffas hängande över ojämnheter i tallbarken. Arten har minskat starkt i södra och mellersta Sverige och den minskar även i sitt nordliga utbredningsområde. Minskningstakten uppgår till 30 (20–50) % inom 50 år och överstiger gränsvärdet för Sårbar (VU). Orsaken till tillbakagången beror främst på slutavverkningar av naturskogsartade skogar. Bestånd med riklig förekomst bör regelmässigt sparas, vilket även gynnar flera andra sällsynta och rödlistade arter. Garnlav är värdväxt för den mycket sällsynta och akut hotade fjärilen barrskogslavfly (CR) som hör hemma i boreala barrskogar med riklig förekomst av värdväxten. Tidigare kunde arten konstateras årligen på flera platser vid Dala-Floda i Dalarna innan lokalerna kalavverkades. Senaste fyndet i landet av barrskogslavfly är från år 2000 då den påträffades vid Högberget i Sollefteå kommun. Garnlav är typisk art för </w:t>
+      </w:r>
+      <w:r>
+        <w:rPr>
+          <w:i/>
+        </w:rPr>
+        <w:t xml:space="preserve">9010 Taiga </w:t>
+      </w:r>
+      <w:r>
+        <w:t>och</w:t>
+      </w:r>
+      <w:r>
+        <w:rPr>
+          <w:i/>
+        </w:rPr>
+        <w:t xml:space="preserve"> 9070 Trädklädd betesmark</w:t>
+      </w:r>
+      <w:r>
+        <w:t xml:space="preserve"> (SLU Artdatabanken, 2026).</w:t>
+      </w:r>
+    </w:p>
+    <w:p>
+      <w:r>
+        <w:rPr>
+          <w:b/>
+        </w:rPr>
+        <w:t>Rosenticka (NT)</w:t>
+      </w:r>
+      <w:r>
+        <w:t xml:space="preserve">, rödlistad som nära hotad, ingår i en karaktäristisk association av vedsvampar som växer på gamla, grova granlågor i urskogsartade barrskogar. Den är placerad i toppen av Skogsstyrelsens värdepyramid för bedömning av skog med höga naturvärden och indikerar ett granskogsekosystem med långvarig kontinuitet av grova lågor. Artens beroende av grova granlågor innebär att alla skogsskötselåtgärder på eller i omedelbar närhet av lokalerna utgör ett hot på lång sikt. Det är angeläget att populationerna inte ytterligare glesas ut och ett tillräckligt antal områden där arten nu finns måste sparas för framtiden. Rosenticka är typisk art för </w:t>
+      </w:r>
+      <w:r>
+        <w:rPr>
+          <w:i/>
+        </w:rPr>
+        <w:t xml:space="preserve">9010 Taiga </w:t>
+      </w:r>
+      <w:r>
+        <w:t xml:space="preserve">och </w:t>
+      </w:r>
+      <w:r>
+        <w:rPr>
+          <w:i/>
+        </w:rPr>
+        <w:t>9050 Näringsrik granskog</w:t>
+      </w:r>
+      <w:r>
+        <w:t xml:space="preserve"> (Nitare &amp; Skogsstyrelsen, 2019; SLU Artdatabanken, 2024).</w:t>
+      </w:r>
+    </w:p>
+    <w:p>
+      <w:r>
+        <w:rPr>
+          <w:b/>
+        </w:rPr>
+        <w:t>Stuplav</w:t>
+      </w:r>
+      <w:r>
+        <w:t xml:space="preserve"> är en mycket bra signalart i hela sitt utbredningsområde och förekommer nästan enbart i skogsmiljöer med höga naturvärden. Den indikerar långvarig förekomst av gamla lövträd och miljöer med konstant hög luftfuktighet. I skogar med suboceaniskt klimat finns det en mycket sällsynt parasit, njurlavsknapp </w:t>
+      </w:r>
+      <w:r>
+        <w:rPr>
+          <w:i/>
+        </w:rPr>
+        <w:t>Pletocarpon nephromeum</w:t>
+      </w:r>
+      <w:r>
+        <w:t xml:space="preserve"> (EN), som växer på stuplav. Ytterligare tre sällsynta lavparasiter, </w:t>
+      </w:r>
+      <w:r>
+        <w:rPr>
+          <w:i/>
+        </w:rPr>
+        <w:t>Protounguicularia nephromatis</w:t>
+      </w:r>
+      <w:r>
+        <w:t xml:space="preserve"> (VU), </w:t>
+      </w:r>
+      <w:r>
+        <w:rPr>
+          <w:i/>
+        </w:rPr>
+        <w:t>Refractohilum galligenum</w:t>
+      </w:r>
+      <w:r>
+        <w:t xml:space="preserve"> (NT) och </w:t>
+      </w:r>
+      <w:r>
+        <w:rPr>
+          <w:i/>
+        </w:rPr>
+        <w:t>Roselliniella nephromatis</w:t>
+      </w:r>
+      <w:r>
+        <w:t xml:space="preserve"> (DD), kan också påträffas på stuplav. Stuplav är typisk art för </w:t>
+      </w:r>
+      <w:r>
+        <w:rPr>
+          <w:i/>
+        </w:rPr>
+        <w:t>9010 Taiga</w:t>
+      </w:r>
+      <w:r>
+        <w:t xml:space="preserve"> (SLU Artdatabanken, 2026; Nitare &amp; Skogsstyrelsen, 2019).</w:t>
+      </w:r>
+    </w:p>
+    <w:p>
+      <w:r>
+        <w:rPr>
+          <w:b/>
+        </w:rPr>
         <w:t xml:space="preserve">Vedticka </w:t>
       </w:r>
       <w:r>
@@ -271,6 +385,67 @@
         <w:pStyle w:val="Heading1"/>
       </w:pPr>
       <w:r>
+        <w:t>Fridlysta arter</w:t>
+      </w:r>
+    </w:p>
+    <w:p>
+      <w:r>
+        <w:t>Följande fridlysta arter har sina livsmiljöer och växtplatser i den avverkningsanmälda skogen: tretåig hackspett (NT, §4) och vanlig groda (§6).</w:t>
+      </w:r>
+    </w:p>
+    <w:p>
+      <w:r>
+        <w:t xml:space="preserve">Observera att medlemsländerna är skyldiga att agera i enlighet med EU:s fågeldirektiv där det uttryckligen står att direktivet gäller för fåglar samt för deras ägg, bon och </w:t>
+      </w:r>
+      <w:r>
+        <w:rPr>
+          <w:b/>
+        </w:rPr>
+        <w:t xml:space="preserve">livsmiljöer </w:t>
+      </w:r>
+      <w:r>
+        <w:t>(artikel 1). Vidare att de åtgärder som vidtas inte får leda till en försämring av den nuvarande situationen beträffande bevarandet av de fågelarter som avses i artikel 1 (artikel 13). Fågeldirektivet är styrande för tillsynsansvariga myndigheters ärendehantering, ställningstaganden och beslutsfattande.</w:t>
+      </w:r>
+    </w:p>
+    <w:p>
+      <w:r>
+        <w:rPr>
+          <w:b/>
+        </w:rPr>
+        <w:t>Tretåig hackspett (NT, §4)</w:t>
+      </w:r>
+      <w:r>
+        <w:t xml:space="preserve"> är rödlistad som nära hotad och ingår i bilaga 1 i EU:s fågeldirektiv. Tretåig hackspett är för sin överlevnad beroende av kontinuerlig tillförsel av äldre döende och död ved, som sker genom naturliga självgallringsprocesser i äldre grannaturskogar och barrblandade naturskogar. Om en skog genom skogsbruk gallras eller glesas ur så upphör och uteblir i stort sett den naturliga självgallringsprocessen för mycket lång tid framöver vilket omöjliggör upprätthållandet av den kontinuerliga ekologiska funktionen i ett område. Det finns studier som visar att naturskogens självgallringsprocess som den tretåiga hackspetten är beroende av, inte kan ersättas med efterlämnad hänsyn i skogsbruket (Imbeau &amp; Desrochers, 2002). Storleken på häckningsreviret varierar med skogstypen, förekomsten av död ved och graden av fragmentering, men är i allmänhet i storleksordningen 25–100 hektar. Vintertid krävs ofta betydligt större områden och det finns studier som antyder att arten behöver minst 100 hektar äldre skog. I områden med låg bonitet kan det behövas över 200 hektar lämpligt habitat för att ett par ska kunna reproducera sig. Områden med dokumenterad permanent förekomst i naturskogsmiljöer har vanligen så stora naturvärden att skogsbruk är olämpligt. Tretåig hackspett är typisk art för </w:t>
+      </w:r>
+      <w:r>
+        <w:rPr>
+          <w:i/>
+        </w:rPr>
+        <w:t xml:space="preserve">9010 Taiga, 9740 Skogsbevuxen myr, 9030 Landhöjningsskog </w:t>
+      </w:r>
+      <w:r>
+        <w:t xml:space="preserve">och </w:t>
+      </w:r>
+      <w:r>
+        <w:rPr>
+          <w:i/>
+        </w:rPr>
+        <w:t>9040 Fjällbjörkskog</w:t>
+      </w:r>
+      <w:r>
+        <w:t xml:space="preserve"> (Skogsstyrelsen, 2016; SLU Artdatabanken, 2024).</w:t>
+      </w:r>
+    </w:p>
+    <w:p>
+      <w:r>
+        <w:t>I BILAGA 1 finns mer detaljerad information om ekologi samt krav på livsmiljö hos fridlysta arter.</w:t>
+      </w:r>
+    </w:p>
+    <w:p>
+      <w:pPr>
+        <w:pStyle w:val="Heading1"/>
+      </w:pPr>
+      <w:r>
         <w:t>Certifiering</w:t>
       </w:r>
     </w:p>
@@ -318,6 +493,22 @@
       <w:r>
         <w:t>I den avverkningsanmälda skogen har fridlysta arter sina livsmiljöer och växtplatser. Att skada de fridlysta arternas livsmiljöer, växtplatser eller ekologiska funktion är inte tillåtet enligt artskyddsförordningen.</w:t>
       </w:r>
+      <w:r>
+        <w:rPr>
+          <w:i/>
+        </w:rPr>
+        <w:t xml:space="preserve"> EU:s medlemsländer och skogsbolag är skyldiga att agera i enlighet med EU:s fågeldirektiv där det uttryckligen står att direktivet gäller för fåglar samt för deras ägg, bon och </w:t>
+      </w:r>
+      <w:r>
+        <w:rPr>
+          <w:b/>
+          <w:i/>
+        </w:rPr>
+        <w:t xml:space="preserve">livsmiljöer </w:t>
+      </w:r>
+      <w:r>
+        <w:t>(artikel 1). Vidare att de åtgärder som vidtas inte får leda till en försämring av den nuvarande situationen beträffande bevarandet av de fågelarter som avses i artikel 1 (artikel 13).</w:t>
+      </w:r>
     </w:p>
     <w:p>
       <w:r>
@@ -356,7 +547,7 @@
         <w:rPr>
           <w:i/>
         </w:rPr>
-        <w:t>I det avverkningsanmälda skogsområdet har 1 naturvårdsarter varav 0 rödlistade arter sina livsmiljöer och växtplatser.</w:t>
+        <w:t>I det avverkningsanmälda skogsområdet har 6 naturvårdsarter varav 3 rödlistade arter sina livsmiljöer och växtplatser.</w:t>
       </w:r>
     </w:p>
     <w:p>
@@ -541,6 +732,220 @@
           <w:i/>
         </w:rPr>
         <w:t>I den avverkningsanmälda skogen har fridlysta arter sina livsmiljöer och växtplatser. Att skada de fridlysta arternas livsmiljöer, växtplatser eller ekologiska funktion är inte tillåtet enligt artskyddsförordningen</w:t>
+      </w:r>
+    </w:p>
+    <w:p>
+      <w:r>
+        <w:br w:type="page"/>
+      </w:r>
+    </w:p>
+    <w:p>
+      <w:pPr>
+        <w:pStyle w:val="Title"/>
+      </w:pPr>
+      <w:r>
+        <w:t>BILAGA 1 – Fridlysta arter</w:t>
+      </w:r>
+    </w:p>
+    <w:p>
+      <w:pPr>
+        <w:pStyle w:val="Heading1"/>
+      </w:pPr>
+      <w:r>
+        <w:t>Tretåig hackspett – ekologi samt krav på livsmiljön</w:t>
+      </w:r>
+    </w:p>
+    <w:p>
+      <w:r>
+        <w:t xml:space="preserve">Tretåig hackspett (NT) är fridlyst enligt §4 Artskyddsförordningen och finns med som prioriterad art i Skogsstyrelsen vägledning för skogsbruket (bilaga 4 till SVL). I vägledningen står bland annat att: </w:t>
+      </w:r>
+      <w:r>
+        <w:rPr>
+          <w:i/>
+        </w:rPr>
+        <w:t xml:space="preserve">“Tretåig hackspett har stora arealkrav och höga krav på sin livsmiljö. Omdaningen av naturskogar till kulturskogar medför en förlust av viktiga miljöer, något som förstärks av ökad fragmentering till följd av avverkningar.” </w:t>
+      </w:r>
+      <w:r>
+        <w:t xml:space="preserve">Vidare att: </w:t>
+      </w:r>
+      <w:r>
+        <w:rPr>
+          <w:i/>
+        </w:rPr>
+        <w:t>“Områden med dokumenterad permanent förekomst i naturskogsmiljöer har vanligen så stora naturvärden att skogsbruk är olämpligt”</w:t>
+      </w:r>
+      <w:r>
+        <w:t xml:space="preserve"> (SLU Artdatabanken, 2024; Skogsstyrelsen, 2016)</w:t>
+      </w:r>
+      <w:r>
+        <w:rPr>
+          <w:i/>
+        </w:rPr>
+        <w:t>.</w:t>
+      </w:r>
+    </w:p>
+    <w:p>
+      <w:r>
+        <w:t>Tretåig hackspett är beroende av större sammanhängande naturskogar med kontinuerlig tillgång och nybildning av död ved och fragmentering av livsmiljöerna utgör ett stort hot mot arten (se exempelvis Stachura-Skierczynska et al., 2009; Wesolowski et al., 2005; Butler et al., 2004; Pakkala et al., 2002; Amcoff et al., 1996; Virkkala, 1991). Det finns studier som visar att naturskogens självgallringsprocess som den tretåiga hackspetten är beroende av, inte kan ersättas med efterlämnad hänsyn i skogsbruket (Imbeau &amp; Desrochers, 2002).</w:t>
+      </w:r>
+    </w:p>
+    <w:p>
+      <w:r>
+        <w:t>Permanenta revir av tretåig hackspett karaktäriseras ofta av artens typiska ringformigt ordnade hackmärken på framför allt gamla granar. För att säkerställa att inte revir av tretåig hackspett drabbas av avverkningsplanerna bör en inventering göras i området både under häckningstid och under vintern, då arten utnyttjar betydligt större områden än under sommarens häckningsrevir. Storleken på häckningsreviret varierar med skogstypen, förekomsten av död ved och graden av fragmentering, men är i allmänhet i storleksordningen 25–100 hektar (SLU Artdatabanken, 2024; Skogsstyrelsen, 2016).</w:t>
+      </w:r>
+    </w:p>
+    <w:p>
+      <w:r>
+        <w:t xml:space="preserve">Förutom fridlysning enligt §4 Artskyddsförordningen är tretåig hackspett även förtecknad i EU:s fågeldirektiv bilaga 1. Den är typisk art för </w:t>
+      </w:r>
+      <w:r>
+        <w:rPr>
+          <w:i/>
+        </w:rPr>
+        <w:t xml:space="preserve">9010 Taiga, 9740 Skogsbevuxen myr, 9030 Landhöjningsskog </w:t>
+      </w:r>
+      <w:r>
+        <w:t xml:space="preserve">och </w:t>
+      </w:r>
+      <w:r>
+        <w:rPr>
+          <w:i/>
+        </w:rPr>
+        <w:t>9040 Fjällbjörkskog</w:t>
+      </w:r>
+      <w:r>
+        <w:t xml:space="preserve"> samt ingår i Natura 2000 och är förtecknad i Bernkonventionen bilaga II (strikt skyddade djurarter) (SLU Artdatabanken, 2024; Skogsstyrelsen, 2016).</w:t>
+      </w:r>
+    </w:p>
+    <w:p>
+      <w:pPr>
+        <w:pStyle w:val="Heading2"/>
+      </w:pPr>
+      <w:r>
+        <w:t>Referenser – tretåig hackspett</w:t>
+      </w:r>
+    </w:p>
+    <w:p>
+      <w:r>
+        <w:t xml:space="preserve">Amcoff, M. &amp; Eriksson, P. 1996. </w:t>
+      </w:r>
+      <w:r>
+        <w:rPr>
+          <w:i/>
+        </w:rPr>
+        <w:t xml:space="preserve">Förekomst av tretåig hackspett Picoides tridactylus på bestånds- och landskapsnivå. </w:t>
+      </w:r>
+      <w:r>
+        <w:t>Ornis Svecica 6: 107–119.</w:t>
+      </w:r>
+    </w:p>
+    <w:p>
+      <w:r>
+        <w:t xml:space="preserve">Butler, R., Angelstam, P., Ekelund, P. &amp; Schlaeffer, R. 2004. </w:t>
+      </w:r>
+      <w:r>
+        <w:rPr>
+          <w:i/>
+        </w:rPr>
+        <w:t xml:space="preserve">Dead wood threshold values for the three-toed woodpecker presence in boreal and sub-Alpine forest. </w:t>
+      </w:r>
+      <w:r>
+        <w:t>Biological conservation 119(3): 305–318.</w:t>
+      </w:r>
+    </w:p>
+    <w:p>
+      <w:r>
+        <w:t xml:space="preserve">Imbeau, L. &amp; Desrochers, A. 2002. </w:t>
+      </w:r>
+      <w:r>
+        <w:rPr>
+          <w:i/>
+        </w:rPr>
+        <w:t xml:space="preserve">Foraging Ecology and Use of Drumming Trees by Three-Toed Woodpeckers. </w:t>
+      </w:r>
+      <w:r>
+        <w:t>The Journal of Wildlife Management. Vol. 66, No. 1 (Jan., 2002), pp. 222–231.</w:t>
+      </w:r>
+    </w:p>
+    <w:p>
+      <w:r>
+        <w:t xml:space="preserve">Pakkala, T., Hanski, I. &amp; Tomppo, E. 2002. </w:t>
+      </w:r>
+      <w:r>
+        <w:rPr>
+          <w:i/>
+        </w:rPr>
+        <w:t xml:space="preserve">Spatial ecology of the three-toed woodpecker in managed forest landscapes. </w:t>
+      </w:r>
+      <w:r>
+        <w:t>Silva Fennica 36(1): 279–288.</w:t>
+      </w:r>
+    </w:p>
+    <w:p>
+      <w:r>
+        <w:t xml:space="preserve">Skogsstyrelsen, 2016. </w:t>
+      </w:r>
+      <w:r>
+        <w:rPr>
+          <w:i/>
+        </w:rPr>
+        <w:t>Vägledning för hänsyn till fåglar – Tretåig hackspett.</w:t>
+      </w:r>
+    </w:p>
+    <w:p>
+      <w:r>
+        <w:t xml:space="preserve">SLU Artdatabanken, 2024. </w:t>
+      </w:r>
+      <w:r>
+        <w:rPr>
+          <w:i/>
+        </w:rPr>
+        <w:t xml:space="preserve">Artfaktablad. Naturvård – artfakta. </w:t>
+      </w:r>
+      <w:r>
+        <w:t>SLU Artdatabanken, Uppsala.</w:t>
+      </w:r>
+    </w:p>
+    <w:p>
+      <w:r>
+        <w:t xml:space="preserve">Stachura-Skierczynska, K., Tumiel, T. &amp; Skierczynski, M. 2009. </w:t>
+      </w:r>
+      <w:r>
+        <w:rPr>
+          <w:i/>
+        </w:rPr>
+        <w:t xml:space="preserve">Habitat prediction model for three-toed woodpecker and its implications for the conservation of biologically valuable forests. </w:t>
+      </w:r>
+      <w:r>
+        <w:t>Forest Ecology and Management 258(5): 697–703.</w:t>
+      </w:r>
+    </w:p>
+    <w:p>
+      <w:r>
+        <w:t xml:space="preserve">Virkkala, R. 1991. </w:t>
+      </w:r>
+      <w:r>
+        <w:rPr>
+          <w:i/>
+        </w:rPr>
+        <w:t xml:space="preserve">Population trends of forest birds in a Finnish Lapland landscape of large habitat blocks – Consequences of stochastic environmental variation or regional habitat alteration. </w:t>
+      </w:r>
+      <w:r>
+        <w:t>Biological conservation 56(2): 223–240.</w:t>
+      </w:r>
+    </w:p>
+    <w:p>
+      <w:r>
+        <w:t xml:space="preserve">Wesolowski, T., Czeszczewik, D. &amp; Rowinski, P. 2005. </w:t>
+      </w:r>
+      <w:r>
+        <w:rPr>
+          <w:i/>
+        </w:rPr>
+        <w:t xml:space="preserve">Effects of forest management on Three-toed Woodpecker Picoides tridactylus distribution in the Bialowieza Forest (NE Poland): conservation implications. </w:t>
+      </w:r>
+      <w:r>
+        <w:t>Acta Ornithologica 40(1): 53–60.</w:t>
       </w:r>
     </w:p>
     <w:sectPr>
@@ -671,7 +1076,7 @@
     <w:r>
       <w:tab/>
       <w:tab/>
-      <w:t>2026-05-31</w:t>
+      <w:t>2026-06-01</w:t>
       <w:br/>
       <w:br/>
     </w:r>

--- a/klagomål/A 2278-2026 FSC-klagomål.docx
+++ b/klagomål/A 2278-2026 FSC-klagomål.docx
@@ -173,7 +173,7 @@
     </w:p>
     <w:p>
       <w:r>
-        <w:t>Nedan presenteras fynd av naturvårdsarter och fridlysta arter som gjorts i det avverkningsanmälda området, samt relevanta utdrag ur standarderna för FSC, Chain of Custody, Controlled Wood och PEFC. I BILAGA 1 finns artfakta om fridlysta arter.</w:t>
+        <w:t>Nedan presenteras fynd av naturvårdsarter och fridlysta arter som gjorts i det avverkningsanmälda området, samt relevanta utdrag ur standarderna för FSC, Chain of Custody, Controlled Wood och PEFC. I BILAGA 1 finns artfakta om fridlysta och rödlistade arter.</w:t>
       </w:r>
     </w:p>
     <w:p>
@@ -191,7 +191,7 @@
     </w:p>
     <w:p>
       <w:r>
-        <w:t>I avverkningsanmälan har följande 6 naturvårdsarter hittats: garnlav (NT), rosenticka (NT), tretåig hackspett (NT, §4), stuplav (S), vedticka (S) och vanlig groda (§6). Av dessa är 3 rödlistade. För rödlistade arter har rödlistekategorin angivits inom parentes. Arter som är signalarter enligt Skogsstyrelsen har markerats med (S). För fridlysta arter anges även paragrafen i Artskyddsförordningen som arten är fridlyst enligt.</w:t>
+        <w:t>I avverkningsanmälan har följande 21 naturvårdsarter hittats: blackticka (VU), rynkskinn (VU), garnlav (NT), granticka (NT), gränsticka (NT), harticka (NT), lunglav (NT), rosenticka (NT), spillkråka (NT, §4), tretåig hackspett (NT, §4), ullticka (NT), korallblylav (S), luddlav (S), mörk husmossa (S), plattlummer (S, §9), skinnlav (S), spindelblomster (S, §8), stuplav (S), trådticka (S), vedticka (S) och vanlig groda (§6). Av dessa är 11 rödlistade. För rödlistade arter har rödlistekategorin angivits inom parentes. Arter som är signalarter enligt Skogsstyrelsen har markerats med (S). För fridlysta arter anges även paragrafen i Artskyddsförordningen som arten är fridlyst enligt.</w:t>
       </w:r>
     </w:p>
     <w:p>
@@ -251,6 +251,17 @@
         <w:rPr>
           <w:b/>
         </w:rPr>
+        <w:t>Blackticka (VU)</w:t>
+      </w:r>
+      <w:r>
+        <w:t>, rödlistad som sårbar, är en exklusiv svamp som signalerar fuktiga granskogar med mycket höga naturvärden. Den har klassificerats som en “urskogsindikator” och påträffas nästan enbart i urskogsartade barrnaturskogar med långvarig kontinuitet av grova lågor i olika nedbrytningsstadier. Skogsskötselåtgärder på eller i omedelbar närhet av lokalerna utgör ett hot och på lång sikt innebär fragmenteringen av skogslandskapet att artens förekomster isoleras vilket i sig utgör ett hot mot artens överlevnad. Fler skogar med blackticka måste skyddas (Nitare &amp; Skogsstyrelsen, 2019; SLU Artdatabanken, 2024).</w:t>
+      </w:r>
+    </w:p>
+    <w:p>
+      <w:r>
+        <w:rPr>
+          <w:b/>
+        </w:rPr>
         <w:t>Garnlav (VU)</w:t>
       </w:r>
       <w:r>
@@ -280,6 +291,245 @@
         <w:rPr>
           <w:b/>
         </w:rPr>
+        <w:t>Granticka</w:t>
+      </w:r>
+      <w:r>
+        <w:t xml:space="preserve"> förekommer främst i äldre skogar med naturskogskaraktär, liksom i dimensionsavverkade och plockhuggna skogar. I äldre grannaturskog i norra Sverige är den alltjämt en förhållandevis vanlig karaktärsart, medan den längre söderut blir allt mer sällsynt. I Götaland och delar av Svealand är den en god signalart för skyddsvärda granskogsmiljöer. Arten bedöms ha minskat starkt under senare år på grund av skogsavverkningar, då den framför allt växer i äldre granskog med långvarig grankontinuitet. I urskogsliknande bestånd i norra Sverige kan ibland påträffas den mycket sällsynta tickan grantickeporing (VU), som lever på döda grantickor. Det som tidigare inbegripit grantickan har visat sig röra sig om två arter; tajgagranticka </w:t>
+      </w:r>
+      <w:r>
+        <w:rPr>
+          <w:i/>
+        </w:rPr>
+        <w:t>Porodaedalea abietis</w:t>
+      </w:r>
+      <w:r>
+        <w:t xml:space="preserve"> (LC) och </w:t>
+      </w:r>
+      <w:r>
+        <w:rPr>
+          <w:i/>
+        </w:rPr>
+        <w:t>Porodaedalea chrysoloma</w:t>
+      </w:r>
+      <w:r>
+        <w:t xml:space="preserve"> (DD). Den nordligare arten, tajgagranticka, bildar större fruktkroppar och har sin främsta förekomst i norra Sverige, medan den mer tunnköttiga arten, </w:t>
+      </w:r>
+      <w:r>
+        <w:rPr>
+          <w:i/>
+        </w:rPr>
+        <w:t>P. chrysoloma</w:t>
+      </w:r>
+      <w:r>
+        <w:t>, förekommer i sydöstra Sverige och på Gotland (SLU Artdatabanken, 2026; Nitare &amp; Skogsstyrelsen, 2019).</w:t>
+      </w:r>
+    </w:p>
+    <w:p>
+      <w:r>
+        <w:rPr>
+          <w:b/>
+        </w:rPr>
+        <w:t>Gränsticka (VU)</w:t>
+      </w:r>
+      <w:r>
+        <w:t xml:space="preserve"> är en mycket bra signalart inom hela sitt utbredningsområde. Den är huvudsakligen knuten till restbestånd av barrnaturskog och förekommer med ett tydligt optimum i orörda eller måttligt påverkade gamla granskogar där det föreligger långvarig kontinuitet av grov död ved. Den totala populationen bedöms ha minskat och fortsätter att minska i takt med att grankontinuitetsskogar (äldre tidigare icke kalavverkade skogar) minskar i areal. Minskningstakten överstiger gränsvärdet för sårbar (VU). Lokaler som hyser arten bör undantas från skogsbruk, speciellt i mellersta och södra Sverige. Gränsticka är typisk art för </w:t>
+      </w:r>
+      <w:r>
+        <w:rPr>
+          <w:i/>
+        </w:rPr>
+        <w:t>9010 Taiga</w:t>
+      </w:r>
+      <w:r>
+        <w:t xml:space="preserve"> (SLU Artdatabanken, 2026; Nitare &amp; Skogsstyrelsen, 2019).</w:t>
+      </w:r>
+    </w:p>
+    <w:p>
+      <w:r>
+        <w:rPr>
+          <w:b/>
+        </w:rPr>
+        <w:t>Harticka (NT)</w:t>
+      </w:r>
+      <w:r>
+        <w:t xml:space="preserve"> är normalt en mycket bra signalart för granskogar med höga naturvärden. Även när svampen påträffas i mer påverkade skogar är det nästan alltid fråga om skogsmiljöer i sena successionsstadier med höga naturvärden. Skogsskötselåtgärder på eller i omedelbar närhet av växtplatserna kan innebära ett hot mot arten. Harticka är typisk art för </w:t>
+      </w:r>
+      <w:r>
+        <w:rPr>
+          <w:i/>
+        </w:rPr>
+        <w:t xml:space="preserve">9010 Taiga, 9050 Näringsrik granskog </w:t>
+      </w:r>
+      <w:r>
+        <w:t xml:space="preserve">och </w:t>
+      </w:r>
+      <w:r>
+        <w:rPr>
+          <w:i/>
+        </w:rPr>
+        <w:t>9030 Landhöjningsskog</w:t>
+      </w:r>
+      <w:r>
+        <w:t xml:space="preserve"> (SLU Artdatabanken, 2024; Nitare &amp; Skogsstyrelsen, 2019).</w:t>
+      </w:r>
+    </w:p>
+    <w:p>
+      <w:r>
+        <w:rPr>
+          <w:b/>
+        </w:rPr>
+        <w:t>Korallblylav</w:t>
+      </w:r>
+      <w:r>
+        <w:t xml:space="preserve"> växer på bark av asp, ask, rönn, sälg, bok och lönn och signalerar överallt skogsbestånd med höga naturvärden och den följs nästan alltid av andra ovanliga och rödlistade arter. Den indikerar hög och jämn luftfuktighet och växer främst i områden med lång skoglig kontinuitet där det funnits ett ständigt inslag av gamla lövträd. Korallblylav är typisk art för </w:t>
+      </w:r>
+      <w:r>
+        <w:rPr>
+          <w:i/>
+        </w:rPr>
+        <w:t xml:space="preserve">9020 Nordlig ädellövskog, 9070 Trädklädd betesmark, 9160 Näringsrik ekskog, 9180 Ädellövskog i branter </w:t>
+      </w:r>
+      <w:r>
+        <w:t>och</w:t>
+      </w:r>
+      <w:r>
+        <w:rPr>
+          <w:i/>
+        </w:rPr>
+        <w:t xml:space="preserve"> 9190 Näringsfattig ekskog</w:t>
+      </w:r>
+      <w:r>
+        <w:t xml:space="preserve"> (SLU Artdatabanken, 2024; Nitare &amp; Skogsstyrelsen, 2019).</w:t>
+      </w:r>
+    </w:p>
+    <w:p>
+      <w:r>
+        <w:rPr>
+          <w:b/>
+        </w:rPr>
+        <w:t>Luddlav</w:t>
+      </w:r>
+      <w:r>
+        <w:t xml:space="preserve"> signalerar lång skoglig kontinuitet med ett stabilt lokal- och mikroklimat med hög och jämn fuktighet. Luddlav är typisk art för </w:t>
+      </w:r>
+      <w:r>
+        <w:rPr>
+          <w:i/>
+        </w:rPr>
+        <w:t>9010 Taiga,</w:t>
+      </w:r>
+      <w:r>
+        <w:t xml:space="preserve"> </w:t>
+      </w:r>
+      <w:r>
+        <w:rPr>
+          <w:i/>
+        </w:rPr>
+        <w:t xml:space="preserve">9020 Nordlig ädellövskog, 9070 Trädklädd betesmark, 9110 Näringsfattig bokskog, 9180 Ädellövskog i branter </w:t>
+      </w:r>
+      <w:r>
+        <w:t>och</w:t>
+      </w:r>
+      <w:r>
+        <w:rPr>
+          <w:i/>
+        </w:rPr>
+        <w:t xml:space="preserve"> 9190 Näringsfattig ekskog </w:t>
+      </w:r>
+      <w:r>
+        <w:t>(Nitare &amp; Skogsstyrelsen, 2019; SLU Artdatabanken, 2025).</w:t>
+      </w:r>
+    </w:p>
+    <w:p>
+      <w:r>
+        <w:rPr>
+          <w:b/>
+        </w:rPr>
+        <w:t>Lunglav (NT)</w:t>
+      </w:r>
+      <w:r>
+        <w:t xml:space="preserve"> är en av vårt lands främsta signalarter som överallt indikerar gamla lövträd, skogsbestånd med höga naturvärden och ekosystem med långskoglig kontinuitet. Lokalt kan förekomsten vara mycket riklig men den hittas nästan enbart i gamla och ej slutavverkade skogar. Artens samtliga förekomster bör uppmärksammas från naturvårdssynpunkt, då många lokaler även hyser andra ovanliga och rödlistade arter. Rikliga förekomster bör skyddas med biotopskydd, frivilliga avsättningar eller reservat. På lunglav kan de sällsynta lavparasiterna lunglavshårprick (CR), </w:t>
+      </w:r>
+      <w:r>
+        <w:rPr>
+          <w:i/>
+        </w:rPr>
+        <w:t>Abrothallus diederichii</w:t>
+      </w:r>
+      <w:r>
+        <w:t xml:space="preserve"> (VU), </w:t>
+      </w:r>
+      <w:r>
+        <w:rPr>
+          <w:i/>
+        </w:rPr>
+        <w:t>Abrothallus lobariae</w:t>
+      </w:r>
+      <w:r>
+        <w:t xml:space="preserve"> (VU), </w:t>
+      </w:r>
+      <w:r>
+        <w:rPr>
+          <w:i/>
+        </w:rPr>
+        <w:t>Calycina lobariae</w:t>
+      </w:r>
+      <w:r>
+        <w:t xml:space="preserve"> (VU), lunglavsknapp (VU) och skrovelmössing (VU) påträffas. Lunglav är typisk art för </w:t>
+      </w:r>
+      <w:r>
+        <w:rPr>
+          <w:i/>
+        </w:rPr>
+        <w:t>9010 Taiga, 9020 Nordlig ädellövskog, 9110 Näringsfattig bokskog, 9130 Näringsrik bokskog, 9160 Näringsrik ekskog, 9180 Ädellövskog i branter, 9190 Näringsfattig ekskog, 9070 Trädklädd betesmark, 9040 Fjällbjörkskog</w:t>
+      </w:r>
+      <w:r>
+        <w:t xml:space="preserve"> och</w:t>
+      </w:r>
+      <w:r>
+        <w:rPr>
+          <w:i/>
+        </w:rPr>
+        <w:t xml:space="preserve"> 6530 Lövängar</w:t>
+      </w:r>
+      <w:r>
+        <w:t xml:space="preserve"> (SLU Artdatabanken, 2026; Nitare &amp; Skogsstyrelsen, 2019).</w:t>
+      </w:r>
+    </w:p>
+    <w:p>
+      <w:r>
+        <w:rPr>
+          <w:b/>
+        </w:rPr>
+        <w:t xml:space="preserve">Mörk husmossa </w:t>
+      </w:r>
+      <w:r>
+        <w:t xml:space="preserve">är en mycket bra signalart i södra och mellersta Sverige. Den är sannolikt svårspridd och växer huvudsakligen i skog med lång skoglig kontinuitet i områden med konstant hög luftfuktighet. Den är känslig för större avverkningar, men tål plockhuggning som lämnar ett tätare trädskikt och ett obrutet, fukthållande mosstäcke på marken. Ett par studier har klart visat att artens tillväxt försämras när skogen huggs ner intill växtplatsen, och att ett kalhygges påverkan på mörk husmossa avtar både med avståndet från kalhygget och ju fuktigare växtplatsen är. Mörk husmossa är typisk art för </w:t>
+      </w:r>
+      <w:r>
+        <w:rPr>
+          <w:i/>
+        </w:rPr>
+        <w:t xml:space="preserve">9010 Taiga, 9050 Näringsrik granskog, 9080 Lövsumpskog, 9750 Svämlövskog, 9020 Nordlig ädellövskog, 9160 Näringsrik ekskog </w:t>
+      </w:r>
+      <w:r>
+        <w:t>och</w:t>
+      </w:r>
+      <w:r>
+        <w:rPr>
+          <w:i/>
+        </w:rPr>
+        <w:t xml:space="preserve"> 9180 Ädellövskog i branter</w:t>
+      </w:r>
+      <w:r>
+        <w:t xml:space="preserve"> (SLU Artdatabanken, 2024; Nitare &amp; Skogsstyrelsen, 2019).</w:t>
+      </w:r>
+    </w:p>
+    <w:p>
+      <w:r>
+        <w:rPr>
+          <w:b/>
+        </w:rPr>
         <w:t>Rosenticka (NT)</w:t>
       </w:r>
       <w:r>
@@ -309,6 +559,64 @@
         <w:rPr>
           <w:b/>
         </w:rPr>
+        <w:t>Rynkskinn (NT)</w:t>
+      </w:r>
+      <w:r>
+        <w:t xml:space="preserve"> är en vednedbrytare som växer på grova granlågor och ingår i en karaktäristisk association av vedsvampar knutna till urskogsartade barrskogar. Den har klassificerats som en “urskogsindikator” och är placerad i toppen av Skogsstyrelsens värdepyramid för bedömning av skog med höga naturvärden. Allt tyder på att rynkskinn är mycket känslig för skogliga ingrepp och lokalerna, som oftast har höga biologiska kvaliteter, bör lämnas till fri utveckling. Rynkskinn är typisk art för </w:t>
+      </w:r>
+      <w:r>
+        <w:rPr>
+          <w:i/>
+        </w:rPr>
+        <w:t xml:space="preserve">9010 Taiga, 9050 Näringsrik granskog </w:t>
+      </w:r>
+      <w:r>
+        <w:t>och</w:t>
+      </w:r>
+      <w:r>
+        <w:rPr>
+          <w:i/>
+        </w:rPr>
+        <w:t xml:space="preserve"> 9030 Landhöjningsskog</w:t>
+      </w:r>
+      <w:r>
+        <w:t xml:space="preserve"> (Nitare &amp; Skogsstyrelsen, 2019; SLU Artdatabanken, 2026).</w:t>
+      </w:r>
+    </w:p>
+    <w:p>
+      <w:r>
+        <w:rPr>
+          <w:b/>
+        </w:rPr>
+        <w:t xml:space="preserve">Skinnlav </w:t>
+      </w:r>
+      <w:r>
+        <w:t xml:space="preserve">förekommer på diverse lövträd, främst på gammal asp och sälg. Den påträffas främst i områden med lång kontinuitet av grova lövträd och signalerar skogsmark med höga naturvärden. På lokalerna förekommer som regel ett flertal andra ovanliga eller rödlistade lavar. I likhet med gelélavarna, etablerar sig skinnlaven i skogsmark på grova aspar i sena lövsuccessioner. Skinnlav är typisk art för </w:t>
+      </w:r>
+      <w:r>
+        <w:rPr>
+          <w:i/>
+        </w:rPr>
+        <w:t xml:space="preserve">9010 Taiga, 9020 Nordlig ädellövskog </w:t>
+      </w:r>
+      <w:r>
+        <w:t xml:space="preserve">och </w:t>
+      </w:r>
+      <w:r>
+        <w:rPr>
+          <w:i/>
+        </w:rPr>
+        <w:t xml:space="preserve">9070 Trädklädd betesmark </w:t>
+      </w:r>
+      <w:r>
+        <w:t>(Nitare &amp; Skogsstyrelsen, 2019; SLU Artdatabanken, 2025).</w:t>
+      </w:r>
+    </w:p>
+    <w:p>
+      <w:r>
+        <w:rPr>
+          <w:b/>
+        </w:rPr>
         <w:t>Stuplav</w:t>
       </w:r>
       <w:r>
@@ -358,6 +666,91 @@
       </w:r>
       <w:r>
         <w:t xml:space="preserve"> (SLU Artdatabanken, 2026; Nitare &amp; Skogsstyrelsen, 2019).</w:t>
+      </w:r>
+    </w:p>
+    <w:p>
+      <w:r>
+        <w:rPr>
+          <w:b/>
+        </w:rPr>
+        <w:t xml:space="preserve">Trådticka </w:t>
+      </w:r>
+      <w:r>
+        <w:t xml:space="preserve">är knuten till grova granar i rikare ofta fuktiga miljöer. Den återfinns på både levande och döda träd samt stubbar och nyligen fallna träd. Karaktärsart för äldre fuktiga granskogsbiotoper, och i stor mängd är den en bra signalart för miljöer med andra rödlistade arter. Trådticka är typisk art för </w:t>
+      </w:r>
+      <w:r>
+        <w:rPr>
+          <w:i/>
+        </w:rPr>
+        <w:t xml:space="preserve">9010 Taiga </w:t>
+      </w:r>
+      <w:r>
+        <w:t xml:space="preserve">och </w:t>
+      </w:r>
+      <w:r>
+        <w:rPr>
+          <w:i/>
+        </w:rPr>
+        <w:t xml:space="preserve">9050 Näringsrik granskog </w:t>
+      </w:r>
+      <w:r>
+        <w:t>(SLU Artdatabanken, 2025).</w:t>
+      </w:r>
+    </w:p>
+    <w:p>
+      <w:r>
+        <w:rPr>
+          <w:b/>
+        </w:rPr>
+        <w:t>Ullticka (NT)</w:t>
+      </w:r>
+      <w:r>
+        <w:t xml:space="preserve"> är knuten till restbestånd av barrnaturskog och förekommer med ett tydligt optimum i orörda eller måttligt påverkade gamla granskogar där det föreligger viss kontinuitet av grov död ved. Ullticka är en bra signalart inom hela sitt utbredningsområde och i södra Sverige är den sällsynt och en god signalart för skyddsvärda granskogsmiljöer. Den hotas av avverkning och fragmentering av naturskog och äldre granskog med lång trädkontinuitet. På ullticka kan ibland ulltickeporing (VU) påträffas - det är en sällsynt ticka som nyligen delats upp i de tre olika arterna ulltickeporing </w:t>
+      </w:r>
+      <w:r>
+        <w:rPr>
+          <w:i/>
+        </w:rPr>
+        <w:t xml:space="preserve">Skeletocutis brevispora </w:t>
+      </w:r>
+      <w:r>
+        <w:t>(VU)</w:t>
+      </w:r>
+      <w:r>
+        <w:rPr>
+          <w:i/>
+        </w:rPr>
+        <w:t>, Skeletocutis delicata</w:t>
+      </w:r>
+      <w:r>
+        <w:t xml:space="preserve"> (VU)</w:t>
+      </w:r>
+      <w:r>
+        <w:rPr>
+          <w:i/>
+        </w:rPr>
+        <w:t xml:space="preserve"> och Skeletocutis exilis</w:t>
+      </w:r>
+      <w:r>
+        <w:t xml:space="preserve"> (NT). Ullticka är typisk art för </w:t>
+      </w:r>
+      <w:r>
+        <w:rPr>
+          <w:i/>
+        </w:rPr>
+        <w:t xml:space="preserve">9010 Taiga, 9050 Näringsrik granskog </w:t>
+      </w:r>
+      <w:r>
+        <w:t xml:space="preserve">och </w:t>
+      </w:r>
+      <w:r>
+        <w:rPr>
+          <w:i/>
+        </w:rPr>
+        <w:t>9030 Landhöjningsskog</w:t>
+      </w:r>
+      <w:r>
+        <w:t xml:space="preserve"> (SLU Artdatabanken, 2026; Nitare &amp; Skogsstyrelsen, 2019; Miettinen &amp; Niemelä, 2018).</w:t>
       </w:r>
     </w:p>
     <w:p>
@@ -390,7 +783,7 @@
     </w:p>
     <w:p>
       <w:r>
-        <w:t>Följande fridlysta arter har sina livsmiljöer och växtplatser i den avverkningsanmälda skogen: tretåig hackspett (NT, §4) och vanlig groda (§6).</w:t>
+        <w:t>Följande fridlysta arter har sina livsmiljöer och växtplatser i den avverkningsanmälda skogen: spillkråka (NT, §4), tretåig hackspett (NT, §4), plattlummer (S, §9), spindelblomster (S, §8) och vanlig groda (§6).</w:t>
       </w:r>
     </w:p>
     <w:p>
@@ -405,6 +798,93 @@
       </w:r>
       <w:r>
         <w:t>(artikel 1). Vidare att de åtgärder som vidtas inte får leda till en försämring av den nuvarande situationen beträffande bevarandet av de fågelarter som avses i artikel 1 (artikel 13). Fågeldirektivet är styrande för tillsynsansvariga myndigheters ärendehantering, ställningstaganden och beslutsfattande.</w:t>
+      </w:r>
+    </w:p>
+    <w:p>
+      <w:r>
+        <w:rPr>
+          <w:b/>
+        </w:rPr>
+        <w:t>Plattlummer (§9)</w:t>
+      </w:r>
+      <w:r>
+        <w:t xml:space="preserve"> växer främst i ljusöppna sandtallskogar eller annan gles, torr och brandpräglad hedbarrskog. Den är mest frekvent i olika typer av naturskogar och kontinuitetsskogar och missgynnas markant av slutavverkning och maskinell markberedning. Söder ut i landet förekommer de närstående arterna cypresslummer (VU, §8) och mellanlummer (VU, §9), vilka båda omfattas av EU:s art- och habitatdirektiv. Plattlummer är typisk art för </w:t>
+      </w:r>
+      <w:r>
+        <w:rPr>
+          <w:i/>
+        </w:rPr>
+        <w:t xml:space="preserve">9010 Taiga </w:t>
+      </w:r>
+      <w:r>
+        <w:t>och</w:t>
+      </w:r>
+      <w:r>
+        <w:rPr>
+          <w:i/>
+        </w:rPr>
+        <w:t xml:space="preserve"> 2320 Rissandhedar </w:t>
+      </w:r>
+      <w:r>
+        <w:t>(Nitare &amp; Skogsstyrelsen, 2019; SLU Artdatabanken, 2025).</w:t>
+      </w:r>
+    </w:p>
+    <w:p>
+      <w:r>
+        <w:rPr>
+          <w:b/>
+        </w:rPr>
+        <w:t>Spillkråka (§4)</w:t>
+      </w:r>
+      <w:r>
+        <w:t xml:space="preserve"> omfattas av bilaga 1 i EU:s fågeldirektiv och är typisk art för </w:t>
+      </w:r>
+      <w:r>
+        <w:rPr>
+          <w:i/>
+        </w:rPr>
+        <w:t xml:space="preserve">9010 Taiga </w:t>
+      </w:r>
+      <w:r>
+        <w:t>och</w:t>
+      </w:r>
+      <w:r>
+        <w:rPr>
+          <w:i/>
+        </w:rPr>
+        <w:t xml:space="preserve"> 9740 Skogsbevuxen myr</w:t>
+      </w:r>
+      <w:r>
+        <w:t>. Den behöver grova träd, främst tall, asp och bok som boträd. Skogsbruk med korta omloppstider och täta, homogena ungskogar utgör det största hotet. Spillkråka är en nyckelart i skogliga miljöer vars övergivna bohål utnyttjas av flera andra hålhäckande fågelarter och fladdermöss, däribland pärluggla (EN, §4), knipa (§4), salskrake (§4) och skogsduva (§4). Hökuggla (VU, §4) och slaguggla (§4) häckar ofta i högstubbar som brutits av i höjd med ett gammalt spillkråkebo (SLU Artdatabanken, 2026; Skogsstyrelsen, 2016).</w:t>
+      </w:r>
+    </w:p>
+    <w:p>
+      <w:r>
+        <w:rPr>
+          <w:b/>
+        </w:rPr>
+        <w:t>Spindelblomster (§8)</w:t>
+      </w:r>
+      <w:r>
+        <w:t xml:space="preserve"> växer i äldre mossrik granskog eller barrblandskog, men även i fjällbjörkskog. Arten indikerar långvarig trädkontinuitet och hög luftfuktighet och är mycket känslig för uttorkning och markskador. Spindelblomster har i många trakter minskat starkt under senare tid på grund av slutavverkningar och skogsmarksdikning. Spindelblomster är typisk art för </w:t>
+      </w:r>
+      <w:r>
+        <w:rPr>
+          <w:i/>
+        </w:rPr>
+        <w:t xml:space="preserve">9010 Taiga, 9050 Näringsrik granskog </w:t>
+      </w:r>
+      <w:r>
+        <w:t>och</w:t>
+      </w:r>
+      <w:r>
+        <w:rPr>
+          <w:i/>
+        </w:rPr>
+        <w:t xml:space="preserve"> 9040 Fjällbjörkskog</w:t>
+      </w:r>
+      <w:r>
+        <w:t xml:space="preserve"> (Nitare &amp; Skogsstyrelsen, 2019; SLU Artdatabanken, 2025).</w:t>
       </w:r>
     </w:p>
     <w:p>
@@ -526,10 +1006,18 @@
         <w:rPr>
           <w:b/>
         </w:rPr>
-        <w:t xml:space="preserve">6.4.3 </w:t>
-      </w:r>
-      <w:r>
-        <w:t>Bevarandeåtgärder genomförs för de kända förekomster av rödlistade arter som påverkas av skogsbruk.</w:t>
+        <w:t xml:space="preserve">6.4.1 </w:t>
+      </w:r>
+      <w:r>
+        <w:t>Följande biotoper undantas från alla skogsbruksåtgärder, förutom åtgärder påkallade för att bevara eller främja biotopens naturliga eller hävdbetingade biologiska mångfald:</w:t>
+      </w:r>
+    </w:p>
+    <w:p>
+      <w:pPr>
+        <w:ind w:left="357"/>
+      </w:pPr>
+      <w:r>
+        <w:t>b) nyckelbiotoper enligt Skogsstyrelsens definition och metod (1995)</w:t>
       </w:r>
     </w:p>
     <w:p>
@@ -547,7 +1035,36 @@
         <w:rPr>
           <w:i/>
         </w:rPr>
-        <w:t>I det avverkningsanmälda skogsområdet har 6 naturvårdsarter varav 3 rödlistade arter sina livsmiljöer och växtplatser.</w:t>
+        <w:t>I det avverkningsanmälda skogsområdet har 20 rödlistade arter och signalarter påträffats. Detta ska jämföras med Skogsstyrelsens uppföljning 2017 av nyckelbiotoper som visade att man i genomsnitt hittar 20,6 olika rödlistade arter och signalarter i en nyckelbiotop (Wijk, S. 2017. Biologisk mångfald i nyckelbiotoper – Resultat från inventeringen “Uppföljning biologisk mångfald” 2009–2015. Rapport 4/2017 Skogsstyrelsen, Jönköping).</w:t>
+      </w:r>
+    </w:p>
+    <w:p>
+      <w:r>
+        <w:rPr>
+          <w:b/>
+        </w:rPr>
+        <w:t xml:space="preserve">6.4.3 </w:t>
+      </w:r>
+      <w:r>
+        <w:t>Bevarandeåtgärder genomförs för de kända förekomster av rödlistade arter som påverkas av skogsbruk.</w:t>
+      </w:r>
+    </w:p>
+    <w:p>
+      <w:pPr>
+        <w:pStyle w:val="ListBullet"/>
+      </w:pPr>
+      <w:r>
+        <w:rPr>
+          <w:b/>
+          <w:i/>
+        </w:rPr>
+        <w:t xml:space="preserve">Kommentar: </w:t>
+      </w:r>
+      <w:r>
+        <w:rPr>
+          <w:i/>
+        </w:rPr>
+        <w:t>I det avverkningsanmälda skogsområdet har 21 naturvårdsarter varav 11 rödlistade arter sina livsmiljöer och växtplatser.</w:t>
       </w:r>
     </w:p>
     <w:p>
@@ -744,7 +1261,180 @@
         <w:pStyle w:val="Title"/>
       </w:pPr>
       <w:r>
-        <w:t>BILAGA 1 – Fridlysta arter</w:t>
+        <w:t>BILAGA 1 –</w:t>
+        <w:br/>
+        <w:t>Fridlysta och rödlistade arter</w:t>
+      </w:r>
+    </w:p>
+    <w:p>
+      <w:pPr>
+        <w:pStyle w:val="Heading1"/>
+      </w:pPr>
+      <w:r>
+        <w:t>Lunglav – ekologi samt krav på livsmiljön</w:t>
+      </w:r>
+    </w:p>
+    <w:p>
+      <w:r>
+        <w:t xml:space="preserve">Lunglav (NT) är en av vårt lands främsta signalarter som överallt indikerar gamla lövträd, skogsbestånd med höga naturvärden och ekosystem med lång skoglig kontinuitet. Lokalt kan förekomsten vara mycket riklig men den hittas nästan enbart i gamla och ej slutavverkade skogar. Artens samtliga förekomster bör uppmärksammas från naturvårdssynpunkt, då många lokaler även hyser andra ovanliga och rödlistade arter, däribland de sällsynta lavparasiterna lunglavshårprick (CR), </w:t>
+      </w:r>
+      <w:r>
+        <w:rPr>
+          <w:i/>
+        </w:rPr>
+        <w:t>Abrothallus diederichii</w:t>
+      </w:r>
+      <w:r>
+        <w:t xml:space="preserve"> (VU), </w:t>
+      </w:r>
+      <w:r>
+        <w:rPr>
+          <w:i/>
+        </w:rPr>
+        <w:t>Abrothallus lobariae</w:t>
+      </w:r>
+      <w:r>
+        <w:t xml:space="preserve"> (VU), </w:t>
+      </w:r>
+      <w:r>
+        <w:rPr>
+          <w:i/>
+        </w:rPr>
+        <w:t>Calycina lobariae</w:t>
+      </w:r>
+      <w:r>
+        <w:t xml:space="preserve"> (VU), lunglavsknapp (VU) och skrovelmössing (VU), som växer på lunglav. Rikliga förekomster med lunglav bör skyddas med biotopskydd, frivilliga avsättningar eller reservat (SLU Artdatabanken, 2026; Nitare &amp; Skogsstyrelsen, 2019).</w:t>
+      </w:r>
+    </w:p>
+    <w:p>
+      <w:r>
+        <w:t xml:space="preserve">Lunglav är typisk art för </w:t>
+      </w:r>
+      <w:r>
+        <w:rPr>
+          <w:i/>
+        </w:rPr>
+        <w:t>9010 Taiga, 9020 Nordlig ädellövskog, 9110 Näringsfattig bokskog, 9130 Näringsrik bokskog, 9160 Näringsrik ekskog, 9180 Ädellövskog i branter, 9190 Näringsfattig ekskog, 9070 Trädklädd betesmark, 9040 Fjällbjörkskog</w:t>
+      </w:r>
+      <w:r>
+        <w:t xml:space="preserve"> och</w:t>
+      </w:r>
+      <w:r>
+        <w:rPr>
+          <w:i/>
+        </w:rPr>
+        <w:t xml:space="preserve"> 6530 Lövängar</w:t>
+      </w:r>
+      <w:r>
+        <w:t xml:space="preserve"> (SLU Artdatabanken, 2026).</w:t>
+      </w:r>
+    </w:p>
+    <w:p>
+      <w:pPr>
+        <w:pStyle w:val="Heading2"/>
+      </w:pPr>
+      <w:r>
+        <w:t>Referenser – lunglav</w:t>
+      </w:r>
+    </w:p>
+    <w:p>
+      <w:r>
+        <w:t xml:space="preserve">Nitare, J. och Skogsstyrelsen, 2019. </w:t>
+      </w:r>
+      <w:r>
+        <w:rPr>
+          <w:i/>
+        </w:rPr>
+        <w:t xml:space="preserve">Skyddsvärd skog – Naturvårdsarter och andra kriterier för naturvärdesbedömning. </w:t>
+      </w:r>
+      <w:r>
+        <w:t>Skogsstyrelsen.</w:t>
+      </w:r>
+    </w:p>
+    <w:p>
+      <w:r>
+        <w:t xml:space="preserve">SLU Artdatabanken, 2026. </w:t>
+      </w:r>
+      <w:r>
+        <w:rPr>
+          <w:i/>
+        </w:rPr>
+        <w:t xml:space="preserve">Artfaktablad. Naturvård – artfakta. </w:t>
+      </w:r>
+      <w:r>
+        <w:t>SLU Artdatabanken, Uppsala.</w:t>
+      </w:r>
+    </w:p>
+    <w:p>
+      <w:pPr>
+        <w:pStyle w:val="Heading1"/>
+      </w:pPr>
+      <w:r>
+        <w:t>Spillkråka – ekologi samt krav på livsmiljön</w:t>
+      </w:r>
+    </w:p>
+    <w:p>
+      <w:r>
+        <w:t xml:space="preserve">Spillkråka (§4) ingår i bilaga 1 EU:s fågeldirektiv och är typisk art för </w:t>
+      </w:r>
+      <w:r>
+        <w:rPr>
+          <w:i/>
+        </w:rPr>
+        <w:t xml:space="preserve">9010 Taiga </w:t>
+      </w:r>
+      <w:r>
+        <w:t>och</w:t>
+      </w:r>
+      <w:r>
+        <w:rPr>
+          <w:i/>
+        </w:rPr>
+        <w:t xml:space="preserve"> 9740 Skogsbevuxen myr</w:t>
+      </w:r>
+      <w:r>
+        <w:t>. Den lever i både barr- och blandskog liksom i ren lövskog. De tätaste populationerna tenderar att finnas i äldre, variationsrik blandskog med gott om död ved och gamla träd. Varje par utnyttjar 400–1000 hektar skog beroende på skogens kvalitet. Skogsbruk med korta omloppstider och täta, homogena ungskogar utgör det största hotet (SLU Artdatabanken, 2026).</w:t>
+      </w:r>
+    </w:p>
+    <w:p>
+      <w:r>
+        <w:t>Spillkråka är en nyckelart i skogliga miljöer vars övergivna bohål utnyttjas av flera andra hålhäckande fågelarter och fladdermöss, däribland pärluggla (EN, §4), knipa (§4), salskrake (§4) och skogsduva (§4). Hökuggla (VU, §4) och slaguggla (§4) häckar ofta i högstubbar som brutits av i höjd med ett gammalt spillkråkebo (Skogsstyrelsen, 2016).</w:t>
+      </w:r>
+    </w:p>
+    <w:p>
+      <w:pPr>
+        <w:pStyle w:val="Heading2"/>
+      </w:pPr>
+      <w:r>
+        <w:t>Referenser – spillkråka</w:t>
+      </w:r>
+    </w:p>
+    <w:p>
+      <w:r>
+        <w:t xml:space="preserve">Skogsstyrelsen, 2016. </w:t>
+      </w:r>
+      <w:r>
+        <w:rPr>
+          <w:i/>
+        </w:rPr>
+        <w:t xml:space="preserve">Vägledning för hänsyn till spillkråka. </w:t>
+      </w:r>
+      <w:r>
+        <w:t>Vägledningar och kunskapsstöd artskydd – Skogsstyrelsen.</w:t>
+      </w:r>
+    </w:p>
+    <w:p>
+      <w:r>
+        <w:t xml:space="preserve">SLU Artdatabanken, 2026. </w:t>
+      </w:r>
+      <w:r>
+        <w:rPr>
+          <w:i/>
+        </w:rPr>
+        <w:t xml:space="preserve">Artfaktablad. Naturvård – artfakta. </w:t>
+      </w:r>
+      <w:r>
+        <w:t>SLU Artdatabanken, Uppsala.</w:t>
       </w:r>
     </w:p>
     <w:p>
@@ -1076,7 +1766,7 @@
     <w:r>
       <w:tab/>
       <w:tab/>
-      <w:t>2026-06-01</w:t>
+      <w:t>2026-06-02</w:t>
       <w:br/>
       <w:br/>
     </w:r>

--- a/klagomål/A 2278-2026 FSC-klagomål.docx
+++ b/klagomål/A 2278-2026 FSC-klagomål.docx
@@ -1766,7 +1766,7 @@
     <w:r>
       <w:tab/>
       <w:tab/>
-      <w:t>2026-06-02</w:t>
+      <w:t>2026-06-03</w:t>
       <w:br/>
       <w:br/>
     </w:r>

--- a/klagomål/A 2278-2026 FSC-klagomål.docx
+++ b/klagomål/A 2278-2026 FSC-klagomål.docx
@@ -1766,7 +1766,7 @@
     <w:r>
       <w:tab/>
       <w:tab/>
-      <w:t>2026-06-03</w:t>
+      <w:t>2026-06-04</w:t>
       <w:br/>
       <w:br/>
     </w:r>

--- a/klagomål/A 2278-2026 FSC-klagomål.docx
+++ b/klagomål/A 2278-2026 FSC-klagomål.docx
@@ -1766,7 +1766,7 @@
     <w:r>
       <w:tab/>
       <w:tab/>
-      <w:t>2026-06-04</w:t>
+      <w:t>2026-06-05</w:t>
       <w:br/>
       <w:br/>
     </w:r>

--- a/klagomål/A 2278-2026 FSC-klagomål.docx
+++ b/klagomål/A 2278-2026 FSC-klagomål.docx
@@ -1766,7 +1766,7 @@
     <w:r>
       <w:tab/>
       <w:tab/>
-      <w:t>2026-06-05</w:t>
+      <w:t>2026-06-06</w:t>
       <w:br/>
       <w:br/>
     </w:r>

--- a/klagomål/A 2278-2026 FSC-klagomål.docx
+++ b/klagomål/A 2278-2026 FSC-klagomål.docx
@@ -1766,7 +1766,7 @@
     <w:r>
       <w:tab/>
       <w:tab/>
-      <w:t>2026-06-06</w:t>
+      <w:t>2026-06-07</w:t>
       <w:br/>
       <w:br/>
     </w:r>

--- a/klagomål/A 2278-2026 FSC-klagomål.docx
+++ b/klagomål/A 2278-2026 FSC-klagomål.docx
@@ -1766,7 +1766,7 @@
     <w:r>
       <w:tab/>
       <w:tab/>
-      <w:t>2026-06-07</w:t>
+      <w:t>2026-06-08</w:t>
       <w:br/>
       <w:br/>
     </w:r>

--- a/klagomål/A 2278-2026 FSC-klagomål.docx
+++ b/klagomål/A 2278-2026 FSC-klagomål.docx
@@ -191,7 +191,7 @@
     </w:p>
     <w:p>
       <w:r>
-        <w:t>I avverkningsanmälan har följande 21 naturvårdsarter hittats: blackticka (VU), rynkskinn (VU), garnlav (NT), granticka (NT), gränsticka (NT), harticka (NT), lunglav (NT), rosenticka (NT), spillkråka (NT, §4), tretåig hackspett (NT, §4), ullticka (NT), korallblylav (S), luddlav (S), mörk husmossa (S), plattlummer (S, §9), skinnlav (S), spindelblomster (S, §8), stuplav (S), trådticka (S), vedticka (S) och vanlig groda (§6). Av dessa är 11 rödlistade. För rödlistade arter har rödlistekategorin angivits inom parentes. Arter som är signalarter enligt Skogsstyrelsen har markerats med (S). För fridlysta arter anges även paragrafen i Artskyddsförordningen som arten är fridlyst enligt.</w:t>
+        <w:t>I avverkningsanmälan har följande 22 naturvårdsarter hittats: blackticka (VU), rynkskinn (VU), garnlav (NT), granticka (NT), gränsticka (NT), harticka (NT), lunglav (NT), rosenticka (NT), rödbrun blekspik (NT), spillkråka (NT, §4), tretåig hackspett (NT, §4), ullticka (NT), korallblylav (S), luddlav (S), mörk husmossa (S), plattlummer (S, §9), skinnlav (S), spindelblomster (S, §8), stuplav (S), trådticka (S), vedticka (S) och vanlig groda (§6). Av dessa är 12 rödlistade. För rödlistade arter har rödlistekategorin angivits inom parentes. Arter som är signalarter enligt Skogsstyrelsen har markerats med (S). För fridlysta arter anges även paragrafen i Artskyddsförordningen som arten är fridlyst enligt.</w:t>
       </w:r>
     </w:p>
     <w:p>
@@ -588,6 +588,35 @@
         <w:rPr>
           <w:b/>
         </w:rPr>
+        <w:t>Rödbrun blekspik (NT)</w:t>
+      </w:r>
+      <w:r>
+        <w:t xml:space="preserve"> växer i norra Sverige på bark och ved av björk och gran i skogar med hög och jämn luftfuktighet. I södra Sverige växer den främst på ek i öppna åldriga lövskogar. I norra delen av sitt utbredningsområde hotas arten av slutavverkningar av gamla granskogar. I den södra delen av landet hotas den genom de åldriga lövskogarnas tillbakagång och särskilt ekhagarnas igenväxning och genom plantering av sådan mark med barrskog. Rödbrun blekspik är typisk art för </w:t>
+      </w:r>
+      <w:r>
+        <w:rPr>
+          <w:i/>
+        </w:rPr>
+        <w:t xml:space="preserve">9010 Taiga, 9020 Nordlig ädellövskog, 9070 Trädklädd betesmark, 9160 Näringsrik ekskog </w:t>
+      </w:r>
+      <w:r>
+        <w:t xml:space="preserve">och </w:t>
+      </w:r>
+      <w:r>
+        <w:rPr>
+          <w:i/>
+        </w:rPr>
+        <w:t>9180 Ädellövskog i branter</w:t>
+      </w:r>
+      <w:r>
+        <w:t xml:space="preserve"> och signalerar alltid höga naturvärden (SLU Artdatabanken, 2024; Nitare &amp; Skogsstyrelsen, 2019).</w:t>
+      </w:r>
+    </w:p>
+    <w:p>
+      <w:r>
+        <w:rPr>
+          <w:b/>
+        </w:rPr>
         <w:t xml:space="preserve">Skinnlav </w:t>
       </w:r>
       <w:r>
@@ -1035,7 +1064,7 @@
         <w:rPr>
           <w:i/>
         </w:rPr>
-        <w:t>I det avverkningsanmälda skogsområdet har 20 rödlistade arter och signalarter påträffats. Detta ska jämföras med Skogsstyrelsens uppföljning 2017 av nyckelbiotoper som visade att man i genomsnitt hittar 20,6 olika rödlistade arter och signalarter i en nyckelbiotop (Wijk, S. 2017. Biologisk mångfald i nyckelbiotoper – Resultat från inventeringen “Uppföljning biologisk mångfald” 2009–2015. Rapport 4/2017 Skogsstyrelsen, Jönköping).</w:t>
+        <w:t>I det avverkningsanmälda skogsområdet har 21 rödlistade arter och signalarter påträffats. Detta ska jämföras med Skogsstyrelsens uppföljning 2017 av nyckelbiotoper som visade att man i genomsnitt hittar 20,6 olika rödlistade arter och signalarter i en nyckelbiotop (Wijk, S. 2017. Biologisk mångfald i nyckelbiotoper – Resultat från inventeringen “Uppföljning biologisk mångfald” 2009–2015. Rapport 4/2017 Skogsstyrelsen, Jönköping).</w:t>
       </w:r>
     </w:p>
     <w:p>
@@ -1064,7 +1093,7 @@
         <w:rPr>
           <w:i/>
         </w:rPr>
-        <w:t>I det avverkningsanmälda skogsområdet har 21 naturvårdsarter varav 11 rödlistade arter sina livsmiljöer och växtplatser.</w:t>
+        <w:t>I det avverkningsanmälda skogsområdet har 22 naturvårdsarter varav 12 rödlistade arter sina livsmiljöer och växtplatser.</w:t>
       </w:r>
     </w:p>
     <w:p>
@@ -1766,7 +1795,7 @@
     <w:r>
       <w:tab/>
       <w:tab/>
-      <w:t>2026-06-08</w:t>
+      <w:t>2026-06-09</w:t>
       <w:br/>
       <w:br/>
     </w:r>

--- a/klagomål/A 2278-2026 FSC-klagomål.docx
+++ b/klagomål/A 2278-2026 FSC-klagomål.docx
@@ -1795,7 +1795,7 @@
     <w:r>
       <w:tab/>
       <w:tab/>
-      <w:t>2026-06-09</w:t>
+      <w:t>2026-06-10</w:t>
       <w:br/>
       <w:br/>
     </w:r>

--- a/klagomål/A 2278-2026 FSC-klagomål.docx
+++ b/klagomål/A 2278-2026 FSC-klagomål.docx
@@ -1795,7 +1795,7 @@
     <w:r>
       <w:tab/>
       <w:tab/>
-      <w:t>2026-06-10</w:t>
+      <w:t>2026-06-11</w:t>
       <w:br/>
       <w:br/>
     </w:r>

--- a/klagomål/A 2278-2026 FSC-klagomål.docx
+++ b/klagomål/A 2278-2026 FSC-klagomål.docx
@@ -1795,7 +1795,7 @@
     <w:r>
       <w:tab/>
       <w:tab/>
-      <w:t>2026-06-11</w:t>
+      <w:t>2026-06-12</w:t>
       <w:br/>
       <w:br/>
     </w:r>

--- a/klagomål/A 2278-2026 FSC-klagomål.docx
+++ b/klagomål/A 2278-2026 FSC-klagomål.docx
@@ -1795,7 +1795,7 @@
     <w:r>
       <w:tab/>
       <w:tab/>
-      <w:t>2026-06-12</w:t>
+      <w:t>2026-06-13</w:t>
       <w:br/>
       <w:br/>
     </w:r>

--- a/klagomål/A 2278-2026 FSC-klagomål.docx
+++ b/klagomål/A 2278-2026 FSC-klagomål.docx
@@ -1795,7 +1795,7 @@
     <w:r>
       <w:tab/>
       <w:tab/>
-      <w:t>2026-06-13</w:t>
+      <w:t>2026-06-14</w:t>
       <w:br/>
       <w:br/>
     </w:r>

--- a/klagomål/A 2278-2026 FSC-klagomål.docx
+++ b/klagomål/A 2278-2026 FSC-klagomål.docx
@@ -1795,7 +1795,7 @@
     <w:r>
       <w:tab/>
       <w:tab/>
-      <w:t>2026-06-15</w:t>
+      <w:t>2026-06-16</w:t>
       <w:br/>
       <w:br/>
     </w:r>

--- a/klagomål/A 2278-2026 FSC-klagomål.docx
+++ b/klagomål/A 2278-2026 FSC-klagomål.docx
@@ -1795,7 +1795,7 @@
     <w:r>
       <w:tab/>
       <w:tab/>
-      <w:t>2026-06-16</w:t>
+      <w:t>2026-06-17</w:t>
       <w:br/>
       <w:br/>
     </w:r>

--- a/klagomål/A 2278-2026 FSC-klagomål.docx
+++ b/klagomål/A 2278-2026 FSC-klagomål.docx
@@ -1,6 +1,6 @@
 
 <file path=word/document.xml><?xml version="1.0" encoding="utf-8"?>
-<w:document xmlns:wpc="http://schemas.microsoft.com/office/word/2010/wordprocessingCanvas" xmlns:cx="http://schemas.microsoft.com/office/drawing/2014/chartex" xmlns:cx1="http://schemas.microsoft.com/office/drawing/2015/9/8/chartex" xmlns:cx2="http://schemas.microsoft.com/office/drawing/2015/10/21/chartex" xmlns:cx3="http://schemas.microsoft.com/office/drawing/2016/5/9/chartex" xmlns:cx4="http://schemas.microsoft.com/office/drawing/2016/5/10/chartex" xmlns:cx5="http://schemas.microsoft.com/office/drawing/2016/5/11/chartex" xmlns:cx6="http://schemas.microsoft.com/office/drawing/2016/5/12/chartex" xmlns:cx7="http://schemas.microsoft.com/office/drawing/2016/5/13/chartex" xmlns:cx8="http://schemas.microsoft.com/office/drawing/2016/5/14/chartex" xmlns:mc="http://schemas.openxmlformats.org/markup-compatibility/2006" xmlns:aink="http://schemas.microsoft.com/office/drawing/2016/ink" xmlns:am3d="http://schemas.microsoft.com/office/drawing/2017/model3d" xmlns:o="urn:schemas-microsoft-com:office:office" xmlns:oel="http://schemas.microsoft.com/office/2019/extlst" xmlns:r="http://schemas.openxmlformats.org/officeDocument/2006/relationships" xmlns:m="http://schemas.openxmlformats.org/officeDocument/2006/math" xmlns:v="urn:schemas-microsoft-com:vml" xmlns:wp14="http://schemas.microsoft.com/office/word/2010/wordprocessingDrawing" xmlns:wp="http://schemas.openxmlformats.org/drawingml/2006/wordprocessingDrawing" xmlns:w10="urn:schemas-microsoft-com:office:word" xmlns:w="http://schemas.openxmlformats.org/wordprocessingml/2006/main" xmlns:w14="http://schemas.microsoft.com/office/word/2010/wordml" xmlns:w15="http://schemas.microsoft.com/office/word/2012/wordml" xmlns:w16cex="http://schemas.microsoft.com/office/word/2018/wordml/cex" xmlns:w16cid="http://schemas.microsoft.com/office/word/2016/wordml/cid" xmlns:w16="http://schemas.microsoft.com/office/word/2018/wordml" xmlns:w16sdtdh="http://schemas.microsoft.com/office/word/2020/wordml/sdtdatahash" xmlns:w16se="http://schemas.microsoft.com/office/word/2015/wordml/symex" xmlns:wpg="http://schemas.microsoft.com/office/word/2010/wordprocessingGroup" xmlns:wpi="http://schemas.microsoft.com/office/word/2010/wordprocessingInk" xmlns:wne="http://schemas.microsoft.com/office/word/2006/wordml" xmlns:wps="http://schemas.microsoft.com/office/word/2010/wordprocessingShape" mc:Ignorable="w14 w15 w16se w16cid w16 w16cex w16sdtdh wp14">
+<w:document xmlns:wpc="http://schemas.microsoft.com/office/word/2010/wordprocessingCanvas" xmlns:cx="http://schemas.microsoft.com/office/drawing/2014/chartex" xmlns:cx1="http://schemas.microsoft.com/office/drawing/2015/9/8/chartex" xmlns:cx2="http://schemas.microsoft.com/office/drawing/2015/10/21/chartex" xmlns:cx3="http://schemas.microsoft.com/office/drawing/2016/5/9/chartex" xmlns:cx4="http://schemas.microsoft.com/office/drawing/2016/5/10/chartex" xmlns:cx5="http://schemas.microsoft.com/office/drawing/2016/5/11/chartex" xmlns:cx6="http://schemas.microsoft.com/office/drawing/2016/5/12/chartex" xmlns:cx7="http://schemas.microsoft.com/office/drawing/2016/5/13/chartex" xmlns:cx8="http://schemas.microsoft.com/office/drawing/2016/5/14/chartex" xmlns:mc="http://schemas.openxmlformats.org/markup-compatibility/2006" xmlns:aink="http://schemas.microsoft.com/office/drawing/2016/ink" xmlns:am3d="http://schemas.microsoft.com/office/drawing/2017/model3d" xmlns:o="urn:schemas-microsoft-com:office:office" xmlns:oel="http://schemas.microsoft.com/office/2019/extlst" xmlns:r="http://schemas.openxmlformats.org/officeDocument/2006/relationships" xmlns:m="http://schemas.openxmlformats.org/officeDocument/2006/math" xmlns:v="urn:schemas-microsoft-com:vml" xmlns:wp14="http://schemas.microsoft.com/office/word/2010/wordprocessingDrawing" xmlns:wp="http://schemas.openxmlformats.org/drawingml/2006/wordprocessingDrawing" xmlns:w10="urn:schemas-microsoft-com:office:word" xmlns:w="http://schemas.openxmlformats.org/wordprocessingml/2006/main" xmlns:w14="http://schemas.microsoft.com/office/word/2010/wordml" xmlns:w15="http://schemas.microsoft.com/office/word/2012/wordml" xmlns:w16cex="http://schemas.microsoft.com/office/word/2018/wordml/cex" xmlns:w16cid="http://schemas.microsoft.com/office/word/2016/wordml/cid" xmlns:w16="http://schemas.microsoft.com/office/word/2018/wordml" xmlns:w16du="http://schemas.microsoft.com/office/word/2023/wordml/word16du" xmlns:w16sdtdh="http://schemas.microsoft.com/office/word/2020/wordml/sdtdatahash" xmlns:w16sdtfl="http://schemas.microsoft.com/office/word/2024/wordml/sdtformatlock" xmlns:w16se="http://schemas.microsoft.com/office/word/2015/wordml/symex" xmlns:wpg="http://schemas.microsoft.com/office/word/2010/wordprocessingGroup" xmlns:wpi="http://schemas.microsoft.com/office/word/2010/wordprocessingInk" xmlns:wne="http://schemas.microsoft.com/office/word/2006/wordml" xmlns:wps="http://schemas.microsoft.com/office/word/2010/wordprocessingShape" mc:Ignorable="w14 w15 w16se w16cid w16 w16cex w16sdtdh w16sdtfl w16du wp14">
   <w:body>
     <w:p>
       <w:r>
@@ -168,7 +168,7 @@
     </w:p>
     <w:p>
       <w:r>
-        <w:t>Detta dokument behandlar höga naturvärden i avverkningsanmälan A 2278-2026 i Åsele kommun. Denna avverkningsanmälan inkom 2026-01-14 13:48:05 och omfattar 5,0 ha.</w:t>
+        <w:t>Detta dokument behandlar höga naturvärden i avverkningsanmälan A 2278-2026 i Åsele kommun som inkom 2026-01-14 och omfattar 5,0 ha.</w:t>
       </w:r>
     </w:p>
     <w:p>
@@ -191,12 +191,15 @@
     </w:p>
     <w:p>
       <w:r>
-        <w:t>I avverkningsanmälan har följande 22 naturvårdsarter hittats: blackticka (VU), rynkskinn (VU), garnlav (NT), granticka (NT), gränsticka (NT), harticka (NT), lunglav (NT), rosenticka (NT), rödbrun blekspik (NT), spillkråka (NT, §4), tretåig hackspett (NT, §4), ullticka (NT), korallblylav (S), luddlav (S), mörk husmossa (S), plattlummer (S, §9), skinnlav (S), spindelblomster (S, §8), stuplav (S), trådticka (S), vedticka (S) och vanlig groda (§6). Av dessa är 12 rödlistade. För rödlistade arter har rödlistekategorin angivits inom parentes. Arter som är signalarter enligt Skogsstyrelsen har markerats med (S). För fridlysta arter anges även paragrafen i Artskyddsförordningen som arten är fridlyst enligt.</w:t>
+        <w:t>I och inom 19 meter från avverkningsanmälan har följande 25 naturvårdsarter hittats: blackticka (VU), garnlav (VU, T), gränsticka (VU, T), lappticka (VU, T), harticka (NT, T), lunglav (NT, T), rosenticka (NT, T), rynkskinn (NT, T), rödbrun blekspik (NT, T), tretåig hackspett (NT, T, §4), ullticka (NT, T), violmussling (NT, T), korallblylav (S, T), luddlav (S, T), mörk husmossa (S, T), plattlummer (S, T, §9), skinnlav (S, T), sotriska (S), spindelblomster (S, T, §8), stuplav (S, T), trådticka (S, T), vedticka (S, T), ekbräken (T), spillkråka (T, §4) och vanlig groda (§6). Av dessa är 12 rödlistade. För rödlistade arter har rödlistekategorin angivits inom parentes. Arter som är signalarter enligt Skogsstyrelsen har markerats med (S). Typiska arter inom Natura 2000 som är kopplade till skogsekosystem har markerats med (T). För fridlysta arter anges även paragrafen i Artskyddsförordningen som arten är fridlyst enligt.</w:t>
       </w:r>
     </w:p>
     <w:p>
       <w:r>
-        <w:t>De påträffade naturvårdsarterna är ett tydligt kvitto på att detta rör sig om en skog med höga naturvärden. I Figur 1 visas en karta över det avverkningsanmälda området, där samtliga fyndplatser för naturvårdsarter som finns registrerade på Artportalen har markerats.</w:t>
+        <w:t>De påträffade naturvårdsarterna är ett tydligt kvitto på att det rör sig om en skog med höga naturvärden.</w:t>
+      </w:r>
+      <w:r>
+        <w:t xml:space="preserve"> I Figur 1 visas fyndplatser för naturvårdsarter i området, som finns registrerade på Artportalen.</w:t>
       </w:r>
     </w:p>
     <w:p>
@@ -206,7 +209,7 @@
       <w:r>
         <w:drawing>
           <wp:inline xmlns:a="http://schemas.openxmlformats.org/drawingml/2006/main" xmlns:pic="http://schemas.openxmlformats.org/drawingml/2006/picture">
-            <wp:extent cx="5486400" cy="3578962"/>
+            <wp:extent cx="5486400" cy="5081047"/>
             <wp:docPr id="1" name="Picture 1"/>
             <wp:cNvGraphicFramePr>
               <a:graphicFrameLocks noChangeAspect="1"/>
@@ -227,7 +230,7 @@
                   <pic:spPr>
                     <a:xfrm>
                       <a:off x="0" y="0"/>
-                      <a:ext cx="5486400" cy="3578962"/>
+                      <a:ext cx="5486400" cy="5081047"/>
                     </a:xfrm>
                     <a:prstGeom prst="rect"/>
                   </pic:spPr>
@@ -241,9 +244,166 @@
     <w:p>
       <w:pPr>
         <w:pStyle w:val="Caption"/>
+        <w:spacing w:after="240"/>
       </w:pPr>
       <w:r>
-        <w:t>Figur 1. Fyndplatser för naturvårdsarter i det avverkningsanmälda området (röd linje). Markörer utan svart kant är placerade på fyndplatsen. Markörer med svart kant är placerade vid sidan av fyndplatsen och har ett svart streck som visar fyndplatsens exakta position. Kartans mittpunktskoordinat är N 7106110, E 594635 i SWEREF 99 TM.</w:t>
+        <w:t>Figur 1. Fyndplatser för naturvårdsarter i och inom 19 meter från avverkningsanmälan (röd linje). Markörer utan svart kant är placerade på fyndplatsen. Markörer med svart kant är placerade vid sidan av fyndplatsen och har ett svart streck som visar fyndplatsens exakta position. Kartans mittpunktskoordinat är N 7106110, E 594635 i SWEREF 99 TM.</w:t>
+      </w:r>
+    </w:p>
+    <w:p>
+      <w:pPr>
+        <w:pStyle w:val="Heading2"/>
+      </w:pPr>
+      <w:r>
+        <w:t>Fridlysta arter</w:t>
+      </w:r>
+    </w:p>
+    <w:p>
+      <w:r>
+        <w:t>Följande fridlysta arter har sina livsmiljöer och växtplatser i den avverkningsanmälda skogen: tretåig hackspett (NT, T, §4), plattlummer (S, T, §9), spindelblomster (S, T, §8), spillkråka (T, §4) och vanlig groda (§6).</w:t>
+      </w:r>
+    </w:p>
+    <w:p>
+      <w:r>
+        <w:t xml:space="preserve">Observera att medlemsländerna är skyldiga att agera i enlighet med EU:s fågeldirektiv där det uttryckligen står att direktivet gäller för fåglar samt för deras ägg, bon och </w:t>
+      </w:r>
+      <w:r>
+        <w:rPr>
+          <w:b/>
+        </w:rPr>
+        <w:t xml:space="preserve">livsmiljöer </w:t>
+      </w:r>
+      <w:r>
+        <w:t>(artikel 1). Vidare att de åtgärder som vidtas inte får leda till en försämring av den nuvarande situationen beträffande bevarandet av de fågelarter som avses i artikel 1 (artikel 13). Fågeldirektivet är styrande för tillsynsansvariga myndigheters ärendehantering, ställningstaganden och beslutsfattande.</w:t>
+      </w:r>
+    </w:p>
+    <w:p>
+      <w:r>
+        <w:rPr>
+          <w:b/>
+        </w:rPr>
+        <w:t>Plattlummer (§9)</w:t>
+      </w:r>
+      <w:r>
+        <w:t xml:space="preserve"> växer främst i ljusöppna sandtallskogar eller annan gles, torr och brandpräglad hedbarrskog. Den är mest frekvent i olika typer av naturskogar och kontinuitetsskogar och missgynnas markant av slutavverkning och maskinell markberedning. Söder ut i landet förekommer de närstående arterna cypresslummer (VU, §8) och mellanlummer (VU, §9), vilka båda omfattas av EU:s art- och habitatdirektiv. Plattlummer är typisk art för </w:t>
+      </w:r>
+      <w:r>
+        <w:rPr>
+          <w:i/>
+        </w:rPr>
+        <w:t xml:space="preserve">9010 Taiga </w:t>
+      </w:r>
+      <w:r>
+        <w:t>och</w:t>
+      </w:r>
+      <w:r>
+        <w:rPr>
+          <w:i/>
+        </w:rPr>
+        <w:t xml:space="preserve"> 2320 Rissandhedar </w:t>
+      </w:r>
+      <w:r>
+        <w:t>(Nitare &amp; Skogsstyrelsen, 2019; SLU Artdatabanken, 2025).</w:t>
+      </w:r>
+    </w:p>
+    <w:p>
+      <w:r>
+        <w:rPr>
+          <w:b/>
+        </w:rPr>
+        <w:t>Spillkråka (§4)</w:t>
+      </w:r>
+      <w:r>
+        <w:t xml:space="preserve"> omfattas av bilaga 1 i EU:s fågeldirektiv och är typisk art för </w:t>
+      </w:r>
+      <w:r>
+        <w:rPr>
+          <w:i/>
+        </w:rPr>
+        <w:t xml:space="preserve">9010 Taiga </w:t>
+      </w:r>
+      <w:r>
+        <w:t>och</w:t>
+      </w:r>
+      <w:r>
+        <w:rPr>
+          <w:i/>
+        </w:rPr>
+        <w:t xml:space="preserve"> 9740 Skogsbevuxen myr</w:t>
+      </w:r>
+      <w:r>
+        <w:t>. Den behöver grova träd, främst tall, asp och bok som boträd. Skogsbruk med korta omloppstider och täta, homogena ungskogar utgör det största hotet. Spillkråka är en nyckelart i skogliga miljöer vars övergivna bohål utnyttjas av flera andra hålhäckande fågelarter och fladdermöss, däribland pärluggla (EN, §4), knipa (§4), salskrake (§4) och skogsduva (§4). Hökuggla (VU, §4) och slaguggla (§4) häckar ofta i högstubbar som brutits av i höjd med ett gammalt spillkråkebo (SLU Artdatabanken, 2026; Skogsstyrelsen, 2016).</w:t>
+      </w:r>
+    </w:p>
+    <w:p>
+      <w:r>
+        <w:rPr>
+          <w:b/>
+        </w:rPr>
+        <w:t>Spindelblomster (§8)</w:t>
+      </w:r>
+      <w:r>
+        <w:t xml:space="preserve"> växer i äldre mossrik granskog eller barrblandskog, men även i fjällbjörkskog. Arten indikerar långvarig trädkontinuitet och hög luftfuktighet och är mycket känslig för uttorkning och markskador. Spindelblomster har i många trakter minskat starkt under senare tid på grund av slutavverkningar och skogsmarksdikning. Spindelblomster är typisk art för </w:t>
+      </w:r>
+      <w:r>
+        <w:rPr>
+          <w:i/>
+        </w:rPr>
+        <w:t xml:space="preserve">9010 Taiga, 9050 Näringsrik granskog </w:t>
+      </w:r>
+      <w:r>
+        <w:t>och</w:t>
+      </w:r>
+      <w:r>
+        <w:rPr>
+          <w:i/>
+        </w:rPr>
+        <w:t xml:space="preserve"> 9040 Fjällbjörkskog</w:t>
+      </w:r>
+      <w:r>
+        <w:t xml:space="preserve"> (Nitare &amp; Skogsstyrelsen, 2019; SLU Artdatabanken, 2025).</w:t>
+      </w:r>
+    </w:p>
+    <w:p>
+      <w:r>
+        <w:rPr>
+          <w:b/>
+        </w:rPr>
+        <w:t>Tretåig hackspett (NT, §4)</w:t>
+      </w:r>
+      <w:r>
+        <w:t xml:space="preserve"> är rödlistad som nära hotad och ingår i bilaga 1 i EU:s fågeldirektiv. Tretåig hackspett är för sin överlevnad beroende av kontinuerlig tillförsel av äldre döende och död ved, som sker genom naturliga självgallringsprocesser i äldre grannaturskogar och barrblandade naturskogar. Om en skog genom skogsbruk gallras eller glesas ur så upphör och uteblir i stort sett den naturliga självgallringsprocessen för mycket lång tid framöver vilket omöjliggör upprätthållandet av den kontinuerliga ekologiska funktionen i ett område. Det finns studier som visar att naturskogens självgallringsprocess som den tretåiga hackspetten är beroende av, inte kan ersättas med efterlämnad hänsyn i skogsbruket (Imbeau &amp; Desrochers, 2002). Storleken på häckningsreviret varierar med skogstypen, förekomsten av död ved och graden av fragmentering, men är i allmänhet i storleksordningen 25–100 hektar. Vintertid krävs ofta betydligt större områden och det finns studier som antyder att arten behöver minst 100 hektar äldre skog. I områden med låg bonitet kan det behövas över 200 hektar lämpligt habitat för att ett par ska kunna reproducera sig. Områden med dokumenterad permanent förekomst i naturskogsmiljöer har vanligen så stora naturvärden att skogsbruk är olämpligt. Tretåig hackspett är typisk art för </w:t>
+      </w:r>
+      <w:r>
+        <w:rPr>
+          <w:i/>
+        </w:rPr>
+        <w:t xml:space="preserve">9010 Taiga, 9740 Skogsbevuxen myr, 9030 Landhöjningsskog </w:t>
+      </w:r>
+      <w:r>
+        <w:t xml:space="preserve">och </w:t>
+      </w:r>
+      <w:r>
+        <w:rPr>
+          <w:i/>
+        </w:rPr>
+        <w:t>9040 Fjällbjörkskog</w:t>
+      </w:r>
+      <w:r>
+        <w:t xml:space="preserve"> (Skogsstyrelsen, 2016; SLU Artdatabanken, 2024).</w:t>
+      </w:r>
+    </w:p>
+    <w:p>
+      <w:r>
+        <w:t>I BILAGA 1 finns mer detaljerad information om ekologi samt krav på livsmiljö hos fridlysta arter.</w:t>
+      </w:r>
+    </w:p>
+    <w:p>
+      <w:pPr>
+        <w:pStyle w:val="Heading2"/>
+      </w:pPr>
+      <w:r>
+        <w:t>Övriga naturvårdsarter</w:t>
       </w:r>
     </w:p>
     <w:p>
@@ -262,6 +422,26 @@
         <w:rPr>
           <w:b/>
         </w:rPr>
+        <w:t xml:space="preserve">Ekbräken </w:t>
+      </w:r>
+      <w:r>
+        <w:t xml:space="preserve">är typisk art för </w:t>
+      </w:r>
+      <w:r>
+        <w:rPr>
+          <w:i/>
+        </w:rPr>
+        <w:t>9050 Näringsrik granskog</w:t>
+      </w:r>
+      <w:r>
+        <w:t xml:space="preserve"> (SLU Artdatabanken, 2025).</w:t>
+      </w:r>
+    </w:p>
+    <w:p>
+      <w:r>
+        <w:rPr>
+          <w:b/>
+        </w:rPr>
         <w:t>Garnlav (VU)</w:t>
       </w:r>
       <w:r>
@@ -291,44 +471,6 @@
         <w:rPr>
           <w:b/>
         </w:rPr>
-        <w:t>Granticka</w:t>
-      </w:r>
-      <w:r>
-        <w:t xml:space="preserve"> förekommer främst i äldre skogar med naturskogskaraktär, liksom i dimensionsavverkade och plockhuggna skogar. I äldre grannaturskog i norra Sverige är den alltjämt en förhållandevis vanlig karaktärsart, medan den längre söderut blir allt mer sällsynt. I Götaland och delar av Svealand är den en god signalart för skyddsvärda granskogsmiljöer. Arten bedöms ha minskat starkt under senare år på grund av skogsavverkningar, då den framför allt växer i äldre granskog med långvarig grankontinuitet. I urskogsliknande bestånd i norra Sverige kan ibland påträffas den mycket sällsynta tickan grantickeporing (VU), som lever på döda grantickor. Det som tidigare inbegripit grantickan har visat sig röra sig om två arter; tajgagranticka </w:t>
-      </w:r>
-      <w:r>
-        <w:rPr>
-          <w:i/>
-        </w:rPr>
-        <w:t>Porodaedalea abietis</w:t>
-      </w:r>
-      <w:r>
-        <w:t xml:space="preserve"> (LC) och </w:t>
-      </w:r>
-      <w:r>
-        <w:rPr>
-          <w:i/>
-        </w:rPr>
-        <w:t>Porodaedalea chrysoloma</w:t>
-      </w:r>
-      <w:r>
-        <w:t xml:space="preserve"> (DD). Den nordligare arten, tajgagranticka, bildar större fruktkroppar och har sin främsta förekomst i norra Sverige, medan den mer tunnköttiga arten, </w:t>
-      </w:r>
-      <w:r>
-        <w:rPr>
-          <w:i/>
-        </w:rPr>
-        <w:t>P. chrysoloma</w:t>
-      </w:r>
-      <w:r>
-        <w:t>, förekommer i sydöstra Sverige och på Gotland (SLU Artdatabanken, 2026; Nitare &amp; Skogsstyrelsen, 2019).</w:t>
-      </w:r>
-    </w:p>
-    <w:p>
-      <w:r>
-        <w:rPr>
-          <w:b/>
-        </w:rPr>
         <w:t>Gränsticka (VU)</w:t>
       </w:r>
       <w:r>
@@ -407,6 +549,26 @@
         <w:rPr>
           <w:b/>
         </w:rPr>
+        <w:t>Lappticka (VU)</w:t>
+      </w:r>
+      <w:r>
+        <w:t xml:space="preserve">, rödlistad som sårbar, är knuten till gamla granskogar med riklig förekomst av död ved. Den klassas som en “urskogsindikator” och alla skogsskötselåtgärder på eller i omedelbar närhet av lokalerna utgör ett hot. Lappticka är typisk art för </w:t>
+      </w:r>
+      <w:r>
+        <w:rPr>
+          <w:i/>
+        </w:rPr>
+        <w:t>9010 Taiga</w:t>
+      </w:r>
+      <w:r>
+        <w:t xml:space="preserve"> (Nitare &amp; Skogsstyrelsen, 2019; SLU Artdatabanken, 2024).</w:t>
+      </w:r>
+    </w:p>
+    <w:p>
+      <w:r>
+        <w:rPr>
+          <w:b/>
+        </w:rPr>
         <w:t>Luddlav</w:t>
       </w:r>
       <w:r>
@@ -800,6 +962,62 @@
       </w:r>
       <w:r>
         <w:t>(Nitare &amp; Skogsstyrelsen, 2019; SLU Artdatabanken, 2025).</w:t>
+      </w:r>
+    </w:p>
+    <w:p>
+      <w:r>
+        <w:rPr>
+          <w:b/>
+        </w:rPr>
+        <w:t>Violmussling (NT)</w:t>
+      </w:r>
+      <w:r>
+        <w:t xml:space="preserve"> växer på döda, oftast omkullfallna stammar av gran eller tall. De flesta fynden har gjorts i gammal, orörd skog och arten är en mycket god indikator på förekomst av lång skoglig kontinuitet. Platser som hyser stora bestånd av violmussling bör i första hand skyddas och undantas från skogsbruk. Flera sällsynta och mycket sällsynta tickor och skalbaggar är mer eller mindre starkt associerade med violtickor </w:t>
+      </w:r>
+      <w:r>
+        <w:rPr>
+          <w:i/>
+        </w:rPr>
+        <w:t>Trichaptum spp.</w:t>
+      </w:r>
+      <w:r>
+        <w:t xml:space="preserve"> och död ved som först rötats av någon </w:t>
+      </w:r>
+      <w:r>
+        <w:rPr>
+          <w:i/>
+        </w:rPr>
+        <w:t>Trichaptum-art</w:t>
+      </w:r>
+      <w:r>
+        <w:t>. Bland dessa kan nämnas gul mjukporing (CR), lämmelporing (CR), kilporing (VU), parasitporing (VU), gropig brunbagge (NT), gulbandad brunbagge</w:t>
+      </w:r>
+      <w:r>
+        <w:rPr>
+          <w:i/>
+        </w:rPr>
+        <w:t xml:space="preserve"> </w:t>
+      </w:r>
+      <w:r>
+        <w:t>(NT) och brunkantad brunbagge</w:t>
+      </w:r>
+      <w:r>
+        <w:rPr>
+          <w:i/>
+        </w:rPr>
+        <w:t xml:space="preserve"> </w:t>
+      </w:r>
+      <w:r>
+        <w:t xml:space="preserve">(DD). Violmussling är typisk art för </w:t>
+      </w:r>
+      <w:r>
+        <w:rPr>
+          <w:i/>
+        </w:rPr>
+        <w:t>9010 Taiga</w:t>
+      </w:r>
+      <w:r>
+        <w:t xml:space="preserve"> (SLU Artdatabanken, 2026; Nitare &amp; Skogsstyrelsen, 2019).</w:t>
       </w:r>
     </w:p>
     <w:p>
@@ -807,154 +1025,6 @@
         <w:pStyle w:val="Heading1"/>
       </w:pPr>
       <w:r>
-        <w:t>Fridlysta arter</w:t>
-      </w:r>
-    </w:p>
-    <w:p>
-      <w:r>
-        <w:t>Följande fridlysta arter har sina livsmiljöer och växtplatser i den avverkningsanmälda skogen: spillkråka (NT, §4), tretåig hackspett (NT, §4), plattlummer (S, §9), spindelblomster (S, §8) och vanlig groda (§6).</w:t>
-      </w:r>
-    </w:p>
-    <w:p>
-      <w:r>
-        <w:t xml:space="preserve">Observera att medlemsländerna är skyldiga att agera i enlighet med EU:s fågeldirektiv där det uttryckligen står att direktivet gäller för fåglar samt för deras ägg, bon och </w:t>
-      </w:r>
-      <w:r>
-        <w:rPr>
-          <w:b/>
-        </w:rPr>
-        <w:t xml:space="preserve">livsmiljöer </w:t>
-      </w:r>
-      <w:r>
-        <w:t>(artikel 1). Vidare att de åtgärder som vidtas inte får leda till en försämring av den nuvarande situationen beträffande bevarandet av de fågelarter som avses i artikel 1 (artikel 13). Fågeldirektivet är styrande för tillsynsansvariga myndigheters ärendehantering, ställningstaganden och beslutsfattande.</w:t>
-      </w:r>
-    </w:p>
-    <w:p>
-      <w:r>
-        <w:rPr>
-          <w:b/>
-        </w:rPr>
-        <w:t>Plattlummer (§9)</w:t>
-      </w:r>
-      <w:r>
-        <w:t xml:space="preserve"> växer främst i ljusöppna sandtallskogar eller annan gles, torr och brandpräglad hedbarrskog. Den är mest frekvent i olika typer av naturskogar och kontinuitetsskogar och missgynnas markant av slutavverkning och maskinell markberedning. Söder ut i landet förekommer de närstående arterna cypresslummer (VU, §8) och mellanlummer (VU, §9), vilka båda omfattas av EU:s art- och habitatdirektiv. Plattlummer är typisk art för </w:t>
-      </w:r>
-      <w:r>
-        <w:rPr>
-          <w:i/>
-        </w:rPr>
-        <w:t xml:space="preserve">9010 Taiga </w:t>
-      </w:r>
-      <w:r>
-        <w:t>och</w:t>
-      </w:r>
-      <w:r>
-        <w:rPr>
-          <w:i/>
-        </w:rPr>
-        <w:t xml:space="preserve"> 2320 Rissandhedar </w:t>
-      </w:r>
-      <w:r>
-        <w:t>(Nitare &amp; Skogsstyrelsen, 2019; SLU Artdatabanken, 2025).</w:t>
-      </w:r>
-    </w:p>
-    <w:p>
-      <w:r>
-        <w:rPr>
-          <w:b/>
-        </w:rPr>
-        <w:t>Spillkråka (§4)</w:t>
-      </w:r>
-      <w:r>
-        <w:t xml:space="preserve"> omfattas av bilaga 1 i EU:s fågeldirektiv och är typisk art för </w:t>
-      </w:r>
-      <w:r>
-        <w:rPr>
-          <w:i/>
-        </w:rPr>
-        <w:t xml:space="preserve">9010 Taiga </w:t>
-      </w:r>
-      <w:r>
-        <w:t>och</w:t>
-      </w:r>
-      <w:r>
-        <w:rPr>
-          <w:i/>
-        </w:rPr>
-        <w:t xml:space="preserve"> 9740 Skogsbevuxen myr</w:t>
-      </w:r>
-      <w:r>
-        <w:t>. Den behöver grova träd, främst tall, asp och bok som boträd. Skogsbruk med korta omloppstider och täta, homogena ungskogar utgör det största hotet. Spillkråka är en nyckelart i skogliga miljöer vars övergivna bohål utnyttjas av flera andra hålhäckande fågelarter och fladdermöss, däribland pärluggla (EN, §4), knipa (§4), salskrake (§4) och skogsduva (§4). Hökuggla (VU, §4) och slaguggla (§4) häckar ofta i högstubbar som brutits av i höjd med ett gammalt spillkråkebo (SLU Artdatabanken, 2026; Skogsstyrelsen, 2016).</w:t>
-      </w:r>
-    </w:p>
-    <w:p>
-      <w:r>
-        <w:rPr>
-          <w:b/>
-        </w:rPr>
-        <w:t>Spindelblomster (§8)</w:t>
-      </w:r>
-      <w:r>
-        <w:t xml:space="preserve"> växer i äldre mossrik granskog eller barrblandskog, men även i fjällbjörkskog. Arten indikerar långvarig trädkontinuitet och hög luftfuktighet och är mycket känslig för uttorkning och markskador. Spindelblomster har i många trakter minskat starkt under senare tid på grund av slutavverkningar och skogsmarksdikning. Spindelblomster är typisk art för </w:t>
-      </w:r>
-      <w:r>
-        <w:rPr>
-          <w:i/>
-        </w:rPr>
-        <w:t xml:space="preserve">9010 Taiga, 9050 Näringsrik granskog </w:t>
-      </w:r>
-      <w:r>
-        <w:t>och</w:t>
-      </w:r>
-      <w:r>
-        <w:rPr>
-          <w:i/>
-        </w:rPr>
-        <w:t xml:space="preserve"> 9040 Fjällbjörkskog</w:t>
-      </w:r>
-      <w:r>
-        <w:t xml:space="preserve"> (Nitare &amp; Skogsstyrelsen, 2019; SLU Artdatabanken, 2025).</w:t>
-      </w:r>
-    </w:p>
-    <w:p>
-      <w:r>
-        <w:rPr>
-          <w:b/>
-        </w:rPr>
-        <w:t>Tretåig hackspett (NT, §4)</w:t>
-      </w:r>
-      <w:r>
-        <w:t xml:space="preserve"> är rödlistad som nära hotad och ingår i bilaga 1 i EU:s fågeldirektiv. Tretåig hackspett är för sin överlevnad beroende av kontinuerlig tillförsel av äldre döende och död ved, som sker genom naturliga självgallringsprocesser i äldre grannaturskogar och barrblandade naturskogar. Om en skog genom skogsbruk gallras eller glesas ur så upphör och uteblir i stort sett den naturliga självgallringsprocessen för mycket lång tid framöver vilket omöjliggör upprätthållandet av den kontinuerliga ekologiska funktionen i ett område. Det finns studier som visar att naturskogens självgallringsprocess som den tretåiga hackspetten är beroende av, inte kan ersättas med efterlämnad hänsyn i skogsbruket (Imbeau &amp; Desrochers, 2002). Storleken på häckningsreviret varierar med skogstypen, förekomsten av död ved och graden av fragmentering, men är i allmänhet i storleksordningen 25–100 hektar. Vintertid krävs ofta betydligt större områden och det finns studier som antyder att arten behöver minst 100 hektar äldre skog. I områden med låg bonitet kan det behövas över 200 hektar lämpligt habitat för att ett par ska kunna reproducera sig. Områden med dokumenterad permanent förekomst i naturskogsmiljöer har vanligen så stora naturvärden att skogsbruk är olämpligt. Tretåig hackspett är typisk art för </w:t>
-      </w:r>
-      <w:r>
-        <w:rPr>
-          <w:i/>
-        </w:rPr>
-        <w:t xml:space="preserve">9010 Taiga, 9740 Skogsbevuxen myr, 9030 Landhöjningsskog </w:t>
-      </w:r>
-      <w:r>
-        <w:t xml:space="preserve">och </w:t>
-      </w:r>
-      <w:r>
-        <w:rPr>
-          <w:i/>
-        </w:rPr>
-        <w:t>9040 Fjällbjörkskog</w:t>
-      </w:r>
-      <w:r>
-        <w:t xml:space="preserve"> (Skogsstyrelsen, 2016; SLU Artdatabanken, 2024).</w:t>
-      </w:r>
-    </w:p>
-    <w:p>
-      <w:r>
-        <w:t>I BILAGA 1 finns mer detaljerad information om ekologi samt krav på livsmiljö hos fridlysta arter.</w:t>
-      </w:r>
-    </w:p>
-    <w:p>
-      <w:pPr>
-        <w:pStyle w:val="Heading1"/>
-      </w:pPr>
-      <w:r>
         <w:t>Certifiering</w:t>
       </w:r>
     </w:p>
@@ -1064,7 +1134,7 @@
         <w:rPr>
           <w:i/>
         </w:rPr>
-        <w:t>I det avverkningsanmälda skogsområdet har 21 rödlistade arter och signalarter påträffats. Detta ska jämföras med Skogsstyrelsens uppföljning 2017 av nyckelbiotoper som visade att man i genomsnitt hittar 20,6 olika rödlistade arter och signalarter i en nyckelbiotop (Wijk, S. 2017. Biologisk mångfald i nyckelbiotoper – Resultat från inventeringen “Uppföljning biologisk mångfald” 2009–2015. Rapport 4/2017 Skogsstyrelsen, Jönköping).</w:t>
+        <w:t>I det avverkningsanmälda skogsområdet har 22 rödlistade arter och signalarter påträffats. Detta ska jämföras med Skogsstyrelsens uppföljning 2017 av nyckelbiotoper som visade att man i genomsnitt hittar 20,6 olika rödlistade arter och signalarter i en nyckelbiotop (Wijk, S. 2017. Biologisk mångfald i nyckelbiotoper – Resultat från inventeringen “Uppföljning biologisk mångfald” 2009–2015. Rapport 4/2017 Skogsstyrelsen, Jönköping).</w:t>
       </w:r>
     </w:p>
     <w:p>
@@ -1093,7 +1163,7 @@
         <w:rPr>
           <w:i/>
         </w:rPr>
-        <w:t>I det avverkningsanmälda skogsområdet har 22 naturvårdsarter varav 12 rödlistade arter sina livsmiljöer och växtplatser.</w:t>
+        <w:t>I det avverkningsanmälda skogsområdet har 25 naturvårdsarter varav 12 rödlistade arter sina livsmiljöer och växtplatser.</w:t>
       </w:r>
     </w:p>
     <w:p>
@@ -1685,7 +1755,7 @@
 </file>
 
 <file path=word/endnotes.xml><?xml version="1.0" encoding="utf-8"?>
-<w:endnotes xmlns:wpc="http://schemas.microsoft.com/office/word/2010/wordprocessingCanvas" xmlns:cx="http://schemas.microsoft.com/office/drawing/2014/chartex" xmlns:cx1="http://schemas.microsoft.com/office/drawing/2015/9/8/chartex" xmlns:cx2="http://schemas.microsoft.com/office/drawing/2015/10/21/chartex" xmlns:cx3="http://schemas.microsoft.com/office/drawing/2016/5/9/chartex" xmlns:cx4="http://schemas.microsoft.com/office/drawing/2016/5/10/chartex" xmlns:cx5="http://schemas.microsoft.com/office/drawing/2016/5/11/chartex" xmlns:cx6="http://schemas.microsoft.com/office/drawing/2016/5/12/chartex" xmlns:cx7="http://schemas.microsoft.com/office/drawing/2016/5/13/chartex" xmlns:cx8="http://schemas.microsoft.com/office/drawing/2016/5/14/chartex" xmlns:mc="http://schemas.openxmlformats.org/markup-compatibility/2006" xmlns:aink="http://schemas.microsoft.com/office/drawing/2016/ink" xmlns:am3d="http://schemas.microsoft.com/office/drawing/2017/model3d" xmlns:o="urn:schemas-microsoft-com:office:office" xmlns:oel="http://schemas.microsoft.com/office/2019/extlst" xmlns:r="http://schemas.openxmlformats.org/officeDocument/2006/relationships" xmlns:m="http://schemas.openxmlformats.org/officeDocument/2006/math" xmlns:v="urn:schemas-microsoft-com:vml" xmlns:wp14="http://schemas.microsoft.com/office/word/2010/wordprocessingDrawing" xmlns:wp="http://schemas.openxmlformats.org/drawingml/2006/wordprocessingDrawing" xmlns:w10="urn:schemas-microsoft-com:office:word" xmlns:w="http://schemas.openxmlformats.org/wordprocessingml/2006/main" xmlns:w14="http://schemas.microsoft.com/office/word/2010/wordml" xmlns:w15="http://schemas.microsoft.com/office/word/2012/wordml" xmlns:w16cex="http://schemas.microsoft.com/office/word/2018/wordml/cex" xmlns:w16cid="http://schemas.microsoft.com/office/word/2016/wordml/cid" xmlns:w16="http://schemas.microsoft.com/office/word/2018/wordml" xmlns:w16sdtdh="http://schemas.microsoft.com/office/word/2020/wordml/sdtdatahash" xmlns:w16se="http://schemas.microsoft.com/office/word/2015/wordml/symex" xmlns:wpg="http://schemas.microsoft.com/office/word/2010/wordprocessingGroup" xmlns:wpi="http://schemas.microsoft.com/office/word/2010/wordprocessingInk" xmlns:wne="http://schemas.microsoft.com/office/word/2006/wordml" xmlns:wps="http://schemas.microsoft.com/office/word/2010/wordprocessingShape" mc:Ignorable="w14 w15 w16se w16cid w16 w16cex w16sdtdh wp14">
+<w:endnotes xmlns:wpc="http://schemas.microsoft.com/office/word/2010/wordprocessingCanvas" xmlns:cx="http://schemas.microsoft.com/office/drawing/2014/chartex" xmlns:cx1="http://schemas.microsoft.com/office/drawing/2015/9/8/chartex" xmlns:cx2="http://schemas.microsoft.com/office/drawing/2015/10/21/chartex" xmlns:cx3="http://schemas.microsoft.com/office/drawing/2016/5/9/chartex" xmlns:cx4="http://schemas.microsoft.com/office/drawing/2016/5/10/chartex" xmlns:cx5="http://schemas.microsoft.com/office/drawing/2016/5/11/chartex" xmlns:cx6="http://schemas.microsoft.com/office/drawing/2016/5/12/chartex" xmlns:cx7="http://schemas.microsoft.com/office/drawing/2016/5/13/chartex" xmlns:cx8="http://schemas.microsoft.com/office/drawing/2016/5/14/chartex" xmlns:mc="http://schemas.openxmlformats.org/markup-compatibility/2006" xmlns:aink="http://schemas.microsoft.com/office/drawing/2016/ink" xmlns:am3d="http://schemas.microsoft.com/office/drawing/2017/model3d" xmlns:o="urn:schemas-microsoft-com:office:office" xmlns:oel="http://schemas.microsoft.com/office/2019/extlst" xmlns:r="http://schemas.openxmlformats.org/officeDocument/2006/relationships" xmlns:m="http://schemas.openxmlformats.org/officeDocument/2006/math" xmlns:v="urn:schemas-microsoft-com:vml" xmlns:wp14="http://schemas.microsoft.com/office/word/2010/wordprocessingDrawing" xmlns:wp="http://schemas.openxmlformats.org/drawingml/2006/wordprocessingDrawing" xmlns:w10="urn:schemas-microsoft-com:office:word" xmlns:w="http://schemas.openxmlformats.org/wordprocessingml/2006/main" xmlns:w14="http://schemas.microsoft.com/office/word/2010/wordml" xmlns:w15="http://schemas.microsoft.com/office/word/2012/wordml" xmlns:w16cex="http://schemas.microsoft.com/office/word/2018/wordml/cex" xmlns:w16cid="http://schemas.microsoft.com/office/word/2016/wordml/cid" xmlns:w16="http://schemas.microsoft.com/office/word/2018/wordml" xmlns:w16du="http://schemas.microsoft.com/office/word/2023/wordml/word16du" xmlns:w16sdtdh="http://schemas.microsoft.com/office/word/2020/wordml/sdtdatahash" xmlns:w16sdtfl="http://schemas.microsoft.com/office/word/2024/wordml/sdtformatlock" xmlns:w16se="http://schemas.microsoft.com/office/word/2015/wordml/symex" xmlns:wpg="http://schemas.microsoft.com/office/word/2010/wordprocessingGroup" xmlns:wpi="http://schemas.microsoft.com/office/word/2010/wordprocessingInk" xmlns:wne="http://schemas.microsoft.com/office/word/2006/wordml" xmlns:wps="http://schemas.microsoft.com/office/word/2010/wordprocessingShape" mc:Ignorable="w14 w15 w16se w16cid w16 w16cex w16sdtdh w16sdtfl w16du wp14">
   <w:endnote w:type="separator" w:id="-1">
     <w:p>
       <w:pPr>
@@ -1710,7 +1780,7 @@
 </file>
 
 <file path=word/footer1.xml><?xml version="1.0" encoding="utf-8"?>
-<w:ftr xmlns:wpc="http://schemas.microsoft.com/office/word/2010/wordprocessingCanvas" xmlns:cx="http://schemas.microsoft.com/office/drawing/2014/chartex" xmlns:cx1="http://schemas.microsoft.com/office/drawing/2015/9/8/chartex" xmlns:cx2="http://schemas.microsoft.com/office/drawing/2015/10/21/chartex" xmlns:cx3="http://schemas.microsoft.com/office/drawing/2016/5/9/chartex" xmlns:cx4="http://schemas.microsoft.com/office/drawing/2016/5/10/chartex" xmlns:cx5="http://schemas.microsoft.com/office/drawing/2016/5/11/chartex" xmlns:cx6="http://schemas.microsoft.com/office/drawing/2016/5/12/chartex" xmlns:cx7="http://schemas.microsoft.com/office/drawing/2016/5/13/chartex" xmlns:cx8="http://schemas.microsoft.com/office/drawing/2016/5/14/chartex" xmlns:mc="http://schemas.openxmlformats.org/markup-compatibility/2006" xmlns:aink="http://schemas.microsoft.com/office/drawing/2016/ink" xmlns:am3d="http://schemas.microsoft.com/office/drawing/2017/model3d" xmlns:o="urn:schemas-microsoft-com:office:office" xmlns:oel="http://schemas.microsoft.com/office/2019/extlst" xmlns:r="http://schemas.openxmlformats.org/officeDocument/2006/relationships" xmlns:m="http://schemas.openxmlformats.org/officeDocument/2006/math" xmlns:v="urn:schemas-microsoft-com:vml" xmlns:wp14="http://schemas.microsoft.com/office/word/2010/wordprocessingDrawing" xmlns:wp="http://schemas.openxmlformats.org/drawingml/2006/wordprocessingDrawing" xmlns:w10="urn:schemas-microsoft-com:office:word" xmlns:w="http://schemas.openxmlformats.org/wordprocessingml/2006/main" xmlns:w14="http://schemas.microsoft.com/office/word/2010/wordml" xmlns:w15="http://schemas.microsoft.com/office/word/2012/wordml" xmlns:w16cex="http://schemas.microsoft.com/office/word/2018/wordml/cex" xmlns:w16cid="http://schemas.microsoft.com/office/word/2016/wordml/cid" xmlns:w16="http://schemas.microsoft.com/office/word/2018/wordml" xmlns:w16sdtdh="http://schemas.microsoft.com/office/word/2020/wordml/sdtdatahash" xmlns:w16se="http://schemas.microsoft.com/office/word/2015/wordml/symex" xmlns:wpg="http://schemas.microsoft.com/office/word/2010/wordprocessingGroup" xmlns:wpi="http://schemas.microsoft.com/office/word/2010/wordprocessingInk" xmlns:wne="http://schemas.microsoft.com/office/word/2006/wordml" xmlns:wps="http://schemas.microsoft.com/office/word/2010/wordprocessingShape" mc:Ignorable="w14 w15 w16se w16cid w16 w16cex w16sdtdh wp14">
+<w:ftr xmlns:wpc="http://schemas.microsoft.com/office/word/2010/wordprocessingCanvas" xmlns:cx="http://schemas.microsoft.com/office/drawing/2014/chartex" xmlns:cx1="http://schemas.microsoft.com/office/drawing/2015/9/8/chartex" xmlns:cx2="http://schemas.microsoft.com/office/drawing/2015/10/21/chartex" xmlns:cx3="http://schemas.microsoft.com/office/drawing/2016/5/9/chartex" xmlns:cx4="http://schemas.microsoft.com/office/drawing/2016/5/10/chartex" xmlns:cx5="http://schemas.microsoft.com/office/drawing/2016/5/11/chartex" xmlns:cx6="http://schemas.microsoft.com/office/drawing/2016/5/12/chartex" xmlns:cx7="http://schemas.microsoft.com/office/drawing/2016/5/13/chartex" xmlns:cx8="http://schemas.microsoft.com/office/drawing/2016/5/14/chartex" xmlns:mc="http://schemas.openxmlformats.org/markup-compatibility/2006" xmlns:aink="http://schemas.microsoft.com/office/drawing/2016/ink" xmlns:am3d="http://schemas.microsoft.com/office/drawing/2017/model3d" xmlns:o="urn:schemas-microsoft-com:office:office" xmlns:oel="http://schemas.microsoft.com/office/2019/extlst" xmlns:r="http://schemas.openxmlformats.org/officeDocument/2006/relationships" xmlns:m="http://schemas.openxmlformats.org/officeDocument/2006/math" xmlns:v="urn:schemas-microsoft-com:vml" xmlns:wp14="http://schemas.microsoft.com/office/word/2010/wordprocessingDrawing" xmlns:wp="http://schemas.openxmlformats.org/drawingml/2006/wordprocessingDrawing" xmlns:w10="urn:schemas-microsoft-com:office:word" xmlns:w="http://schemas.openxmlformats.org/wordprocessingml/2006/main" xmlns:w14="http://schemas.microsoft.com/office/word/2010/wordml" xmlns:w15="http://schemas.microsoft.com/office/word/2012/wordml" xmlns:w16cex="http://schemas.microsoft.com/office/word/2018/wordml/cex" xmlns:w16cid="http://schemas.microsoft.com/office/word/2016/wordml/cid" xmlns:w16="http://schemas.microsoft.com/office/word/2018/wordml" xmlns:w16du="http://schemas.microsoft.com/office/word/2023/wordml/word16du" xmlns:w16sdtdh="http://schemas.microsoft.com/office/word/2020/wordml/sdtdatahash" xmlns:w16sdtfl="http://schemas.microsoft.com/office/word/2024/wordml/sdtformatlock" xmlns:w16se="http://schemas.microsoft.com/office/word/2015/wordml/symex" xmlns:wpg="http://schemas.microsoft.com/office/word/2010/wordprocessingGroup" xmlns:wpi="http://schemas.microsoft.com/office/word/2010/wordprocessingInk" xmlns:wne="http://schemas.microsoft.com/office/word/2006/wordml" xmlns:wps="http://schemas.microsoft.com/office/word/2010/wordprocessingShape" mc:Ignorable="w14 w15 w16se w16cid w16 w16cex w16sdtdh w16sdtfl w16du wp14">
   <w:p>
     <w:pPr>
       <w:pStyle w:val="Footer"/>
@@ -1720,7 +1790,7 @@
 </file>
 
 <file path=word/footer2.xml><?xml version="1.0" encoding="utf-8"?>
-<w:ftr xmlns:wpc="http://schemas.microsoft.com/office/word/2010/wordprocessingCanvas" xmlns:cx="http://schemas.microsoft.com/office/drawing/2014/chartex" xmlns:cx1="http://schemas.microsoft.com/office/drawing/2015/9/8/chartex" xmlns:cx2="http://schemas.microsoft.com/office/drawing/2015/10/21/chartex" xmlns:cx3="http://schemas.microsoft.com/office/drawing/2016/5/9/chartex" xmlns:cx4="http://schemas.microsoft.com/office/drawing/2016/5/10/chartex" xmlns:cx5="http://schemas.microsoft.com/office/drawing/2016/5/11/chartex" xmlns:cx6="http://schemas.microsoft.com/office/drawing/2016/5/12/chartex" xmlns:cx7="http://schemas.microsoft.com/office/drawing/2016/5/13/chartex" xmlns:cx8="http://schemas.microsoft.com/office/drawing/2016/5/14/chartex" xmlns:mc="http://schemas.openxmlformats.org/markup-compatibility/2006" xmlns:aink="http://schemas.microsoft.com/office/drawing/2016/ink" xmlns:am3d="http://schemas.microsoft.com/office/drawing/2017/model3d" xmlns:o="urn:schemas-microsoft-com:office:office" xmlns:oel="http://schemas.microsoft.com/office/2019/extlst" xmlns:r="http://schemas.openxmlformats.org/officeDocument/2006/relationships" xmlns:m="http://schemas.openxmlformats.org/officeDocument/2006/math" xmlns:v="urn:schemas-microsoft-com:vml" xmlns:wp14="http://schemas.microsoft.com/office/word/2010/wordprocessingDrawing" xmlns:wp="http://schemas.openxmlformats.org/drawingml/2006/wordprocessingDrawing" xmlns:w10="urn:schemas-microsoft-com:office:word" xmlns:w="http://schemas.openxmlformats.org/wordprocessingml/2006/main" xmlns:w14="http://schemas.microsoft.com/office/word/2010/wordml" xmlns:w15="http://schemas.microsoft.com/office/word/2012/wordml" xmlns:w16cex="http://schemas.microsoft.com/office/word/2018/wordml/cex" xmlns:w16cid="http://schemas.microsoft.com/office/word/2016/wordml/cid" xmlns:w16="http://schemas.microsoft.com/office/word/2018/wordml" xmlns:w16sdtdh="http://schemas.microsoft.com/office/word/2020/wordml/sdtdatahash" xmlns:w16se="http://schemas.microsoft.com/office/word/2015/wordml/symex" xmlns:wpg="http://schemas.microsoft.com/office/word/2010/wordprocessingGroup" xmlns:wpi="http://schemas.microsoft.com/office/word/2010/wordprocessingInk" xmlns:wne="http://schemas.microsoft.com/office/word/2006/wordml" xmlns:wps="http://schemas.microsoft.com/office/word/2010/wordprocessingShape" mc:Ignorable="w14 w15 w16se w16cid w16 w16cex w16sdtdh wp14">
+<w:ftr xmlns:wpc="http://schemas.microsoft.com/office/word/2010/wordprocessingCanvas" xmlns:cx="http://schemas.microsoft.com/office/drawing/2014/chartex" xmlns:cx1="http://schemas.microsoft.com/office/drawing/2015/9/8/chartex" xmlns:cx2="http://schemas.microsoft.com/office/drawing/2015/10/21/chartex" xmlns:cx3="http://schemas.microsoft.com/office/drawing/2016/5/9/chartex" xmlns:cx4="http://schemas.microsoft.com/office/drawing/2016/5/10/chartex" xmlns:cx5="http://schemas.microsoft.com/office/drawing/2016/5/11/chartex" xmlns:cx6="http://schemas.microsoft.com/office/drawing/2016/5/12/chartex" xmlns:cx7="http://schemas.microsoft.com/office/drawing/2016/5/13/chartex" xmlns:cx8="http://schemas.microsoft.com/office/drawing/2016/5/14/chartex" xmlns:mc="http://schemas.openxmlformats.org/markup-compatibility/2006" xmlns:aink="http://schemas.microsoft.com/office/drawing/2016/ink" xmlns:am3d="http://schemas.microsoft.com/office/drawing/2017/model3d" xmlns:o="urn:schemas-microsoft-com:office:office" xmlns:oel="http://schemas.microsoft.com/office/2019/extlst" xmlns:r="http://schemas.openxmlformats.org/officeDocument/2006/relationships" xmlns:m="http://schemas.openxmlformats.org/officeDocument/2006/math" xmlns:v="urn:schemas-microsoft-com:vml" xmlns:wp14="http://schemas.microsoft.com/office/word/2010/wordprocessingDrawing" xmlns:wp="http://schemas.openxmlformats.org/drawingml/2006/wordprocessingDrawing" xmlns:w10="urn:schemas-microsoft-com:office:word" xmlns:w="http://schemas.openxmlformats.org/wordprocessingml/2006/main" xmlns:w14="http://schemas.microsoft.com/office/word/2010/wordml" xmlns:w15="http://schemas.microsoft.com/office/word/2012/wordml" xmlns:w16cex="http://schemas.microsoft.com/office/word/2018/wordml/cex" xmlns:w16cid="http://schemas.microsoft.com/office/word/2016/wordml/cid" xmlns:w16="http://schemas.microsoft.com/office/word/2018/wordml" xmlns:w16du="http://schemas.microsoft.com/office/word/2023/wordml/word16du" xmlns:w16sdtdh="http://schemas.microsoft.com/office/word/2020/wordml/sdtdatahash" xmlns:w16sdtfl="http://schemas.microsoft.com/office/word/2024/wordml/sdtformatlock" xmlns:w16se="http://schemas.microsoft.com/office/word/2015/wordml/symex" xmlns:wpg="http://schemas.microsoft.com/office/word/2010/wordprocessingGroup" xmlns:wpi="http://schemas.microsoft.com/office/word/2010/wordprocessingInk" xmlns:wne="http://schemas.microsoft.com/office/word/2006/wordml" xmlns:wps="http://schemas.microsoft.com/office/word/2010/wordprocessingShape" mc:Ignorable="w14 w15 w16se w16cid w16 w16cex w16sdtdh w16sdtfl w16du wp14">
   <w:p>
     <w:pPr>
       <w:pStyle w:val="Footer"/>
@@ -1730,7 +1800,7 @@
 </file>
 
 <file path=word/footer3.xml><?xml version="1.0" encoding="utf-8"?>
-<w:ftr xmlns:wpc="http://schemas.microsoft.com/office/word/2010/wordprocessingCanvas" xmlns:cx="http://schemas.microsoft.com/office/drawing/2014/chartex" xmlns:cx1="http://schemas.microsoft.com/office/drawing/2015/9/8/chartex" xmlns:cx2="http://schemas.microsoft.com/office/drawing/2015/10/21/chartex" xmlns:cx3="http://schemas.microsoft.com/office/drawing/2016/5/9/chartex" xmlns:cx4="http://schemas.microsoft.com/office/drawing/2016/5/10/chartex" xmlns:cx5="http://schemas.microsoft.com/office/drawing/2016/5/11/chartex" xmlns:cx6="http://schemas.microsoft.com/office/drawing/2016/5/12/chartex" xmlns:cx7="http://schemas.microsoft.com/office/drawing/2016/5/13/chartex" xmlns:cx8="http://schemas.microsoft.com/office/drawing/2016/5/14/chartex" xmlns:mc="http://schemas.openxmlformats.org/markup-compatibility/2006" xmlns:aink="http://schemas.microsoft.com/office/drawing/2016/ink" xmlns:am3d="http://schemas.microsoft.com/office/drawing/2017/model3d" xmlns:o="urn:schemas-microsoft-com:office:office" xmlns:oel="http://schemas.microsoft.com/office/2019/extlst" xmlns:r="http://schemas.openxmlformats.org/officeDocument/2006/relationships" xmlns:m="http://schemas.openxmlformats.org/officeDocument/2006/math" xmlns:v="urn:schemas-microsoft-com:vml" xmlns:wp14="http://schemas.microsoft.com/office/word/2010/wordprocessingDrawing" xmlns:wp="http://schemas.openxmlformats.org/drawingml/2006/wordprocessingDrawing" xmlns:w10="urn:schemas-microsoft-com:office:word" xmlns:w="http://schemas.openxmlformats.org/wordprocessingml/2006/main" xmlns:w14="http://schemas.microsoft.com/office/word/2010/wordml" xmlns:w15="http://schemas.microsoft.com/office/word/2012/wordml" xmlns:w16cex="http://schemas.microsoft.com/office/word/2018/wordml/cex" xmlns:w16cid="http://schemas.microsoft.com/office/word/2016/wordml/cid" xmlns:w16="http://schemas.microsoft.com/office/word/2018/wordml" xmlns:w16sdtdh="http://schemas.microsoft.com/office/word/2020/wordml/sdtdatahash" xmlns:w16se="http://schemas.microsoft.com/office/word/2015/wordml/symex" xmlns:wpg="http://schemas.microsoft.com/office/word/2010/wordprocessingGroup" xmlns:wpi="http://schemas.microsoft.com/office/word/2010/wordprocessingInk" xmlns:wne="http://schemas.microsoft.com/office/word/2006/wordml" xmlns:wps="http://schemas.microsoft.com/office/word/2010/wordprocessingShape" mc:Ignorable="w14 w15 w16se w16cid w16 w16cex w16sdtdh wp14">
+<w:ftr xmlns:wpc="http://schemas.microsoft.com/office/word/2010/wordprocessingCanvas" xmlns:cx="http://schemas.microsoft.com/office/drawing/2014/chartex" xmlns:cx1="http://schemas.microsoft.com/office/drawing/2015/9/8/chartex" xmlns:cx2="http://schemas.microsoft.com/office/drawing/2015/10/21/chartex" xmlns:cx3="http://schemas.microsoft.com/office/drawing/2016/5/9/chartex" xmlns:cx4="http://schemas.microsoft.com/office/drawing/2016/5/10/chartex" xmlns:cx5="http://schemas.microsoft.com/office/drawing/2016/5/11/chartex" xmlns:cx6="http://schemas.microsoft.com/office/drawing/2016/5/12/chartex" xmlns:cx7="http://schemas.microsoft.com/office/drawing/2016/5/13/chartex" xmlns:cx8="http://schemas.microsoft.com/office/drawing/2016/5/14/chartex" xmlns:mc="http://schemas.openxmlformats.org/markup-compatibility/2006" xmlns:aink="http://schemas.microsoft.com/office/drawing/2016/ink" xmlns:am3d="http://schemas.microsoft.com/office/drawing/2017/model3d" xmlns:o="urn:schemas-microsoft-com:office:office" xmlns:oel="http://schemas.microsoft.com/office/2019/extlst" xmlns:r="http://schemas.openxmlformats.org/officeDocument/2006/relationships" xmlns:m="http://schemas.openxmlformats.org/officeDocument/2006/math" xmlns:v="urn:schemas-microsoft-com:vml" xmlns:wp14="http://schemas.microsoft.com/office/word/2010/wordprocessingDrawing" xmlns:wp="http://schemas.openxmlformats.org/drawingml/2006/wordprocessingDrawing" xmlns:w10="urn:schemas-microsoft-com:office:word" xmlns:w="http://schemas.openxmlformats.org/wordprocessingml/2006/main" xmlns:w14="http://schemas.microsoft.com/office/word/2010/wordml" xmlns:w15="http://schemas.microsoft.com/office/word/2012/wordml" xmlns:w16cex="http://schemas.microsoft.com/office/word/2018/wordml/cex" xmlns:w16cid="http://schemas.microsoft.com/office/word/2016/wordml/cid" xmlns:w16="http://schemas.microsoft.com/office/word/2018/wordml" xmlns:w16du="http://schemas.microsoft.com/office/word/2023/wordml/word16du" xmlns:w16sdtdh="http://schemas.microsoft.com/office/word/2020/wordml/sdtdatahash" xmlns:w16sdtfl="http://schemas.microsoft.com/office/word/2024/wordml/sdtformatlock" xmlns:w16se="http://schemas.microsoft.com/office/word/2015/wordml/symex" xmlns:wpg="http://schemas.microsoft.com/office/word/2010/wordprocessingGroup" xmlns:wpi="http://schemas.microsoft.com/office/word/2010/wordprocessingInk" xmlns:wne="http://schemas.microsoft.com/office/word/2006/wordml" xmlns:wps="http://schemas.microsoft.com/office/word/2010/wordprocessingShape" mc:Ignorable="w14 w15 w16se w16cid w16 w16cex w16sdtdh w16sdtfl w16du wp14">
   <w:p>
     <w:pPr>
       <w:pStyle w:val="Footer"/>
@@ -1740,7 +1810,7 @@
 </file>
 
 <file path=word/footnotes.xml><?xml version="1.0" encoding="utf-8"?>
-<w:footnotes xmlns:wpc="http://schemas.microsoft.com/office/word/2010/wordprocessingCanvas" xmlns:cx="http://schemas.microsoft.com/office/drawing/2014/chartex" xmlns:cx1="http://schemas.microsoft.com/office/drawing/2015/9/8/chartex" xmlns:cx2="http://schemas.microsoft.com/office/drawing/2015/10/21/chartex" xmlns:cx3="http://schemas.microsoft.com/office/drawing/2016/5/9/chartex" xmlns:cx4="http://schemas.microsoft.com/office/drawing/2016/5/10/chartex" xmlns:cx5="http://schemas.microsoft.com/office/drawing/2016/5/11/chartex" xmlns:cx6="http://schemas.microsoft.com/office/drawing/2016/5/12/chartex" xmlns:cx7="http://schemas.microsoft.com/office/drawing/2016/5/13/chartex" xmlns:cx8="http://schemas.microsoft.com/office/drawing/2016/5/14/chartex" xmlns:mc="http://schemas.openxmlformats.org/markup-compatibility/2006" xmlns:aink="http://schemas.microsoft.com/office/drawing/2016/ink" xmlns:am3d="http://schemas.microsoft.com/office/drawing/2017/model3d" xmlns:o="urn:schemas-microsoft-com:office:office" xmlns:oel="http://schemas.microsoft.com/office/2019/extlst" xmlns:r="http://schemas.openxmlformats.org/officeDocument/2006/relationships" xmlns:m="http://schemas.openxmlformats.org/officeDocument/2006/math" xmlns:v="urn:schemas-microsoft-com:vml" xmlns:wp14="http://schemas.microsoft.com/office/word/2010/wordprocessingDrawing" xmlns:wp="http://schemas.openxmlformats.org/drawingml/2006/wordprocessingDrawing" xmlns:w10="urn:schemas-microsoft-com:office:word" xmlns:w="http://schemas.openxmlformats.org/wordprocessingml/2006/main" xmlns:w14="http://schemas.microsoft.com/office/word/2010/wordml" xmlns:w15="http://schemas.microsoft.com/office/word/2012/wordml" xmlns:w16cex="http://schemas.microsoft.com/office/word/2018/wordml/cex" xmlns:w16cid="http://schemas.microsoft.com/office/word/2016/wordml/cid" xmlns:w16="http://schemas.microsoft.com/office/word/2018/wordml" xmlns:w16sdtdh="http://schemas.microsoft.com/office/word/2020/wordml/sdtdatahash" xmlns:w16se="http://schemas.microsoft.com/office/word/2015/wordml/symex" xmlns:wpg="http://schemas.microsoft.com/office/word/2010/wordprocessingGroup" xmlns:wpi="http://schemas.microsoft.com/office/word/2010/wordprocessingInk" xmlns:wne="http://schemas.microsoft.com/office/word/2006/wordml" xmlns:wps="http://schemas.microsoft.com/office/word/2010/wordprocessingShape" mc:Ignorable="w14 w15 w16se w16cid w16 w16cex w16sdtdh wp14">
+<w:footnotes xmlns:wpc="http://schemas.microsoft.com/office/word/2010/wordprocessingCanvas" xmlns:cx="http://schemas.microsoft.com/office/drawing/2014/chartex" xmlns:cx1="http://schemas.microsoft.com/office/drawing/2015/9/8/chartex" xmlns:cx2="http://schemas.microsoft.com/office/drawing/2015/10/21/chartex" xmlns:cx3="http://schemas.microsoft.com/office/drawing/2016/5/9/chartex" xmlns:cx4="http://schemas.microsoft.com/office/drawing/2016/5/10/chartex" xmlns:cx5="http://schemas.microsoft.com/office/drawing/2016/5/11/chartex" xmlns:cx6="http://schemas.microsoft.com/office/drawing/2016/5/12/chartex" xmlns:cx7="http://schemas.microsoft.com/office/drawing/2016/5/13/chartex" xmlns:cx8="http://schemas.microsoft.com/office/drawing/2016/5/14/chartex" xmlns:mc="http://schemas.openxmlformats.org/markup-compatibility/2006" xmlns:aink="http://schemas.microsoft.com/office/drawing/2016/ink" xmlns:am3d="http://schemas.microsoft.com/office/drawing/2017/model3d" xmlns:o="urn:schemas-microsoft-com:office:office" xmlns:oel="http://schemas.microsoft.com/office/2019/extlst" xmlns:r="http://schemas.openxmlformats.org/officeDocument/2006/relationships" xmlns:m="http://schemas.openxmlformats.org/officeDocument/2006/math" xmlns:v="urn:schemas-microsoft-com:vml" xmlns:wp14="http://schemas.microsoft.com/office/word/2010/wordprocessingDrawing" xmlns:wp="http://schemas.openxmlformats.org/drawingml/2006/wordprocessingDrawing" xmlns:w10="urn:schemas-microsoft-com:office:word" xmlns:w="http://schemas.openxmlformats.org/wordprocessingml/2006/main" xmlns:w14="http://schemas.microsoft.com/office/word/2010/wordml" xmlns:w15="http://schemas.microsoft.com/office/word/2012/wordml" xmlns:w16cex="http://schemas.microsoft.com/office/word/2018/wordml/cex" xmlns:w16cid="http://schemas.microsoft.com/office/word/2016/wordml/cid" xmlns:w16="http://schemas.microsoft.com/office/word/2018/wordml" xmlns:w16du="http://schemas.microsoft.com/office/word/2023/wordml/word16du" xmlns:w16sdtdh="http://schemas.microsoft.com/office/word/2020/wordml/sdtdatahash" xmlns:w16sdtfl="http://schemas.microsoft.com/office/word/2024/wordml/sdtformatlock" xmlns:w16se="http://schemas.microsoft.com/office/word/2015/wordml/symex" xmlns:wpg="http://schemas.microsoft.com/office/word/2010/wordprocessingGroup" xmlns:wpi="http://schemas.microsoft.com/office/word/2010/wordprocessingInk" xmlns:wne="http://schemas.microsoft.com/office/word/2006/wordml" xmlns:wps="http://schemas.microsoft.com/office/word/2010/wordprocessingShape" mc:Ignorable="w14 w15 w16se w16cid w16 w16cex w16sdtdh w16sdtfl w16du wp14">
   <w:footnote w:type="separator" w:id="-1">
     <w:p>
       <w:pPr>
@@ -1765,7 +1835,7 @@
 </file>
 
 <file path=word/header1.xml><?xml version="1.0" encoding="utf-8"?>
-<w:hdr xmlns:wpc="http://schemas.microsoft.com/office/word/2010/wordprocessingCanvas" xmlns:cx="http://schemas.microsoft.com/office/drawing/2014/chartex" xmlns:cx1="http://schemas.microsoft.com/office/drawing/2015/9/8/chartex" xmlns:cx2="http://schemas.microsoft.com/office/drawing/2015/10/21/chartex" xmlns:cx3="http://schemas.microsoft.com/office/drawing/2016/5/9/chartex" xmlns:cx4="http://schemas.microsoft.com/office/drawing/2016/5/10/chartex" xmlns:cx5="http://schemas.microsoft.com/office/drawing/2016/5/11/chartex" xmlns:cx6="http://schemas.microsoft.com/office/drawing/2016/5/12/chartex" xmlns:cx7="http://schemas.microsoft.com/office/drawing/2016/5/13/chartex" xmlns:cx8="http://schemas.microsoft.com/office/drawing/2016/5/14/chartex" xmlns:mc="http://schemas.openxmlformats.org/markup-compatibility/2006" xmlns:aink="http://schemas.microsoft.com/office/drawing/2016/ink" xmlns:am3d="http://schemas.microsoft.com/office/drawing/2017/model3d" xmlns:o="urn:schemas-microsoft-com:office:office" xmlns:oel="http://schemas.microsoft.com/office/2019/extlst" xmlns:r="http://schemas.openxmlformats.org/officeDocument/2006/relationships" xmlns:m="http://schemas.openxmlformats.org/officeDocument/2006/math" xmlns:v="urn:schemas-microsoft-com:vml" xmlns:wp14="http://schemas.microsoft.com/office/word/2010/wordprocessingDrawing" xmlns:wp="http://schemas.openxmlformats.org/drawingml/2006/wordprocessingDrawing" xmlns:w10="urn:schemas-microsoft-com:office:word" xmlns:w="http://schemas.openxmlformats.org/wordprocessingml/2006/main" xmlns:w14="http://schemas.microsoft.com/office/word/2010/wordml" xmlns:w15="http://schemas.microsoft.com/office/word/2012/wordml" xmlns:w16cex="http://schemas.microsoft.com/office/word/2018/wordml/cex" xmlns:w16cid="http://schemas.microsoft.com/office/word/2016/wordml/cid" xmlns:w16="http://schemas.microsoft.com/office/word/2018/wordml" xmlns:w16sdtdh="http://schemas.microsoft.com/office/word/2020/wordml/sdtdatahash" xmlns:w16se="http://schemas.microsoft.com/office/word/2015/wordml/symex" xmlns:wpg="http://schemas.microsoft.com/office/word/2010/wordprocessingGroup" xmlns:wpi="http://schemas.microsoft.com/office/word/2010/wordprocessingInk" xmlns:wne="http://schemas.microsoft.com/office/word/2006/wordml" xmlns:wps="http://schemas.microsoft.com/office/word/2010/wordprocessingShape" mc:Ignorable="w14 w15 w16se w16cid w16 w16cex w16sdtdh wp14">
+<w:hdr xmlns:wpc="http://schemas.microsoft.com/office/word/2010/wordprocessingCanvas" xmlns:cx="http://schemas.microsoft.com/office/drawing/2014/chartex" xmlns:cx1="http://schemas.microsoft.com/office/drawing/2015/9/8/chartex" xmlns:cx2="http://schemas.microsoft.com/office/drawing/2015/10/21/chartex" xmlns:cx3="http://schemas.microsoft.com/office/drawing/2016/5/9/chartex" xmlns:cx4="http://schemas.microsoft.com/office/drawing/2016/5/10/chartex" xmlns:cx5="http://schemas.microsoft.com/office/drawing/2016/5/11/chartex" xmlns:cx6="http://schemas.microsoft.com/office/drawing/2016/5/12/chartex" xmlns:cx7="http://schemas.microsoft.com/office/drawing/2016/5/13/chartex" xmlns:cx8="http://schemas.microsoft.com/office/drawing/2016/5/14/chartex" xmlns:mc="http://schemas.openxmlformats.org/markup-compatibility/2006" xmlns:aink="http://schemas.microsoft.com/office/drawing/2016/ink" xmlns:am3d="http://schemas.microsoft.com/office/drawing/2017/model3d" xmlns:o="urn:schemas-microsoft-com:office:office" xmlns:oel="http://schemas.microsoft.com/office/2019/extlst" xmlns:r="http://schemas.openxmlformats.org/officeDocument/2006/relationships" xmlns:m="http://schemas.openxmlformats.org/officeDocument/2006/math" xmlns:v="urn:schemas-microsoft-com:vml" xmlns:wp14="http://schemas.microsoft.com/office/word/2010/wordprocessingDrawing" xmlns:wp="http://schemas.openxmlformats.org/drawingml/2006/wordprocessingDrawing" xmlns:w10="urn:schemas-microsoft-com:office:word" xmlns:w="http://schemas.openxmlformats.org/wordprocessingml/2006/main" xmlns:w14="http://schemas.microsoft.com/office/word/2010/wordml" xmlns:w15="http://schemas.microsoft.com/office/word/2012/wordml" xmlns:w16cex="http://schemas.microsoft.com/office/word/2018/wordml/cex" xmlns:w16cid="http://schemas.microsoft.com/office/word/2016/wordml/cid" xmlns:w16="http://schemas.microsoft.com/office/word/2018/wordml" xmlns:w16du="http://schemas.microsoft.com/office/word/2023/wordml/word16du" xmlns:w16sdtdh="http://schemas.microsoft.com/office/word/2020/wordml/sdtdatahash" xmlns:w16sdtfl="http://schemas.microsoft.com/office/word/2024/wordml/sdtformatlock" xmlns:w16se="http://schemas.microsoft.com/office/word/2015/wordml/symex" xmlns:wpg="http://schemas.microsoft.com/office/word/2010/wordprocessingGroup" xmlns:wpi="http://schemas.microsoft.com/office/word/2010/wordprocessingInk" xmlns:wne="http://schemas.microsoft.com/office/word/2006/wordml" xmlns:wps="http://schemas.microsoft.com/office/word/2010/wordprocessingShape" mc:Ignorable="w14 w15 w16se w16cid w16 w16cex w16sdtdh w16sdtfl w16du wp14">
   <w:p>
     <w:pPr>
       <w:pStyle w:val="Header"/>
@@ -1775,7 +1845,7 @@
 </file>
 
 <file path=word/header2.xml><?xml version="1.0" encoding="utf-8"?>
-<w:hdr xmlns:wpc="http://schemas.microsoft.com/office/word/2010/wordprocessingCanvas" xmlns:cx="http://schemas.microsoft.com/office/drawing/2014/chartex" xmlns:cx1="http://schemas.microsoft.com/office/drawing/2015/9/8/chartex" xmlns:cx2="http://schemas.microsoft.com/office/drawing/2015/10/21/chartex" xmlns:cx3="http://schemas.microsoft.com/office/drawing/2016/5/9/chartex" xmlns:cx4="http://schemas.microsoft.com/office/drawing/2016/5/10/chartex" xmlns:cx5="http://schemas.microsoft.com/office/drawing/2016/5/11/chartex" xmlns:cx6="http://schemas.microsoft.com/office/drawing/2016/5/12/chartex" xmlns:cx7="http://schemas.microsoft.com/office/drawing/2016/5/13/chartex" xmlns:cx8="http://schemas.microsoft.com/office/drawing/2016/5/14/chartex" xmlns:mc="http://schemas.openxmlformats.org/markup-compatibility/2006" xmlns:aink="http://schemas.microsoft.com/office/drawing/2016/ink" xmlns:am3d="http://schemas.microsoft.com/office/drawing/2017/model3d" xmlns:o="urn:schemas-microsoft-com:office:office" xmlns:oel="http://schemas.microsoft.com/office/2019/extlst" xmlns:r="http://schemas.openxmlformats.org/officeDocument/2006/relationships" xmlns:m="http://schemas.openxmlformats.org/officeDocument/2006/math" xmlns:v="urn:schemas-microsoft-com:vml" xmlns:wp14="http://schemas.microsoft.com/office/word/2010/wordprocessingDrawing" xmlns:wp="http://schemas.openxmlformats.org/drawingml/2006/wordprocessingDrawing" xmlns:w10="urn:schemas-microsoft-com:office:word" xmlns:w="http://schemas.openxmlformats.org/wordprocessingml/2006/main" xmlns:w14="http://schemas.microsoft.com/office/word/2010/wordml" xmlns:w15="http://schemas.microsoft.com/office/word/2012/wordml" xmlns:w16cex="http://schemas.microsoft.com/office/word/2018/wordml/cex" xmlns:w16cid="http://schemas.microsoft.com/office/word/2016/wordml/cid" xmlns:w16="http://schemas.microsoft.com/office/word/2018/wordml" xmlns:w16sdtdh="http://schemas.microsoft.com/office/word/2020/wordml/sdtdatahash" xmlns:w16se="http://schemas.microsoft.com/office/word/2015/wordml/symex" xmlns:wpg="http://schemas.microsoft.com/office/word/2010/wordprocessingGroup" xmlns:wpi="http://schemas.microsoft.com/office/word/2010/wordprocessingInk" xmlns:wne="http://schemas.microsoft.com/office/word/2006/wordml" xmlns:wps="http://schemas.microsoft.com/office/word/2010/wordprocessingShape" mc:Ignorable="w14 w15 w16se w16cid w16 w16cex w16sdtdh wp14">
+<w:hdr xmlns:wpc="http://schemas.microsoft.com/office/word/2010/wordprocessingCanvas" xmlns:cx="http://schemas.microsoft.com/office/drawing/2014/chartex" xmlns:cx1="http://schemas.microsoft.com/office/drawing/2015/9/8/chartex" xmlns:cx2="http://schemas.microsoft.com/office/drawing/2015/10/21/chartex" xmlns:cx3="http://schemas.microsoft.com/office/drawing/2016/5/9/chartex" xmlns:cx4="http://schemas.microsoft.com/office/drawing/2016/5/10/chartex" xmlns:cx5="http://schemas.microsoft.com/office/drawing/2016/5/11/chartex" xmlns:cx6="http://schemas.microsoft.com/office/drawing/2016/5/12/chartex" xmlns:cx7="http://schemas.microsoft.com/office/drawing/2016/5/13/chartex" xmlns:cx8="http://schemas.microsoft.com/office/drawing/2016/5/14/chartex" xmlns:mc="http://schemas.openxmlformats.org/markup-compatibility/2006" xmlns:aink="http://schemas.microsoft.com/office/drawing/2016/ink" xmlns:am3d="http://schemas.microsoft.com/office/drawing/2017/model3d" xmlns:o="urn:schemas-microsoft-com:office:office" xmlns:oel="http://schemas.microsoft.com/office/2019/extlst" xmlns:r="http://schemas.openxmlformats.org/officeDocument/2006/relationships" xmlns:m="http://schemas.openxmlformats.org/officeDocument/2006/math" xmlns:v="urn:schemas-microsoft-com:vml" xmlns:wp14="http://schemas.microsoft.com/office/word/2010/wordprocessingDrawing" xmlns:wp="http://schemas.openxmlformats.org/drawingml/2006/wordprocessingDrawing" xmlns:w10="urn:schemas-microsoft-com:office:word" xmlns:w="http://schemas.openxmlformats.org/wordprocessingml/2006/main" xmlns:w14="http://schemas.microsoft.com/office/word/2010/wordml" xmlns:w15="http://schemas.microsoft.com/office/word/2012/wordml" xmlns:w16cex="http://schemas.microsoft.com/office/word/2018/wordml/cex" xmlns:w16cid="http://schemas.microsoft.com/office/word/2016/wordml/cid" xmlns:w16="http://schemas.microsoft.com/office/word/2018/wordml" xmlns:w16du="http://schemas.microsoft.com/office/word/2023/wordml/word16du" xmlns:w16sdtdh="http://schemas.microsoft.com/office/word/2020/wordml/sdtdatahash" xmlns:w16sdtfl="http://schemas.microsoft.com/office/word/2024/wordml/sdtformatlock" xmlns:w16se="http://schemas.microsoft.com/office/word/2015/wordml/symex" xmlns:wpg="http://schemas.microsoft.com/office/word/2010/wordprocessingGroup" xmlns:wpi="http://schemas.microsoft.com/office/word/2010/wordprocessingInk" xmlns:wne="http://schemas.microsoft.com/office/word/2006/wordml" xmlns:wps="http://schemas.microsoft.com/office/word/2010/wordprocessingShape" mc:Ignorable="w14 w15 w16se w16cid w16 w16cex w16sdtdh w16sdtfl w16du wp14">
   <w:p>
     <w:pPr>
       <w:pStyle w:val="Header"/>
@@ -1786,7 +1856,7 @@
 </file>
 
 <file path=word/header3.xml><?xml version="1.0" encoding="utf-8"?>
-<w:hdr xmlns:wpc="http://schemas.microsoft.com/office/word/2010/wordprocessingCanvas" xmlns:cx="http://schemas.microsoft.com/office/drawing/2014/chartex" xmlns:cx1="http://schemas.microsoft.com/office/drawing/2015/9/8/chartex" xmlns:cx2="http://schemas.microsoft.com/office/drawing/2015/10/21/chartex" xmlns:cx3="http://schemas.microsoft.com/office/drawing/2016/5/9/chartex" xmlns:cx4="http://schemas.microsoft.com/office/drawing/2016/5/10/chartex" xmlns:cx5="http://schemas.microsoft.com/office/drawing/2016/5/11/chartex" xmlns:cx6="http://schemas.microsoft.com/office/drawing/2016/5/12/chartex" xmlns:cx7="http://schemas.microsoft.com/office/drawing/2016/5/13/chartex" xmlns:cx8="http://schemas.microsoft.com/office/drawing/2016/5/14/chartex" xmlns:mc="http://schemas.openxmlformats.org/markup-compatibility/2006" xmlns:aink="http://schemas.microsoft.com/office/drawing/2016/ink" xmlns:am3d="http://schemas.microsoft.com/office/drawing/2017/model3d" xmlns:o="urn:schemas-microsoft-com:office:office" xmlns:oel="http://schemas.microsoft.com/office/2019/extlst" xmlns:r="http://schemas.openxmlformats.org/officeDocument/2006/relationships" xmlns:m="http://schemas.openxmlformats.org/officeDocument/2006/math" xmlns:v="urn:schemas-microsoft-com:vml" xmlns:wp14="http://schemas.microsoft.com/office/word/2010/wordprocessingDrawing" xmlns:wp="http://schemas.openxmlformats.org/drawingml/2006/wordprocessingDrawing" xmlns:w10="urn:schemas-microsoft-com:office:word" xmlns:w="http://schemas.openxmlformats.org/wordprocessingml/2006/main" xmlns:w14="http://schemas.microsoft.com/office/word/2010/wordml" xmlns:w15="http://schemas.microsoft.com/office/word/2012/wordml" xmlns:w16cex="http://schemas.microsoft.com/office/word/2018/wordml/cex" xmlns:w16cid="http://schemas.microsoft.com/office/word/2016/wordml/cid" xmlns:w16="http://schemas.microsoft.com/office/word/2018/wordml" xmlns:w16sdtdh="http://schemas.microsoft.com/office/word/2020/wordml/sdtdatahash" xmlns:w16se="http://schemas.microsoft.com/office/word/2015/wordml/symex" xmlns:wpg="http://schemas.microsoft.com/office/word/2010/wordprocessingGroup" xmlns:wpi="http://schemas.microsoft.com/office/word/2010/wordprocessingInk" xmlns:wne="http://schemas.microsoft.com/office/word/2006/wordml" xmlns:wps="http://schemas.microsoft.com/office/word/2010/wordprocessingShape" mc:Ignorable="w14 w15 w16se w16cid w16 w16cex w16sdtdh wp14">
+<w:hdr xmlns:wpc="http://schemas.microsoft.com/office/word/2010/wordprocessingCanvas" xmlns:cx="http://schemas.microsoft.com/office/drawing/2014/chartex" xmlns:cx1="http://schemas.microsoft.com/office/drawing/2015/9/8/chartex" xmlns:cx2="http://schemas.microsoft.com/office/drawing/2015/10/21/chartex" xmlns:cx3="http://schemas.microsoft.com/office/drawing/2016/5/9/chartex" xmlns:cx4="http://schemas.microsoft.com/office/drawing/2016/5/10/chartex" xmlns:cx5="http://schemas.microsoft.com/office/drawing/2016/5/11/chartex" xmlns:cx6="http://schemas.microsoft.com/office/drawing/2016/5/12/chartex" xmlns:cx7="http://schemas.microsoft.com/office/drawing/2016/5/13/chartex" xmlns:cx8="http://schemas.microsoft.com/office/drawing/2016/5/14/chartex" xmlns:mc="http://schemas.openxmlformats.org/markup-compatibility/2006" xmlns:aink="http://schemas.microsoft.com/office/drawing/2016/ink" xmlns:am3d="http://schemas.microsoft.com/office/drawing/2017/model3d" xmlns:o="urn:schemas-microsoft-com:office:office" xmlns:oel="http://schemas.microsoft.com/office/2019/extlst" xmlns:r="http://schemas.openxmlformats.org/officeDocument/2006/relationships" xmlns:m="http://schemas.openxmlformats.org/officeDocument/2006/math" xmlns:v="urn:schemas-microsoft-com:vml" xmlns:wp14="http://schemas.microsoft.com/office/word/2010/wordprocessingDrawing" xmlns:wp="http://schemas.openxmlformats.org/drawingml/2006/wordprocessingDrawing" xmlns:w10="urn:schemas-microsoft-com:office:word" xmlns:w="http://schemas.openxmlformats.org/wordprocessingml/2006/main" xmlns:w14="http://schemas.microsoft.com/office/word/2010/wordml" xmlns:w15="http://schemas.microsoft.com/office/word/2012/wordml" xmlns:w16cex="http://schemas.microsoft.com/office/word/2018/wordml/cex" xmlns:w16cid="http://schemas.microsoft.com/office/word/2016/wordml/cid" xmlns:w16="http://schemas.microsoft.com/office/word/2018/wordml" xmlns:w16du="http://schemas.microsoft.com/office/word/2023/wordml/word16du" xmlns:w16sdtdh="http://schemas.microsoft.com/office/word/2020/wordml/sdtdatahash" xmlns:w16sdtfl="http://schemas.microsoft.com/office/word/2024/wordml/sdtformatlock" xmlns:w16se="http://schemas.microsoft.com/office/word/2015/wordml/symex" xmlns:wpg="http://schemas.microsoft.com/office/word/2010/wordprocessingGroup" xmlns:wpi="http://schemas.microsoft.com/office/word/2010/wordprocessingInk" xmlns:wne="http://schemas.microsoft.com/office/word/2006/wordml" xmlns:wps="http://schemas.microsoft.com/office/word/2010/wordprocessingShape" mc:Ignorable="w14 w15 w16se w16cid w16 w16cex w16sdtdh w16sdtfl w16du wp14">
   <w:p>
     <w:pPr>
       <w:pStyle w:val="Header"/>
@@ -1795,7 +1865,7 @@
     <w:r>
       <w:tab/>
       <w:tab/>
-      <w:t>2026-06-17</w:t>
+      <w:t>2026-06-18</w:t>
       <w:br/>
       <w:br/>
     </w:r>
@@ -1812,7 +1882,7 @@
 </file>
 
 <file path=word/numbering.xml><?xml version="1.0" encoding="utf-8"?>
-<w:numbering xmlns:wpc="http://schemas.microsoft.com/office/word/2010/wordprocessingCanvas" xmlns:cx="http://schemas.microsoft.com/office/drawing/2014/chartex" xmlns:cx1="http://schemas.microsoft.com/office/drawing/2015/9/8/chartex" xmlns:cx2="http://schemas.microsoft.com/office/drawing/2015/10/21/chartex" xmlns:cx3="http://schemas.microsoft.com/office/drawing/2016/5/9/chartex" xmlns:cx4="http://schemas.microsoft.com/office/drawing/2016/5/10/chartex" xmlns:cx5="http://schemas.microsoft.com/office/drawing/2016/5/11/chartex" xmlns:cx6="http://schemas.microsoft.com/office/drawing/2016/5/12/chartex" xmlns:cx7="http://schemas.microsoft.com/office/drawing/2016/5/13/chartex" xmlns:cx8="http://schemas.microsoft.com/office/drawing/2016/5/14/chartex" xmlns:mc="http://schemas.openxmlformats.org/markup-compatibility/2006" xmlns:aink="http://schemas.microsoft.com/office/drawing/2016/ink" xmlns:am3d="http://schemas.microsoft.com/office/drawing/2017/model3d" xmlns:o="urn:schemas-microsoft-com:office:office" xmlns:oel="http://schemas.microsoft.com/office/2019/extlst" xmlns:r="http://schemas.openxmlformats.org/officeDocument/2006/relationships" xmlns:m="http://schemas.openxmlformats.org/officeDocument/2006/math" xmlns:v="urn:schemas-microsoft-com:vml" xmlns:wp14="http://schemas.microsoft.com/office/word/2010/wordprocessingDrawing" xmlns:wp="http://schemas.openxmlformats.org/drawingml/2006/wordprocessingDrawing" xmlns:w10="urn:schemas-microsoft-com:office:word" xmlns:w="http://schemas.openxmlformats.org/wordprocessingml/2006/main" xmlns:w14="http://schemas.microsoft.com/office/word/2010/wordml" xmlns:w15="http://schemas.microsoft.com/office/word/2012/wordml" xmlns:w16cex="http://schemas.microsoft.com/office/word/2018/wordml/cex" xmlns:w16cid="http://schemas.microsoft.com/office/word/2016/wordml/cid" xmlns:w16="http://schemas.microsoft.com/office/word/2018/wordml" xmlns:w16sdtdh="http://schemas.microsoft.com/office/word/2020/wordml/sdtdatahash" xmlns:w16se="http://schemas.microsoft.com/office/word/2015/wordml/symex" xmlns:wpg="http://schemas.microsoft.com/office/word/2010/wordprocessingGroup" xmlns:wpi="http://schemas.microsoft.com/office/word/2010/wordprocessingInk" xmlns:wne="http://schemas.microsoft.com/office/word/2006/wordml" xmlns:wps="http://schemas.microsoft.com/office/word/2010/wordprocessingShape" mc:Ignorable="w14 w15 w16se w16cid w16 w16cex w16sdtdh wp14">
+<w:numbering xmlns:wpc="http://schemas.microsoft.com/office/word/2010/wordprocessingCanvas" xmlns:cx="http://schemas.microsoft.com/office/drawing/2014/chartex" xmlns:cx1="http://schemas.microsoft.com/office/drawing/2015/9/8/chartex" xmlns:cx2="http://schemas.microsoft.com/office/drawing/2015/10/21/chartex" xmlns:cx3="http://schemas.microsoft.com/office/drawing/2016/5/9/chartex" xmlns:cx4="http://schemas.microsoft.com/office/drawing/2016/5/10/chartex" xmlns:cx5="http://schemas.microsoft.com/office/drawing/2016/5/11/chartex" xmlns:cx6="http://schemas.microsoft.com/office/drawing/2016/5/12/chartex" xmlns:cx7="http://schemas.microsoft.com/office/drawing/2016/5/13/chartex" xmlns:cx8="http://schemas.microsoft.com/office/drawing/2016/5/14/chartex" xmlns:mc="http://schemas.openxmlformats.org/markup-compatibility/2006" xmlns:aink="http://schemas.microsoft.com/office/drawing/2016/ink" xmlns:am3d="http://schemas.microsoft.com/office/drawing/2017/model3d" xmlns:o="urn:schemas-microsoft-com:office:office" xmlns:oel="http://schemas.microsoft.com/office/2019/extlst" xmlns:r="http://schemas.openxmlformats.org/officeDocument/2006/relationships" xmlns:m="http://schemas.openxmlformats.org/officeDocument/2006/math" xmlns:v="urn:schemas-microsoft-com:vml" xmlns:wp14="http://schemas.microsoft.com/office/word/2010/wordprocessingDrawing" xmlns:wp="http://schemas.openxmlformats.org/drawingml/2006/wordprocessingDrawing" xmlns:w10="urn:schemas-microsoft-com:office:word" xmlns:w="http://schemas.openxmlformats.org/wordprocessingml/2006/main" xmlns:w14="http://schemas.microsoft.com/office/word/2010/wordml" xmlns:w15="http://schemas.microsoft.com/office/word/2012/wordml" xmlns:w16cex="http://schemas.microsoft.com/office/word/2018/wordml/cex" xmlns:w16cid="http://schemas.microsoft.com/office/word/2016/wordml/cid" xmlns:w16="http://schemas.microsoft.com/office/word/2018/wordml" xmlns:w16du="http://schemas.microsoft.com/office/word/2023/wordml/word16du" xmlns:w16sdtdh="http://schemas.microsoft.com/office/word/2020/wordml/sdtdatahash" xmlns:w16sdtfl="http://schemas.microsoft.com/office/word/2024/wordml/sdtformatlock" xmlns:w16se="http://schemas.microsoft.com/office/word/2015/wordml/symex" xmlns:wpg="http://schemas.microsoft.com/office/word/2010/wordprocessingGroup" xmlns:wpi="http://schemas.microsoft.com/office/word/2010/wordprocessingInk" xmlns:wne="http://schemas.microsoft.com/office/word/2006/wordml" xmlns:wps="http://schemas.microsoft.com/office/word/2010/wordprocessingShape" mc:Ignorable="w14 w15 w16se w16cid w16 w16cex w16sdtdh w16sdtfl w16du wp14">
   <w:abstractNum w:abstractNumId="0" w15:restartNumberingAfterBreak="0">
     <w:nsid w:val="FFFFFF7C"/>
     <w:multiLevelType w:val="singleLevel"/>
@@ -2015,7 +2085,7 @@
 </file>
 
 <file path=word/styles.xml><?xml version="1.0" encoding="utf-8"?>
-<w:styles xmlns:mc="http://schemas.openxmlformats.org/markup-compatibility/2006" xmlns:r="http://schemas.openxmlformats.org/officeDocument/2006/relationships" xmlns:w="http://schemas.openxmlformats.org/wordprocessingml/2006/main" xmlns:w14="http://schemas.microsoft.com/office/word/2010/wordml" xmlns:w15="http://schemas.microsoft.com/office/word/2012/wordml" xmlns:w16cex="http://schemas.microsoft.com/office/word/2018/wordml/cex" xmlns:w16cid="http://schemas.microsoft.com/office/word/2016/wordml/cid" xmlns:w16="http://schemas.microsoft.com/office/word/2018/wordml" xmlns:w16sdtdh="http://schemas.microsoft.com/office/word/2020/wordml/sdtdatahash" xmlns:w16se="http://schemas.microsoft.com/office/word/2015/wordml/symex" mc:Ignorable="w14 w15 w16se w16cid w16 w16cex w16sdtdh">
+<w:styles xmlns:mc="http://schemas.openxmlformats.org/markup-compatibility/2006" xmlns:r="http://schemas.openxmlformats.org/officeDocument/2006/relationships" xmlns:w="http://schemas.openxmlformats.org/wordprocessingml/2006/main" xmlns:w14="http://schemas.microsoft.com/office/word/2010/wordml" xmlns:w15="http://schemas.microsoft.com/office/word/2012/wordml" xmlns:w16cex="http://schemas.microsoft.com/office/word/2018/wordml/cex" xmlns:w16cid="http://schemas.microsoft.com/office/word/2016/wordml/cid" xmlns:w16="http://schemas.microsoft.com/office/word/2018/wordml" xmlns:w16du="http://schemas.microsoft.com/office/word/2023/wordml/word16du" xmlns:w16sdtdh="http://schemas.microsoft.com/office/word/2020/wordml/sdtdatahash" xmlns:w16sdtfl="http://schemas.microsoft.com/office/word/2024/wordml/sdtformatlock" xmlns:w16se="http://schemas.microsoft.com/office/word/2015/wordml/symex" mc:Ignorable="w14 w15 w16se w16cid w16 w16cex w16sdtdh w16sdtfl w16du">
   <w:docDefaults>
     <w:rPrDefault>
       <w:rPr>
@@ -2773,7 +2843,7 @@
     <w:link w:val="TitleChar"/>
     <w:uiPriority w:val="10"/>
     <w:qFormat/>
-    <w:rsid w:val="007106C8"/>
+    <w:rsid w:val="00E854FA"/>
     <w:pPr>
       <w:spacing w:after="300" w:line="240" w:lineRule="auto"/>
       <w:contextualSpacing/>
@@ -2783,7 +2853,7 @@
       <w:rFonts w:eastAsiaTheme="majorEastAsia" w:cstheme="majorBidi"/>
       <w:spacing w:val="5"/>
       <w:kern w:val="28"/>
-      <w:sz w:val="52"/>
+      <w:sz w:val="40"/>
       <w:szCs w:val="52"/>
       <w:lang w:val="sv-SE" w:eastAsia="en-US" w:bidi="ar-SA"/>
     </w:rPr>
@@ -2793,12 +2863,12 @@
     <w:basedOn w:val="DefaultParagraphFont"/>
     <w:link w:val="Title"/>
     <w:uiPriority w:val="10"/>
-    <w:rsid w:val="007106C8"/>
+    <w:rsid w:val="00E854FA"/>
     <w:rPr>
       <w:rFonts w:ascii="Times New Roman" w:eastAsiaTheme="majorEastAsia" w:hAnsi="Times New Roman" w:cstheme="majorBidi"/>
       <w:spacing w:val="5"/>
       <w:kern w:val="28"/>
-      <w:sz w:val="52"/>
+      <w:sz w:val="40"/>
       <w:szCs w:val="52"/>
       <w:lang w:val="sv-SE" w:eastAsia="en-US" w:bidi="ar-SA"/>
     </w:rPr>

--- a/klagomål/A 2278-2026 FSC-klagomål.docx
+++ b/klagomål/A 2278-2026 FSC-klagomål.docx
@@ -1865,7 +1865,7 @@
     <w:r>
       <w:tab/>
       <w:tab/>
-      <w:t>2026-06-18</w:t>
+      <w:t>2026-06-19</w:t>
       <w:br/>
       <w:br/>
     </w:r>

--- a/klagomål/A 2278-2026 FSC-klagomål.docx
+++ b/klagomål/A 2278-2026 FSC-klagomål.docx
@@ -1865,7 +1865,7 @@
     <w:r>
       <w:tab/>
       <w:tab/>
-      <w:t>2026-06-19</w:t>
+      <w:t>2026-06-20</w:t>
       <w:br/>
       <w:br/>
     </w:r>

--- a/klagomål/A 2278-2026 FSC-klagomål.docx
+++ b/klagomål/A 2278-2026 FSC-klagomål.docx
@@ -168,38 +168,7 @@
     </w:p>
     <w:p>
       <w:r>
-        <w:t>Detta dokument behandlar höga naturvärden i avverkningsanmälan A 2278-2026 i Åsele kommun som inkom 2026-01-14 och omfattar 5,0 ha.</w:t>
-      </w:r>
-    </w:p>
-    <w:p>
-      <w:r>
-        <w:t>Nedan presenteras fynd av naturvårdsarter och fridlysta arter som gjorts i det avverkningsanmälda området, samt relevanta utdrag ur standarderna för FSC, Chain of Custody, Controlled Wood och PEFC. I BILAGA 1 finns artfakta om fridlysta och rödlistade arter.</w:t>
-      </w:r>
-    </w:p>
-    <w:p>
-      <w:r>
-        <w:t>Vi förväntar oss att ni återkommer med ett skriftligt svar på vårt klagomål och även beskriver vilka korrigerande åtgärder ni satt in för att rätta till identifierade brister i er efterlevnad av den svenska FSC standarden.</w:t>
-      </w:r>
-    </w:p>
-    <w:p>
-      <w:pPr>
-        <w:pStyle w:val="Heading1"/>
-      </w:pPr>
-      <w:r>
-        <w:t>Naturvårdsarter</w:t>
-      </w:r>
-    </w:p>
-    <w:p>
-      <w:r>
-        <w:t>I och inom 19 meter från avverkningsanmälan har följande 25 naturvårdsarter hittats: blackticka (VU), garnlav (VU, T), gränsticka (VU, T), lappticka (VU, T), harticka (NT, T), lunglav (NT, T), rosenticka (NT, T), rynkskinn (NT, T), rödbrun blekspik (NT, T), tretåig hackspett (NT, T, §4), ullticka (NT, T), violmussling (NT, T), korallblylav (S, T), luddlav (S, T), mörk husmossa (S, T), plattlummer (S, T, §9), skinnlav (S, T), sotriska (S), spindelblomster (S, T, §8), stuplav (S, T), trådticka (S, T), vedticka (S, T), ekbräken (T), spillkråka (T, §4) och vanlig groda (§6). Av dessa är 12 rödlistade. För rödlistade arter har rödlistekategorin angivits inom parentes. Arter som är signalarter enligt Skogsstyrelsen har markerats med (S). Typiska arter inom Natura 2000 som är kopplade till skogsekosystem har markerats med (T). För fridlysta arter anges även paragrafen i Artskyddsförordningen som arten är fridlyst enligt.</w:t>
-      </w:r>
-    </w:p>
-    <w:p>
-      <w:r>
-        <w:t>De påträffade naturvårdsarterna är ett tydligt kvitto på att det rör sig om en skog med höga naturvärden.</w:t>
-      </w:r>
-      <w:r>
-        <w:t xml:space="preserve"> I Figur 1 visas fyndplatser för naturvårdsarter i området, som finns registrerade på Artportalen.</w:t>
+        <w:t>Detta klagomål behandlar höga naturvärden i avverkningsanmälan A 2278-2026 i Åsele kommun som inkom 2026-01-14 och omfattar 5,0 ha.</w:t>
       </w:r>
     </w:p>
     <w:p>
@@ -247,7 +216,773 @@
         <w:spacing w:after="240"/>
       </w:pPr>
       <w:r>
-        <w:t>Figur 1. Fyndplatser för naturvårdsarter i och inom 19 meter från avverkningsanmälan (röd linje). Markörer utan svart kant är placerade på fyndplatsen. Markörer med svart kant är placerade vid sidan av fyndplatsen och har ett svart streck som visar fyndplatsens exakta position. Kartans mittpunktskoordinat är N 7106110, E 594635 i SWEREF 99 TM.</w:t>
+        <w:t>Figur 1. Fyndplatser för naturvårdsarter i och inom 19 meter från avverkningsanmälan. Markörer utan svart kant är placerade på fyndplatsen. Markörer med svart kant är placerade vid sidan av fyndplatsen har ett svart streck som visar fyndplatsens exakta position. Kartans mittpunktskoordinat är N 7106110, E 594635 i SWEREF 99 TM.</w:t>
+      </w:r>
+    </w:p>
+    <w:p>
+      <w:r>
+        <w:t>I och inom 19 meter från avverkningsanmälan finns fynd av 25 naturvårdsarter, varav 12 är rödlistade, 5 är fridlysta, 22 är typiska (T) och 10 är signalarter (S): blackticka (VU), garnlav (VU, T), gränsticka (VU, T), lappticka (VU, T), harticka (NT, T), lunglav (NT, T), rosenticka (NT, T), rynkskinn (NT, T), rödbrun blekspik (NT, T), tretåig hackspett (NT, T, §4), ullticka (NT, T), violmussling (NT, T), korallblylav (S, T), luddlav (S, T), mörk husmossa (S, T), plattlummer (S, T, §9), skinnlav (S, T), sotriska (S), spindelblomster (S, T, §8), stuplav (S, T), trådticka (S, T), vedticka (S, T), ekbräken (T), spillkråka (T, §4) och vanlig groda (§6). Se Figur 1.</w:t>
+      </w:r>
+    </w:p>
+    <w:p>
+      <w:r>
+        <w:t>Nedan presenteras relevanta utdrag ur standarderna för FSC, Chain of Custody, Controlled Wood och PEFC.</w:t>
+      </w:r>
+    </w:p>
+    <w:p>
+      <w:r>
+        <w:t>Vi förväntar oss att ni återkommer med ett skriftligt svar på vårt klagomål och även beskriver vilka korrigerande åtgärder ni satt in för att rätta till identifierade brister i er efterlevnad av den svenska FSC standarden.</w:t>
+      </w:r>
+    </w:p>
+    <w:p>
+      <w:pPr>
+        <w:pStyle w:val="Heading1"/>
+      </w:pPr>
+      <w:r>
+        <w:t>Naturvårdsarter och fridlysta arter</w:t>
+      </w:r>
+    </w:p>
+    <w:p>
+      <w:r>
+        <w:t>Nedan följer beskrivningar av de naturvårdsarter och fridlysta arter som har sina livsmiljöer och växtplatser i den avverkningsanmälda skogen. Se även ytterligare artfakta i BILAGA 1. De påträffade naturvårdsarterna är ett tydligt kvitto på att det rör sig om en skog med höga naturvärden.</w:t>
+      </w:r>
+    </w:p>
+    <w:p>
+      <w:r>
+        <w:rPr>
+          <w:b/>
+        </w:rPr>
+        <w:t>Blackticka (VU)</w:t>
+      </w:r>
+      <w:r>
+        <w:t>, rödlistad som sårbar, är en exklusiv svamp som signalerar fuktiga granskogar med mycket höga naturvärden. Den har klassificerats som en “urskogsindikator” och påträffas nästan enbart i urskogsartade barrnaturskogar med långvarig kontinuitet av grova lågor i olika nedbrytningsstadier. Skogsskötselåtgärder på eller i omedelbar närhet av lokalerna utgör ett hot och på lång sikt innebär fragmenteringen av skogslandskapet att artens förekomster isoleras vilket i sig utgör ett hot mot artens överlevnad. Fler skogar med blackticka måste skyddas (Nitare &amp; Skogsstyrelsen, 2019; SLU Artdatabanken, 2024).</w:t>
+      </w:r>
+    </w:p>
+    <w:p>
+      <w:r>
+        <w:rPr>
+          <w:b/>
+        </w:rPr>
+        <w:t>Garnlav (VU)</w:t>
+      </w:r>
+      <w:r>
+        <w:t xml:space="preserve"> är en utpräglad barrskogsart som ibland kan drapera träden i norrländska grannaturskogar med hög luftfuktighet. Den förekommer även i talldominerade bestånd där den, förutom i trädens grenverk, påträffas hängande över ojämnheter i tallbarken. Arten har minskat starkt i södra och mellersta Sverige och den minskar även i sitt nordliga utbredningsområde. Minskningstakten uppgår till 30 (20–50) % inom 50 år och överstiger gränsvärdet för Sårbar (VU). Orsaken till tillbakagången beror främst på slutavverkningar av naturskogsartade skogar. Bestånd med riklig förekomst bör regelmässigt sparas, vilket även gynnar flera andra sällsynta och rödlistade arter. Garnlav är värdväxt för den mycket sällsynta och akut hotade fjärilen barrskogslavfly (CR) som hör hemma i boreala barrskogar med riklig förekomst av värdväxten. Tidigare kunde arten konstateras årligen på flera platser vid Dala-Floda i Dalarna innan lokalerna kalavverkades. Senaste fyndet i landet av barrskogslavfly är från år 2000 då den påträffades vid Högberget i Sollefteå kommun. Garnlav är typisk art för </w:t>
+      </w:r>
+      <w:r>
+        <w:rPr>
+          <w:i/>
+        </w:rPr>
+        <w:t xml:space="preserve">9010 Taiga </w:t>
+      </w:r>
+      <w:r>
+        <w:t>och</w:t>
+      </w:r>
+      <w:r>
+        <w:rPr>
+          <w:i/>
+        </w:rPr>
+        <w:t xml:space="preserve"> 9070 Trädklädd betesmark</w:t>
+      </w:r>
+      <w:r>
+        <w:t xml:space="preserve"> (SLU Artdatabanken, 2026).</w:t>
+      </w:r>
+    </w:p>
+    <w:p>
+      <w:r>
+        <w:rPr>
+          <w:b/>
+        </w:rPr>
+        <w:t>Gränsticka (VU)</w:t>
+      </w:r>
+      <w:r>
+        <w:t xml:space="preserve"> är en mycket bra signalart inom hela sitt utbredningsområde. Den är huvudsakligen knuten till restbestånd av barrnaturskog och förekommer med ett tydligt optimum i orörda eller måttligt påverkade gamla granskogar där det föreligger långvarig kontinuitet av grov död ved. Den totala populationen bedöms ha minskat och fortsätter att minska i takt med att grankontinuitetsskogar (äldre tidigare icke kalavverkade skogar) minskar i areal. Minskningstakten överstiger gränsvärdet för sårbar (VU). Lokaler som hyser arten bör undantas från skogsbruk, speciellt i mellersta och södra Sverige. Gränsticka är typisk art för </w:t>
+      </w:r>
+      <w:r>
+        <w:rPr>
+          <w:i/>
+        </w:rPr>
+        <w:t>9010 Taiga</w:t>
+      </w:r>
+      <w:r>
+        <w:t xml:space="preserve"> (SLU Artdatabanken, 2026; Nitare &amp; Skogsstyrelsen, 2019).</w:t>
+      </w:r>
+    </w:p>
+    <w:p>
+      <w:r>
+        <w:rPr>
+          <w:b/>
+        </w:rPr>
+        <w:t>Lappticka (VU)</w:t>
+      </w:r>
+      <w:r>
+        <w:t xml:space="preserve">, rödlistad som sårbar, är knuten till gamla granskogar med riklig förekomst av död ved. Den klassas som en “urskogsindikator” och alla skogsskötselåtgärder på eller i omedelbar närhet av lokalerna utgör ett hot. Lappticka är typisk art för </w:t>
+      </w:r>
+      <w:r>
+        <w:rPr>
+          <w:i/>
+        </w:rPr>
+        <w:t>9010 Taiga</w:t>
+      </w:r>
+      <w:r>
+        <w:t xml:space="preserve"> (Nitare &amp; Skogsstyrelsen, 2019; SLU Artdatabanken, 2024).</w:t>
+      </w:r>
+    </w:p>
+    <w:p>
+      <w:r>
+        <w:rPr>
+          <w:b/>
+        </w:rPr>
+        <w:t>Harticka (NT)</w:t>
+      </w:r>
+      <w:r>
+        <w:t xml:space="preserve"> är normalt en mycket bra signalart för granskogar med höga naturvärden. Även när svampen påträffas i mer påverkade skogar är det nästan alltid fråga om skogsmiljöer i sena successionsstadier med höga naturvärden. Skogsskötselåtgärder på eller i omedelbar närhet av växtplatserna kan innebära ett hot mot arten. Harticka är typisk art för </w:t>
+      </w:r>
+      <w:r>
+        <w:rPr>
+          <w:i/>
+        </w:rPr>
+        <w:t xml:space="preserve">9010 Taiga, 9050 Näringsrik granskog </w:t>
+      </w:r>
+      <w:r>
+        <w:t xml:space="preserve">och </w:t>
+      </w:r>
+      <w:r>
+        <w:rPr>
+          <w:i/>
+        </w:rPr>
+        <w:t>9030 Landhöjningsskog</w:t>
+      </w:r>
+      <w:r>
+        <w:t xml:space="preserve"> (SLU Artdatabanken, 2024; Nitare &amp; Skogsstyrelsen, 2019).</w:t>
+      </w:r>
+    </w:p>
+    <w:p>
+      <w:r>
+        <w:rPr>
+          <w:b/>
+        </w:rPr>
+        <w:t>Lunglav (NT)</w:t>
+      </w:r>
+      <w:r>
+        <w:t xml:space="preserve"> är en av vårt lands främsta signalarter som överallt indikerar gamla lövträd, skogsbestånd med höga naturvärden och ekosystem med långskoglig kontinuitet. Lokalt kan förekomsten vara mycket riklig men den hittas nästan enbart i gamla och ej slutavverkade skogar. Artens samtliga förekomster bör uppmärksammas från naturvårdssynpunkt, då många lokaler även hyser andra ovanliga och rödlistade arter. Rikliga förekomster bör skyddas med biotopskydd, frivilliga avsättningar eller reservat. På lunglav kan de sällsynta lavparasiterna lunglavshårprick (CR), </w:t>
+      </w:r>
+      <w:r>
+        <w:rPr>
+          <w:i/>
+        </w:rPr>
+        <w:t>Abrothallus diederichii</w:t>
+      </w:r>
+      <w:r>
+        <w:t xml:space="preserve"> (VU), </w:t>
+      </w:r>
+      <w:r>
+        <w:rPr>
+          <w:i/>
+        </w:rPr>
+        <w:t>Abrothallus lobariae</w:t>
+      </w:r>
+      <w:r>
+        <w:t xml:space="preserve"> (VU), </w:t>
+      </w:r>
+      <w:r>
+        <w:rPr>
+          <w:i/>
+        </w:rPr>
+        <w:t>Calycina lobariae</w:t>
+      </w:r>
+      <w:r>
+        <w:t xml:space="preserve"> (VU), lunglavsknapp (VU) och skrovelmössing (VU) påträffas. Lunglav är typisk art för </w:t>
+      </w:r>
+      <w:r>
+        <w:rPr>
+          <w:i/>
+        </w:rPr>
+        <w:t>9010 Taiga, 9020 Nordlig ädellövskog, 9110 Näringsfattig bokskog, 9130 Näringsrik bokskog, 9160 Näringsrik ekskog, 9180 Ädellövskog i branter, 9190 Näringsfattig ekskog, 9070 Trädklädd betesmark, 9040 Fjällbjörkskog</w:t>
+      </w:r>
+      <w:r>
+        <w:t xml:space="preserve"> och</w:t>
+      </w:r>
+      <w:r>
+        <w:rPr>
+          <w:i/>
+        </w:rPr>
+        <w:t xml:space="preserve"> 6530 Lövängar</w:t>
+      </w:r>
+      <w:r>
+        <w:t xml:space="preserve"> (SLU Artdatabanken, 2026; Nitare &amp; Skogsstyrelsen, 2019).</w:t>
+      </w:r>
+    </w:p>
+    <w:p>
+      <w:r>
+        <w:rPr>
+          <w:b/>
+        </w:rPr>
+        <w:t>Rosenticka (NT)</w:t>
+      </w:r>
+      <w:r>
+        <w:t xml:space="preserve">, rödlistad som nära hotad, ingår i en karaktäristisk association av vedsvampar som växer på gamla, grova granlågor i urskogsartade barrskogar. Den är placerad i toppen av Skogsstyrelsens värdepyramid för bedömning av skog med höga naturvärden och indikerar ett granskogsekosystem med långvarig kontinuitet av grova lågor. Artens beroende av grova granlågor innebär att alla skogsskötselåtgärder på eller i omedelbar närhet av lokalerna utgör ett hot på lång sikt. Det är angeläget att populationerna inte ytterligare glesas ut och ett tillräckligt antal områden där arten nu finns måste sparas för framtiden. Rosenticka är typisk art för </w:t>
+      </w:r>
+      <w:r>
+        <w:rPr>
+          <w:i/>
+        </w:rPr>
+        <w:t xml:space="preserve">9010 Taiga </w:t>
+      </w:r>
+      <w:r>
+        <w:t xml:space="preserve">och </w:t>
+      </w:r>
+      <w:r>
+        <w:rPr>
+          <w:i/>
+        </w:rPr>
+        <w:t>9050 Näringsrik granskog</w:t>
+      </w:r>
+      <w:r>
+        <w:t xml:space="preserve"> (Nitare &amp; Skogsstyrelsen, 2019; SLU Artdatabanken, 2024).</w:t>
+      </w:r>
+    </w:p>
+    <w:p>
+      <w:r>
+        <w:rPr>
+          <w:b/>
+        </w:rPr>
+        <w:t>Rynkskinn (NT)</w:t>
+      </w:r>
+      <w:r>
+        <w:t xml:space="preserve"> är en vednedbrytare som växer på grova granlågor och ingår i en karaktäristisk association av vedsvampar knutna till urskogsartade barrskogar. Den har klassificerats som en “urskogsindikator” och är placerad i toppen av Skogsstyrelsens värdepyramid för bedömning av skog med höga naturvärden. Allt tyder på att rynkskinn är mycket känslig för skogliga ingrepp och lokalerna, som oftast har höga biologiska kvaliteter, bör lämnas till fri utveckling. Rynkskinn är typisk art för </w:t>
+      </w:r>
+      <w:r>
+        <w:rPr>
+          <w:i/>
+        </w:rPr>
+        <w:t xml:space="preserve">9010 Taiga, 9050 Näringsrik granskog </w:t>
+      </w:r>
+      <w:r>
+        <w:t>och</w:t>
+      </w:r>
+      <w:r>
+        <w:rPr>
+          <w:i/>
+        </w:rPr>
+        <w:t xml:space="preserve"> 9030 Landhöjningsskog</w:t>
+      </w:r>
+      <w:r>
+        <w:t xml:space="preserve"> (Nitare &amp; Skogsstyrelsen, 2019; SLU Artdatabanken, 2026).</w:t>
+      </w:r>
+    </w:p>
+    <w:p>
+      <w:r>
+        <w:rPr>
+          <w:b/>
+        </w:rPr>
+        <w:t>Rödbrun blekspik (NT)</w:t>
+      </w:r>
+      <w:r>
+        <w:t xml:space="preserve"> växer i norra Sverige på bark och ved av björk och gran i skogar med hög och jämn luftfuktighet. I södra Sverige växer den främst på ek i öppna åldriga lövskogar. I norra delen av sitt utbredningsområde hotas arten av slutavverkningar av gamla granskogar. I den södra delen av landet hotas den genom de åldriga lövskogarnas tillbakagång och särskilt ekhagarnas igenväxning och genom plantering av sådan mark med barrskog. Rödbrun blekspik är typisk art för </w:t>
+      </w:r>
+      <w:r>
+        <w:rPr>
+          <w:i/>
+        </w:rPr>
+        <w:t xml:space="preserve">9010 Taiga, 9020 Nordlig ädellövskog, 9070 Trädklädd betesmark, 9160 Näringsrik ekskog </w:t>
+      </w:r>
+      <w:r>
+        <w:t xml:space="preserve">och </w:t>
+      </w:r>
+      <w:r>
+        <w:rPr>
+          <w:i/>
+        </w:rPr>
+        <w:t>9180 Ädellövskog i branter</w:t>
+      </w:r>
+      <w:r>
+        <w:t xml:space="preserve"> och signalerar alltid höga naturvärden (SLU Artdatabanken, 2024; Nitare &amp; Skogsstyrelsen, 2019).</w:t>
+      </w:r>
+    </w:p>
+    <w:p>
+      <w:r>
+        <w:rPr>
+          <w:b/>
+        </w:rPr>
+        <w:t>Tretåig hackspett (NT, §4)</w:t>
+      </w:r>
+      <w:r>
+        <w:t xml:space="preserve"> är rödlistad som nära hotad och ingår i bilaga 1 i EU:s fågeldirektiv. Tretåig hackspett är för sin överlevnad beroende av kontinuerlig tillförsel av äldre döende och död ved, som sker genom naturliga självgallringsprocesser i äldre grannaturskogar och barrblandade naturskogar. Om en skog genom skogsbruk gallras eller glesas ur så upphör och uteblir i stort sett den naturliga självgallringsprocessen för mycket lång tid framöver vilket omöjliggör upprätthållandet av den kontinuerliga ekologiska funktionen i ett område. Det finns studier som visar att naturskogens självgallringsprocess som den tretåiga hackspetten är beroende av, inte kan ersättas med efterlämnad hänsyn i skogsbruket (Imbeau &amp; Desrochers, 2002). Storleken på häckningsreviret varierar med skogstypen, förekomsten av död ved och graden av fragmentering, men är i allmänhet i storleksordningen 25–100 hektar. Vintertid krävs ofta betydligt större områden och det finns studier som antyder att arten behöver minst 100 hektar äldre skog. I områden med låg bonitet kan det behövas över 200 hektar lämpligt habitat för att ett par ska kunna reproducera sig. Områden med dokumenterad permanent förekomst i naturskogsmiljöer har vanligen så stora naturvärden att skogsbruk är olämpligt. Tretåig hackspett är typisk art för </w:t>
+      </w:r>
+      <w:r>
+        <w:rPr>
+          <w:i/>
+        </w:rPr>
+        <w:t xml:space="preserve">9010 Taiga, 9740 Skogsbevuxen myr, 9030 Landhöjningsskog </w:t>
+      </w:r>
+      <w:r>
+        <w:t xml:space="preserve">och </w:t>
+      </w:r>
+      <w:r>
+        <w:rPr>
+          <w:i/>
+        </w:rPr>
+        <w:t>9040 Fjällbjörkskog</w:t>
+      </w:r>
+      <w:r>
+        <w:t xml:space="preserve"> (Skogsstyrelsen, 2016; SLU Artdatabanken, 2024).</w:t>
+      </w:r>
+    </w:p>
+    <w:p>
+      <w:r>
+        <w:rPr>
+          <w:b/>
+        </w:rPr>
+        <w:t>Ullticka (NT)</w:t>
+      </w:r>
+      <w:r>
+        <w:t xml:space="preserve"> är knuten till restbestånd av barrnaturskog och förekommer med ett tydligt optimum i orörda eller måttligt påverkade gamla granskogar där det föreligger viss kontinuitet av grov död ved. Ullticka är en bra signalart inom hela sitt utbredningsområde och i södra Sverige är den sällsynt och en god signalart för skyddsvärda granskogsmiljöer. Den hotas av avverkning och fragmentering av naturskog och äldre granskog med lång trädkontinuitet. På ullticka kan ibland ulltickeporing (VU) påträffas - det är en sällsynt ticka som nyligen delats upp i de tre olika arterna ulltickeporing </w:t>
+      </w:r>
+      <w:r>
+        <w:rPr>
+          <w:i/>
+        </w:rPr>
+        <w:t xml:space="preserve">Skeletocutis brevispora </w:t>
+      </w:r>
+      <w:r>
+        <w:t>(VU)</w:t>
+      </w:r>
+      <w:r>
+        <w:rPr>
+          <w:i/>
+        </w:rPr>
+        <w:t>, Skeletocutis delicata</w:t>
+      </w:r>
+      <w:r>
+        <w:t xml:space="preserve"> (VU)</w:t>
+      </w:r>
+      <w:r>
+        <w:rPr>
+          <w:i/>
+        </w:rPr>
+        <w:t xml:space="preserve"> och Skeletocutis exilis</w:t>
+      </w:r>
+      <w:r>
+        <w:t xml:space="preserve"> (NT). Ullticka är typisk art för </w:t>
+      </w:r>
+      <w:r>
+        <w:rPr>
+          <w:i/>
+        </w:rPr>
+        <w:t xml:space="preserve">9010 Taiga, 9050 Näringsrik granskog </w:t>
+      </w:r>
+      <w:r>
+        <w:t xml:space="preserve">och </w:t>
+      </w:r>
+      <w:r>
+        <w:rPr>
+          <w:i/>
+        </w:rPr>
+        <w:t>9030 Landhöjningsskog</w:t>
+      </w:r>
+      <w:r>
+        <w:t xml:space="preserve"> (SLU Artdatabanken, 2026; Nitare &amp; Skogsstyrelsen, 2019; Miettinen &amp; Niemelä, 2018).</w:t>
+      </w:r>
+    </w:p>
+    <w:p>
+      <w:r>
+        <w:rPr>
+          <w:b/>
+        </w:rPr>
+        <w:t>Violmussling (NT)</w:t>
+      </w:r>
+      <w:r>
+        <w:t xml:space="preserve"> växer på döda, oftast omkullfallna stammar av gran eller tall. De flesta fynden har gjorts i gammal, orörd skog och arten är en mycket god indikator på förekomst av lång skoglig kontinuitet. Platser som hyser stora bestånd av violmussling bör i första hand skyddas och undantas från skogsbruk. Flera sällsynta och mycket sällsynta tickor och skalbaggar är mer eller mindre starkt associerade med violtickor </w:t>
+      </w:r>
+      <w:r>
+        <w:rPr>
+          <w:i/>
+        </w:rPr>
+        <w:t>Trichaptum spp.</w:t>
+      </w:r>
+      <w:r>
+        <w:t xml:space="preserve"> och död ved som först rötats av någon </w:t>
+      </w:r>
+      <w:r>
+        <w:rPr>
+          <w:i/>
+        </w:rPr>
+        <w:t>Trichaptum-art</w:t>
+      </w:r>
+      <w:r>
+        <w:t>. Bland dessa kan nämnas gul mjukporing (CR), lämmelporing (CR), kilporing (VU), parasitporing (VU), gropig brunbagge (NT), gulbandad brunbagge</w:t>
+      </w:r>
+      <w:r>
+        <w:rPr>
+          <w:i/>
+        </w:rPr>
+        <w:t xml:space="preserve"> </w:t>
+      </w:r>
+      <w:r>
+        <w:t>(NT) och brunkantad brunbagge</w:t>
+      </w:r>
+      <w:r>
+        <w:rPr>
+          <w:i/>
+        </w:rPr>
+        <w:t xml:space="preserve"> </w:t>
+      </w:r>
+      <w:r>
+        <w:t xml:space="preserve">(DD). Violmussling är typisk art för </w:t>
+      </w:r>
+      <w:r>
+        <w:rPr>
+          <w:i/>
+        </w:rPr>
+        <w:t>9010 Taiga</w:t>
+      </w:r>
+      <w:r>
+        <w:t xml:space="preserve"> (SLU Artdatabanken, 2026; Nitare &amp; Skogsstyrelsen, 2019).</w:t>
+      </w:r>
+    </w:p>
+    <w:p>
+      <w:r>
+        <w:rPr>
+          <w:b/>
+        </w:rPr>
+        <w:t>Korallblylav</w:t>
+      </w:r>
+      <w:r>
+        <w:t xml:space="preserve"> växer på bark av asp, ask, rönn, sälg, bok och lönn och signalerar överallt skogsbestånd med höga naturvärden och den följs nästan alltid av andra ovanliga och rödlistade arter. Den indikerar hög och jämn luftfuktighet och växer främst i områden med lång skoglig kontinuitet där det funnits ett ständigt inslag av gamla lövträd. Korallblylav är typisk art för </w:t>
+      </w:r>
+      <w:r>
+        <w:rPr>
+          <w:i/>
+        </w:rPr>
+        <w:t xml:space="preserve">9020 Nordlig ädellövskog, 9070 Trädklädd betesmark, 9160 Näringsrik ekskog, 9180 Ädellövskog i branter </w:t>
+      </w:r>
+      <w:r>
+        <w:t>och</w:t>
+      </w:r>
+      <w:r>
+        <w:rPr>
+          <w:i/>
+        </w:rPr>
+        <w:t xml:space="preserve"> 9190 Näringsfattig ekskog</w:t>
+      </w:r>
+      <w:r>
+        <w:t xml:space="preserve"> (SLU Artdatabanken, 2024; Nitare &amp; Skogsstyrelsen, 2019).</w:t>
+      </w:r>
+    </w:p>
+    <w:p>
+      <w:r>
+        <w:rPr>
+          <w:b/>
+        </w:rPr>
+        <w:t>Luddlav</w:t>
+      </w:r>
+      <w:r>
+        <w:t xml:space="preserve"> signalerar lång skoglig kontinuitet med ett stabilt lokal- och mikroklimat med hög och jämn fuktighet. Luddlav är typisk art för </w:t>
+      </w:r>
+      <w:r>
+        <w:rPr>
+          <w:i/>
+        </w:rPr>
+        <w:t>9010 Taiga,</w:t>
+      </w:r>
+      <w:r>
+        <w:t xml:space="preserve"> </w:t>
+      </w:r>
+      <w:r>
+        <w:rPr>
+          <w:i/>
+        </w:rPr>
+        <w:t xml:space="preserve">9020 Nordlig ädellövskog, 9070 Trädklädd betesmark, 9110 Näringsfattig bokskog, 9180 Ädellövskog i branter </w:t>
+      </w:r>
+      <w:r>
+        <w:t>och</w:t>
+      </w:r>
+      <w:r>
+        <w:rPr>
+          <w:i/>
+        </w:rPr>
+        <w:t xml:space="preserve"> 9190 Näringsfattig ekskog </w:t>
+      </w:r>
+      <w:r>
+        <w:t>(Nitare &amp; Skogsstyrelsen, 2019; SLU Artdatabanken, 2025).</w:t>
+      </w:r>
+    </w:p>
+    <w:p>
+      <w:r>
+        <w:rPr>
+          <w:b/>
+        </w:rPr>
+        <w:t xml:space="preserve">Mörk husmossa </w:t>
+      </w:r>
+      <w:r>
+        <w:t xml:space="preserve">är en mycket bra signalart i södra och mellersta Sverige. Den är sannolikt svårspridd och växer huvudsakligen i skog med lång skoglig kontinuitet i områden med konstant hög luftfuktighet. Den är känslig för större avverkningar, men tål plockhuggning som lämnar ett tätare trädskikt och ett obrutet, fukthållande mosstäcke på marken. Ett par studier har klart visat att artens tillväxt försämras när skogen huggs ner intill växtplatsen, och att ett kalhygges påverkan på mörk husmossa avtar både med avståndet från kalhygget och ju fuktigare växtplatsen är. Mörk husmossa är typisk art för </w:t>
+      </w:r>
+      <w:r>
+        <w:rPr>
+          <w:i/>
+        </w:rPr>
+        <w:t xml:space="preserve">9010 Taiga, 9050 Näringsrik granskog, 9080 Lövsumpskog, 9750 Svämlövskog, 9020 Nordlig ädellövskog, 9160 Näringsrik ekskog </w:t>
+      </w:r>
+      <w:r>
+        <w:t>och</w:t>
+      </w:r>
+      <w:r>
+        <w:rPr>
+          <w:i/>
+        </w:rPr>
+        <w:t xml:space="preserve"> 9180 Ädellövskog i branter</w:t>
+      </w:r>
+      <w:r>
+        <w:t xml:space="preserve"> (SLU Artdatabanken, 2024; Nitare &amp; Skogsstyrelsen, 2019).</w:t>
+      </w:r>
+    </w:p>
+    <w:p>
+      <w:r>
+        <w:rPr>
+          <w:b/>
+        </w:rPr>
+        <w:t>Plattlummer (§9)</w:t>
+      </w:r>
+      <w:r>
+        <w:t xml:space="preserve"> växer främst i ljusöppna sandtallskogar eller annan gles, torr och brandpräglad hedbarrskog. Den är mest frekvent i olika typer av naturskogar och kontinuitetsskogar och missgynnas markant av slutavverkning och maskinell markberedning. Söder ut i landet förekommer de närstående arterna cypresslummer (VU, §8) och mellanlummer (VU, §9), vilka båda omfattas av EU:s art- och habitatdirektiv. Plattlummer är typisk art för </w:t>
+      </w:r>
+      <w:r>
+        <w:rPr>
+          <w:i/>
+        </w:rPr>
+        <w:t xml:space="preserve">9010 Taiga </w:t>
+      </w:r>
+      <w:r>
+        <w:t>och</w:t>
+      </w:r>
+      <w:r>
+        <w:rPr>
+          <w:i/>
+        </w:rPr>
+        <w:t xml:space="preserve"> 2320 Rissandhedar </w:t>
+      </w:r>
+      <w:r>
+        <w:t>(Nitare &amp; Skogsstyrelsen, 2019; SLU Artdatabanken, 2025).</w:t>
+      </w:r>
+    </w:p>
+    <w:p>
+      <w:r>
+        <w:rPr>
+          <w:b/>
+        </w:rPr>
+        <w:t xml:space="preserve">Skinnlav </w:t>
+      </w:r>
+      <w:r>
+        <w:t xml:space="preserve">förekommer på diverse lövträd, främst på gammal asp och sälg. Den påträffas främst i områden med lång kontinuitet av grova lövträd och signalerar skogsmark med höga naturvärden. På lokalerna förekommer som regel ett flertal andra ovanliga eller rödlistade lavar. I likhet med gelélavarna, etablerar sig skinnlaven i skogsmark på grova aspar i sena lövsuccessioner. Skinnlav är typisk art för </w:t>
+      </w:r>
+      <w:r>
+        <w:rPr>
+          <w:i/>
+        </w:rPr>
+        <w:t xml:space="preserve">9010 Taiga, 9020 Nordlig ädellövskog </w:t>
+      </w:r>
+      <w:r>
+        <w:t xml:space="preserve">och </w:t>
+      </w:r>
+      <w:r>
+        <w:rPr>
+          <w:i/>
+        </w:rPr>
+        <w:t xml:space="preserve">9070 Trädklädd betesmark </w:t>
+      </w:r>
+      <w:r>
+        <w:t>(Nitare &amp; Skogsstyrelsen, 2019; SLU Artdatabanken, 2025).</w:t>
+      </w:r>
+    </w:p>
+    <w:p>
+      <w:r>
+        <w:rPr>
+          <w:b/>
+        </w:rPr>
+        <w:t>Spindelblomster (§8)</w:t>
+      </w:r>
+      <w:r>
+        <w:t xml:space="preserve"> växer i äldre mossrik granskog eller barrblandskog, men även i fjällbjörkskog. Arten indikerar långvarig trädkontinuitet och hög luftfuktighet och är mycket känslig för uttorkning och markskador. Spindelblomster har i många trakter minskat starkt under senare tid på grund av slutavverkningar och skogsmarksdikning. Spindelblomster är typisk art för </w:t>
+      </w:r>
+      <w:r>
+        <w:rPr>
+          <w:i/>
+        </w:rPr>
+        <w:t xml:space="preserve">9010 Taiga, 9050 Näringsrik granskog </w:t>
+      </w:r>
+      <w:r>
+        <w:t>och</w:t>
+      </w:r>
+      <w:r>
+        <w:rPr>
+          <w:i/>
+        </w:rPr>
+        <w:t xml:space="preserve"> 9040 Fjällbjörkskog</w:t>
+      </w:r>
+      <w:r>
+        <w:t xml:space="preserve"> (Nitare &amp; Skogsstyrelsen, 2019; SLU Artdatabanken, 2025).</w:t>
+      </w:r>
+    </w:p>
+    <w:p>
+      <w:r>
+        <w:rPr>
+          <w:b/>
+        </w:rPr>
+        <w:t>Stuplav</w:t>
+      </w:r>
+      <w:r>
+        <w:t xml:space="preserve"> är en mycket bra signalart i hela sitt utbredningsområde och förekommer nästan enbart i skogsmiljöer med höga naturvärden. Den indikerar långvarig förekomst av gamla lövträd och miljöer med konstant hög luftfuktighet. I skogar med suboceaniskt klimat finns det en mycket sällsynt parasit, njurlavsknapp </w:t>
+      </w:r>
+      <w:r>
+        <w:rPr>
+          <w:i/>
+        </w:rPr>
+        <w:t>Pletocarpon nephromeum</w:t>
+      </w:r>
+      <w:r>
+        <w:t xml:space="preserve"> (EN), som växer på stuplav. Ytterligare tre sällsynta lavparasiter, </w:t>
+      </w:r>
+      <w:r>
+        <w:rPr>
+          <w:i/>
+        </w:rPr>
+        <w:t>Protounguicularia nephromatis</w:t>
+      </w:r>
+      <w:r>
+        <w:t xml:space="preserve"> (VU), </w:t>
+      </w:r>
+      <w:r>
+        <w:rPr>
+          <w:i/>
+        </w:rPr>
+        <w:t>Refractohilum galligenum</w:t>
+      </w:r>
+      <w:r>
+        <w:t xml:space="preserve"> (NT) och </w:t>
+      </w:r>
+      <w:r>
+        <w:rPr>
+          <w:i/>
+        </w:rPr>
+        <w:t>Roselliniella nephromatis</w:t>
+      </w:r>
+      <w:r>
+        <w:t xml:space="preserve"> (DD), kan också påträffas på stuplav. Stuplav är typisk art för </w:t>
+      </w:r>
+      <w:r>
+        <w:rPr>
+          <w:i/>
+        </w:rPr>
+        <w:t>9010 Taiga</w:t>
+      </w:r>
+      <w:r>
+        <w:t xml:space="preserve"> (SLU Artdatabanken, 2026; Nitare &amp; Skogsstyrelsen, 2019).</w:t>
+      </w:r>
+    </w:p>
+    <w:p>
+      <w:r>
+        <w:rPr>
+          <w:b/>
+        </w:rPr>
+        <w:t xml:space="preserve">Trådticka </w:t>
+      </w:r>
+      <w:r>
+        <w:t xml:space="preserve">är knuten till grova granar i rikare ofta fuktiga miljöer. Den återfinns på både levande och döda träd samt stubbar och nyligen fallna träd. Karaktärsart för äldre fuktiga granskogsbiotoper, och i stor mängd är den en bra signalart för miljöer med andra rödlistade arter. Trådticka är typisk art för </w:t>
+      </w:r>
+      <w:r>
+        <w:rPr>
+          <w:i/>
+        </w:rPr>
+        <w:t xml:space="preserve">9010 Taiga </w:t>
+      </w:r>
+      <w:r>
+        <w:t xml:space="preserve">och </w:t>
+      </w:r>
+      <w:r>
+        <w:rPr>
+          <w:i/>
+        </w:rPr>
+        <w:t xml:space="preserve">9050 Näringsrik granskog </w:t>
+      </w:r>
+      <w:r>
+        <w:t>(SLU Artdatabanken, 2025).</w:t>
+      </w:r>
+    </w:p>
+    <w:p>
+      <w:r>
+        <w:rPr>
+          <w:b/>
+        </w:rPr>
+        <w:t xml:space="preserve">Vedticka </w:t>
+      </w:r>
+      <w:r>
+        <w:t xml:space="preserve">är en bra signalart söder om den naturliga norrlandsgränsen. Den är huvudsakligen knuten till äldre barrskogar där det föreligger långvarig kontinuitet av död barrved. Vedticka är typisk art för </w:t>
+      </w:r>
+      <w:r>
+        <w:rPr>
+          <w:i/>
+        </w:rPr>
+        <w:t xml:space="preserve">9010 Taiga </w:t>
+      </w:r>
+      <w:r>
+        <w:t>(Nitare &amp; Skogsstyrelsen, 2019; SLU Artdatabanken, 2025).</w:t>
+      </w:r>
+    </w:p>
+    <w:p>
+      <w:r>
+        <w:rPr>
+          <w:b/>
+        </w:rPr>
+        <w:t xml:space="preserve">Ekbräken </w:t>
+      </w:r>
+      <w:r>
+        <w:t xml:space="preserve">är typisk art för </w:t>
+      </w:r>
+      <w:r>
+        <w:rPr>
+          <w:i/>
+        </w:rPr>
+        <w:t>9050 Näringsrik granskog</w:t>
+      </w:r>
+      <w:r>
+        <w:t xml:space="preserve"> (SLU Artdatabanken, 2025).</w:t>
+      </w:r>
+    </w:p>
+    <w:p>
+      <w:r>
+        <w:rPr>
+          <w:b/>
+        </w:rPr>
+        <w:t>Spillkråka (§4)</w:t>
+      </w:r>
+      <w:r>
+        <w:t xml:space="preserve"> omfattas av bilaga 1 i EU:s fågeldirektiv och är typisk art för </w:t>
+      </w:r>
+      <w:r>
+        <w:rPr>
+          <w:i/>
+        </w:rPr>
+        <w:t xml:space="preserve">9010 Taiga </w:t>
+      </w:r>
+      <w:r>
+        <w:t>och</w:t>
+      </w:r>
+      <w:r>
+        <w:rPr>
+          <w:i/>
+        </w:rPr>
+        <w:t xml:space="preserve"> 9740 Skogsbevuxen myr</w:t>
+      </w:r>
+      <w:r>
+        <w:t>. Den behöver grova träd, främst tall, asp och bok som boträd. Skogsbruk med korta omloppstider och täta, homogena ungskogar utgör det största hotet. Spillkråka är en nyckelart i skogliga miljöer vars övergivna bohål utnyttjas av flera andra hålhäckande fågelarter och fladdermöss, däribland pärluggla (EN, §4), knipa (§4), salskrake (§4) och skogsduva (§4). Hökuggla (VU, §4) och slaguggla (§4) häckar ofta i högstubbar som brutits av i höjd med ett gammalt spillkråkebo (SLU Artdatabanken, 2026; Skogsstyrelsen, 2016).</w:t>
+      </w:r>
+    </w:p>
+    <w:p>
+      <w:pPr>
+        <w:pStyle w:val="Heading1"/>
+      </w:pPr>
+      <w:r>
+        <w:t>Certifiering</w:t>
       </w:r>
     </w:p>
     <w:p>
@@ -255,26 +990,18 @@
         <w:pStyle w:val="Heading2"/>
       </w:pPr>
       <w:r>
-        <w:t>Fridlysta arter</w:t>
+        <w:t>Ur FSC-standarden</w:t>
       </w:r>
     </w:p>
     <w:p>
-      <w:r>
-        <w:t>Följande fridlysta arter har sina livsmiljöer och växtplatser i den avverkningsanmälda skogen: tretåig hackspett (NT, T, §4), plattlummer (S, T, §9), spindelblomster (S, T, §8), spillkråka (T, §4) och vanlig groda (§6).</w:t>
-      </w:r>
-    </w:p>
-    <w:p>
-      <w:r>
-        <w:t xml:space="preserve">Observera att medlemsländerna är skyldiga att agera i enlighet med EU:s fågeldirektiv där det uttryckligen står att direktivet gäller för fåglar samt för deras ägg, bon och </w:t>
-      </w:r>
       <w:r>
         <w:rPr>
           <w:b/>
         </w:rPr>
-        <w:t xml:space="preserve">livsmiljöer </w:t>
-      </w:r>
-      <w:r>
-        <w:t>(artikel 1). Vidare att de åtgärder som vidtas inte får leda till en försämring av den nuvarande situationen beträffande bevarandet av de fågelarter som avses i artikel 1 (artikel 13). Fågeldirektivet är styrande för tillsynsansvariga myndigheters ärendehantering, ställningstaganden och beslutsfattande.</w:t>
+        <w:t xml:space="preserve">PRINCIP 1: LAGEFTERLEVNAD: </w:t>
+      </w:r>
+      <w:r>
+        <w:t>Certifikatsinnehavaren ska följa alla tillämpliga lagar, förordningar och nationellt ratificerade internationella avtal, konventioner och överenskommelser.</w:t>
       </w:r>
     </w:p>
     <w:p>
@@ -282,28 +1009,89 @@
         <w:rPr>
           <w:b/>
         </w:rPr>
-        <w:t>Plattlummer (§9)</w:t>
-      </w:r>
-      <w:r>
-        <w:t xml:space="preserve"> växer främst i ljusöppna sandtallskogar eller annan gles, torr och brandpräglad hedbarrskog. Den är mest frekvent i olika typer av naturskogar och kontinuitetsskogar och missgynnas markant av slutavverkning och maskinell markberedning. Söder ut i landet förekommer de närstående arterna cypresslummer (VU, §8) och mellanlummer (VU, §9), vilka båda omfattas av EU:s art- och habitatdirektiv. Plattlummer är typisk art för </w:t>
+        <w:t xml:space="preserve">1.3.1 </w:t>
+      </w:r>
+      <w:r>
+        <w:t>Tillämpliga lagar och föreskrifter för brukandet av skogen följs.</w:t>
+      </w:r>
+    </w:p>
+    <w:p>
+      <w:pPr>
+        <w:pStyle w:val="ListBullet"/>
+      </w:pPr>
+      <w:r>
+        <w:rPr>
+          <w:b/>
+          <w:i/>
+        </w:rPr>
+        <w:t xml:space="preserve">Kommentar: </w:t>
+      </w:r>
+      <w:r>
+        <w:t>I den avverkningsanmälda skogen har fridlysta arter sina livsmiljöer och växtplatser. Att skada de fridlysta arternas livsmiljöer, växtplatser eller ekologiska funktion är inte tillåtet enligt artskyddsförordningen.</w:t>
       </w:r>
       <w:r>
         <w:rPr>
           <w:i/>
         </w:rPr>
-        <w:t xml:space="preserve">9010 Taiga </w:t>
-      </w:r>
-      <w:r>
-        <w:t>och</w:t>
+        <w:t xml:space="preserve"> EU:s medlemsländer och skogsbolag är skyldiga att agera i enlighet med EU:s fågeldirektiv där det uttryckligen står att direktivet gäller för fåglar samt för deras ägg, bon och </w:t>
+      </w:r>
+      <w:r>
+        <w:rPr>
+          <w:b/>
+          <w:i/>
+        </w:rPr>
+        <w:t xml:space="preserve">livsmiljöer </w:t>
+      </w:r>
+      <w:r>
+        <w:t>(artikel 1). Vidare att de åtgärder som vidtas inte får leda till en försämring av den nuvarande situationen beträffande bevarandet av de fågelarter som avses i artikel 1 (artikel 13).</w:t>
+      </w:r>
+    </w:p>
+    <w:p>
+      <w:r>
+        <w:rPr>
+          <w:b/>
+        </w:rPr>
+        <w:t xml:space="preserve">6.4 </w:t>
+      </w:r>
+      <w:r>
+        <w:t>Certifikatsinnehavaren ska skydda sällsynta arter och hotade arter samt deras livsmiljöer inom skogsbruksenheten. Det ska ske genom avsättningar, andra skyddade områden och genom att skapa konnektivitet och/eller genom andra direkta åtgärder som gynnar dessa arters överlevnad och livskraft. Åtgärderna ska stå i förhållande till brukandets skala, intensitet och risk, samt till sällsynta och hotade arters bevarandestatus och ekologiska krav. Certifikatsinnehavaren ska beakta den geografiska spridningen och ekologiska krav hos sällsynta och hotade arter utanför skogsbruksenhetens gränser när beslut om åtgärder inom skogsbruksenheten ska fattas.</w:t>
+      </w:r>
+    </w:p>
+    <w:p>
+      <w:r>
+        <w:rPr>
+          <w:b/>
+        </w:rPr>
+        <w:t xml:space="preserve">6.4.1 </w:t>
+      </w:r>
+      <w:r>
+        <w:t>Följande biotoper undantas från alla skogsbruksåtgärder, förutom åtgärder påkallade för att bevara eller främja biotopens naturliga eller hävdbetingade biologiska mångfald:</w:t>
+      </w:r>
+    </w:p>
+    <w:p>
+      <w:pPr>
+        <w:ind w:left="357"/>
+      </w:pPr>
+      <w:r>
+        <w:t>b) nyckelbiotoper enligt Skogsstyrelsens definition och metod (1995)</w:t>
+      </w:r>
+    </w:p>
+    <w:p>
+      <w:pPr>
+        <w:pStyle w:val="ListBullet"/>
+      </w:pPr>
+      <w:r>
+        <w:rPr>
+          <w:b/>
+          <w:i/>
+        </w:rPr>
+        <w:t xml:space="preserve">Kommentar: </w:t>
       </w:r>
       <w:r>
         <w:rPr>
           <w:i/>
         </w:rPr>
-        <w:t xml:space="preserve"> 2320 Rissandhedar </w:t>
-      </w:r>
-      <w:r>
-        <w:t>(Nitare &amp; Skogsstyrelsen, 2019; SLU Artdatabanken, 2025).</w:t>
+        <w:t>I det avverkningsanmälda skogsområdet har 22 rödlistade arter och signalarter påträffats. Detta ska jämföras med Skogsstyrelsens uppföljning 2017 av nyckelbiotoper som visade att man i genomsnitt hittar 20,6 olika rödlistade arter och signalarter i en nyckelbiotop (Wijk, S. 2017. Biologisk mångfald i nyckelbiotoper – Resultat från inventeringen “Uppföljning biologisk mångfald” 2009–2015. Rapport 4/2017 Skogsstyrelsen, Jönköping).</w:t>
       </w:r>
     </w:p>
     <w:p>
@@ -311,91 +1099,28 @@
         <w:rPr>
           <w:b/>
         </w:rPr>
-        <w:t>Spillkråka (§4)</w:t>
-      </w:r>
-      <w:r>
-        <w:t xml:space="preserve"> omfattas av bilaga 1 i EU:s fågeldirektiv och är typisk art för </w:t>
+        <w:t xml:space="preserve">6.4.3 </w:t>
+      </w:r>
+      <w:r>
+        <w:t>Bevarandeåtgärder genomförs för de kända förekomster av rödlistade arter som påverkas av skogsbruk.</w:t>
+      </w:r>
+    </w:p>
+    <w:p>
+      <w:pPr>
+        <w:pStyle w:val="ListBullet"/>
+      </w:pPr>
+      <w:r>
+        <w:rPr>
+          <w:b/>
+          <w:i/>
+        </w:rPr>
+        <w:t xml:space="preserve">Kommentar: </w:t>
       </w:r>
       <w:r>
         <w:rPr>
           <w:i/>
         </w:rPr>
-        <w:t xml:space="preserve">9010 Taiga </w:t>
-      </w:r>
-      <w:r>
-        <w:t>och</w:t>
-      </w:r>
-      <w:r>
-        <w:rPr>
-          <w:i/>
-        </w:rPr>
-        <w:t xml:space="preserve"> 9740 Skogsbevuxen myr</w:t>
-      </w:r>
-      <w:r>
-        <w:t>. Den behöver grova träd, främst tall, asp och bok som boträd. Skogsbruk med korta omloppstider och täta, homogena ungskogar utgör det största hotet. Spillkråka är en nyckelart i skogliga miljöer vars övergivna bohål utnyttjas av flera andra hålhäckande fågelarter och fladdermöss, däribland pärluggla (EN, §4), knipa (§4), salskrake (§4) och skogsduva (§4). Hökuggla (VU, §4) och slaguggla (§4) häckar ofta i högstubbar som brutits av i höjd med ett gammalt spillkråkebo (SLU Artdatabanken, 2026; Skogsstyrelsen, 2016).</w:t>
-      </w:r>
-    </w:p>
-    <w:p>
-      <w:r>
-        <w:rPr>
-          <w:b/>
-        </w:rPr>
-        <w:t>Spindelblomster (§8)</w:t>
-      </w:r>
-      <w:r>
-        <w:t xml:space="preserve"> växer i äldre mossrik granskog eller barrblandskog, men även i fjällbjörkskog. Arten indikerar långvarig trädkontinuitet och hög luftfuktighet och är mycket känslig för uttorkning och markskador. Spindelblomster har i många trakter minskat starkt under senare tid på grund av slutavverkningar och skogsmarksdikning. Spindelblomster är typisk art för </w:t>
-      </w:r>
-      <w:r>
-        <w:rPr>
-          <w:i/>
-        </w:rPr>
-        <w:t xml:space="preserve">9010 Taiga, 9050 Näringsrik granskog </w:t>
-      </w:r>
-      <w:r>
-        <w:t>och</w:t>
-      </w:r>
-      <w:r>
-        <w:rPr>
-          <w:i/>
-        </w:rPr>
-        <w:t xml:space="preserve"> 9040 Fjällbjörkskog</w:t>
-      </w:r>
-      <w:r>
-        <w:t xml:space="preserve"> (Nitare &amp; Skogsstyrelsen, 2019; SLU Artdatabanken, 2025).</w:t>
-      </w:r>
-    </w:p>
-    <w:p>
-      <w:r>
-        <w:rPr>
-          <w:b/>
-        </w:rPr>
-        <w:t>Tretåig hackspett (NT, §4)</w:t>
-      </w:r>
-      <w:r>
-        <w:t xml:space="preserve"> är rödlistad som nära hotad och ingår i bilaga 1 i EU:s fågeldirektiv. Tretåig hackspett är för sin överlevnad beroende av kontinuerlig tillförsel av äldre döende och död ved, som sker genom naturliga självgallringsprocesser i äldre grannaturskogar och barrblandade naturskogar. Om en skog genom skogsbruk gallras eller glesas ur så upphör och uteblir i stort sett den naturliga självgallringsprocessen för mycket lång tid framöver vilket omöjliggör upprätthållandet av den kontinuerliga ekologiska funktionen i ett område. Det finns studier som visar att naturskogens självgallringsprocess som den tretåiga hackspetten är beroende av, inte kan ersättas med efterlämnad hänsyn i skogsbruket (Imbeau &amp; Desrochers, 2002). Storleken på häckningsreviret varierar med skogstypen, förekomsten av död ved och graden av fragmentering, men är i allmänhet i storleksordningen 25–100 hektar. Vintertid krävs ofta betydligt större områden och det finns studier som antyder att arten behöver minst 100 hektar äldre skog. I områden med låg bonitet kan det behövas över 200 hektar lämpligt habitat för att ett par ska kunna reproducera sig. Områden med dokumenterad permanent förekomst i naturskogsmiljöer har vanligen så stora naturvärden att skogsbruk är olämpligt. Tretåig hackspett är typisk art för </w:t>
-      </w:r>
-      <w:r>
-        <w:rPr>
-          <w:i/>
-        </w:rPr>
-        <w:t xml:space="preserve">9010 Taiga, 9740 Skogsbevuxen myr, 9030 Landhöjningsskog </w:t>
-      </w:r>
-      <w:r>
-        <w:t xml:space="preserve">och </w:t>
-      </w:r>
-      <w:r>
-        <w:rPr>
-          <w:i/>
-        </w:rPr>
-        <w:t>9040 Fjällbjörkskog</w:t>
-      </w:r>
-      <w:r>
-        <w:t xml:space="preserve"> (Skogsstyrelsen, 2016; SLU Artdatabanken, 2024).</w:t>
-      </w:r>
-    </w:p>
-    <w:p>
-      <w:r>
-        <w:t>I BILAGA 1 finns mer detaljerad information om ekologi samt krav på livsmiljö hos fridlysta arter.</w:t>
+        <w:t>I det avverkningsanmälda skogsområdet har 25 naturvårdsarter varav 12 rödlistade arter sina livsmiljöer och växtplatser.</w:t>
       </w:r>
     </w:p>
     <w:p>
@@ -403,7 +1128,7 @@
         <w:pStyle w:val="Heading2"/>
       </w:pPr>
       <w:r>
-        <w:t>Övriga naturvårdsarter</w:t>
+        <w:t>Ur Chain of Custody Certification (FSC-STD-40-004 ver 3.0)</w:t>
       </w:r>
     </w:p>
     <w:p>
@@ -411,613 +1136,144 @@
         <w:rPr>
           <w:b/>
         </w:rPr>
-        <w:t>Blackticka (VU)</w:t>
-      </w:r>
-      <w:r>
-        <w:t>, rödlistad som sårbar, är en exklusiv svamp som signalerar fuktiga granskogar med mycket höga naturvärden. Den har klassificerats som en “urskogsindikator” och påträffas nästan enbart i urskogsartade barrnaturskogar med långvarig kontinuitet av grova lågor i olika nedbrytningsstadier. Skogsskötselåtgärder på eller i omedelbar närhet av lokalerna utgör ett hot och på lång sikt innebär fragmenteringen av skogslandskapet att artens förekomster isoleras vilket i sig utgör ett hot mot artens överlevnad. Fler skogar med blackticka måste skyddas (Nitare &amp; Skogsstyrelsen, 2019; SLU Artdatabanken, 2024).</w:t>
+        <w:t xml:space="preserve">1.3 </w:t>
+      </w:r>
+      <w:r>
+        <w:t xml:space="preserve">The organization shall commit to the FSC values as defined in FSC-POL-01-004 Policy for the Association of Organizations with FSC. </w:t>
       </w:r>
     </w:p>
     <w:p>
+      <w:pPr>
+        <w:pStyle w:val="Heading2"/>
+      </w:pPr>
+      <w:r>
+        <w:t>Ur FSC:s policy för associerade organisationer (FSC-POL-01-004)</w:t>
+      </w:r>
+    </w:p>
+    <w:p>
+      <w:r>
+        <w:t xml:space="preserve">Som “Chain of Custody”-certifierad organisation är skogsbolaget bunden av de fastställda reglerna i Del 1 Punkt 1 c) i Policy för organisationer associerade med FSC (FSC-POL-01-004 V2-0 EN + SVE version 2012-03-02): </w:t>
+      </w:r>
+    </w:p>
+    <w:p>
+      <w:pPr>
+        <w:pStyle w:val="ListNumber"/>
+      </w:pPr>
+      <w:r>
+        <w:t>De organisationer FSC kan acceptera association med får inte direkt eller indirekt ha några kopplingar till nedanstående, oacceptabla aktiviteter:</w:t>
+      </w:r>
+    </w:p>
+    <w:p>
+      <w:pPr>
+        <w:ind w:left="357"/>
+      </w:pPr>
+      <w:r>
+        <w:t>a) Olaglig skogsavverkning och handel med olagligt avverkat virke eller skogsprodukter</w:t>
+      </w:r>
+    </w:p>
+    <w:p>
+      <w:pPr>
+        <w:ind w:left="357"/>
+      </w:pPr>
+      <w:r>
+        <w:t>...</w:t>
+      </w:r>
+    </w:p>
+    <w:p>
+      <w:pPr>
+        <w:ind w:left="357"/>
+      </w:pPr>
+      <w:r>
+        <w:t>c) Skogsbruk som förstör höga naturvärden</w:t>
+      </w:r>
+    </w:p>
+    <w:p>
+      <w:pPr>
+        <w:ind w:left="357"/>
+      </w:pPr>
+      <w:r>
+        <w:t>d) Betydande omvandling av skog till plantager eller annan, icke skoglig, markanvändning</w:t>
+      </w:r>
+    </w:p>
+    <w:p>
+      <w:pPr>
+        <w:pStyle w:val="ListBullet"/>
+      </w:pPr>
       <w:r>
         <w:rPr>
           <w:b/>
+          <w:i/>
         </w:rPr>
-        <w:t xml:space="preserve">Ekbräken </w:t>
-      </w:r>
-      <w:r>
-        <w:t xml:space="preserve">är typisk art för </w:t>
+        <w:t xml:space="preserve">Kommentar: </w:t>
       </w:r>
       <w:r>
         <w:rPr>
           <w:i/>
         </w:rPr>
-        <w:t>9050 Näringsrik granskog</w:t>
-      </w:r>
-      <w:r>
-        <w:t xml:space="preserve"> (SLU Artdatabanken, 2025).</w:t>
+        <w:t>Avverkning av skog med höga naturvärden samt skada på fridlysta arter strider både mot FSC Controlled Wood-standarden och FSC:s policy for associerade organisationer.</w:t>
       </w:r>
     </w:p>
     <w:p>
+      <w:pPr>
+        <w:pStyle w:val="Heading2"/>
+      </w:pPr>
+      <w:r>
+        <w:t>Ur FSC Controlled Wood (FSC-STD-40-005)</w:t>
+      </w:r>
+    </w:p>
+    <w:p>
+      <w:r>
+        <w:t>Virke som inte accepteras i FSC-märkta produkter (oacceptabelt ursprung) enligt FSC Controlled Wood (FSC-STD-40-005):</w:t>
+      </w:r>
+    </w:p>
+    <w:p>
+      <w:pPr>
+        <w:pStyle w:val="ListNumber"/>
+      </w:pPr>
+      <w:r>
+        <w:t>Illegalt avverkat virke.</w:t>
+      </w:r>
+    </w:p>
+    <w:p>
+      <w:pPr>
+        <w:pStyle w:val="ListNumber"/>
+      </w:pPr>
+      <w:r>
+        <w:t>...</w:t>
+      </w:r>
+    </w:p>
+    <w:p>
+      <w:pPr>
+        <w:pStyle w:val="ListNumber"/>
+      </w:pPr>
+      <w:r>
+        <w:t>Virke från avverkningar som hotar höga naturvärden.</w:t>
+      </w:r>
+    </w:p>
+    <w:p>
+      <w:pPr>
+        <w:pStyle w:val="ListNumber"/>
+      </w:pPr>
+      <w:r>
+        <w:t>Virke från skog som konverteras till plantager eller icke-skogligt bruk.</w:t>
+      </w:r>
+    </w:p>
+    <w:p>
+      <w:pPr>
+        <w:pStyle w:val="ListBullet"/>
+      </w:pPr>
       <w:r>
         <w:rPr>
           <w:b/>
+          <w:i/>
         </w:rPr>
-        <w:t>Garnlav (VU)</w:t>
-      </w:r>
-      <w:r>
-        <w:t xml:space="preserve"> är en utpräglad barrskogsart som ibland kan drapera träden i norrländska grannaturskogar med hög luftfuktighet. Den förekommer även i talldominerade bestånd där den, förutom i trädens grenverk, påträffas hängande över ojämnheter i tallbarken. Arten har minskat starkt i södra och mellersta Sverige och den minskar även i sitt nordliga utbredningsområde. Minskningstakten uppgår till 30 (20–50) % inom 50 år och överstiger gränsvärdet för Sårbar (VU). Orsaken till tillbakagången beror främst på slutavverkningar av naturskogsartade skogar. Bestånd med riklig förekomst bör regelmässigt sparas, vilket även gynnar flera andra sällsynta och rödlistade arter. Garnlav är värdväxt för den mycket sällsynta och akut hotade fjärilen barrskogslavfly (CR) som hör hemma i boreala barrskogar med riklig förekomst av värdväxten. Tidigare kunde arten konstateras årligen på flera platser vid Dala-Floda i Dalarna innan lokalerna kalavverkades. Senaste fyndet i landet av barrskogslavfly är från år 2000 då den påträffades vid Högberget i Sollefteå kommun. Garnlav är typisk art för </w:t>
+        <w:t xml:space="preserve">Kommentar: </w:t>
       </w:r>
       <w:r>
         <w:rPr>
           <w:i/>
         </w:rPr>
-        <w:t xml:space="preserve">9010 Taiga </w:t>
-      </w:r>
-      <w:r>
-        <w:t>och</w:t>
-      </w:r>
-      <w:r>
-        <w:rPr>
-          <w:i/>
-        </w:rPr>
-        <w:t xml:space="preserve"> 9070 Trädklädd betesmark</w:t>
-      </w:r>
-      <w:r>
-        <w:t xml:space="preserve"> (SLU Artdatabanken, 2026).</w:t>
-      </w:r>
-    </w:p>
-    <w:p>
-      <w:r>
-        <w:rPr>
-          <w:b/>
-        </w:rPr>
-        <w:t>Gränsticka (VU)</w:t>
-      </w:r>
-      <w:r>
-        <w:t xml:space="preserve"> är en mycket bra signalart inom hela sitt utbredningsområde. Den är huvudsakligen knuten till restbestånd av barrnaturskog och förekommer med ett tydligt optimum i orörda eller måttligt påverkade gamla granskogar där det föreligger långvarig kontinuitet av grov död ved. Den totala populationen bedöms ha minskat och fortsätter att minska i takt med att grankontinuitetsskogar (äldre tidigare icke kalavverkade skogar) minskar i areal. Minskningstakten överstiger gränsvärdet för sårbar (VU). Lokaler som hyser arten bör undantas från skogsbruk, speciellt i mellersta och södra Sverige. Gränsticka är typisk art för </w:t>
-      </w:r>
-      <w:r>
-        <w:rPr>
-          <w:i/>
-        </w:rPr>
-        <w:t>9010 Taiga</w:t>
-      </w:r>
-      <w:r>
-        <w:t xml:space="preserve"> (SLU Artdatabanken, 2026; Nitare &amp; Skogsstyrelsen, 2019).</w:t>
-      </w:r>
-    </w:p>
-    <w:p>
-      <w:r>
-        <w:rPr>
-          <w:b/>
-        </w:rPr>
-        <w:t>Harticka (NT)</w:t>
-      </w:r>
-      <w:r>
-        <w:t xml:space="preserve"> är normalt en mycket bra signalart för granskogar med höga naturvärden. Även när svampen påträffas i mer påverkade skogar är det nästan alltid fråga om skogsmiljöer i sena successionsstadier med höga naturvärden. Skogsskötselåtgärder på eller i omedelbar närhet av växtplatserna kan innebära ett hot mot arten. Harticka är typisk art för </w:t>
-      </w:r>
-      <w:r>
-        <w:rPr>
-          <w:i/>
-        </w:rPr>
-        <w:t xml:space="preserve">9010 Taiga, 9050 Näringsrik granskog </w:t>
-      </w:r>
-      <w:r>
-        <w:t xml:space="preserve">och </w:t>
-      </w:r>
-      <w:r>
-        <w:rPr>
-          <w:i/>
-        </w:rPr>
-        <w:t>9030 Landhöjningsskog</w:t>
-      </w:r>
-      <w:r>
-        <w:t xml:space="preserve"> (SLU Artdatabanken, 2024; Nitare &amp; Skogsstyrelsen, 2019).</w:t>
-      </w:r>
-    </w:p>
-    <w:p>
-      <w:r>
-        <w:rPr>
-          <w:b/>
-        </w:rPr>
-        <w:t>Korallblylav</w:t>
-      </w:r>
-      <w:r>
-        <w:t xml:space="preserve"> växer på bark av asp, ask, rönn, sälg, bok och lönn och signalerar överallt skogsbestånd med höga naturvärden och den följs nästan alltid av andra ovanliga och rödlistade arter. Den indikerar hög och jämn luftfuktighet och växer främst i områden med lång skoglig kontinuitet där det funnits ett ständigt inslag av gamla lövträd. Korallblylav är typisk art för </w:t>
-      </w:r>
-      <w:r>
-        <w:rPr>
-          <w:i/>
-        </w:rPr>
-        <w:t xml:space="preserve">9020 Nordlig ädellövskog, 9070 Trädklädd betesmark, 9160 Näringsrik ekskog, 9180 Ädellövskog i branter </w:t>
-      </w:r>
-      <w:r>
-        <w:t>och</w:t>
-      </w:r>
-      <w:r>
-        <w:rPr>
-          <w:i/>
-        </w:rPr>
-        <w:t xml:space="preserve"> 9190 Näringsfattig ekskog</w:t>
-      </w:r>
-      <w:r>
-        <w:t xml:space="preserve"> (SLU Artdatabanken, 2024; Nitare &amp; Skogsstyrelsen, 2019).</w:t>
-      </w:r>
-    </w:p>
-    <w:p>
-      <w:r>
-        <w:rPr>
-          <w:b/>
-        </w:rPr>
-        <w:t>Lappticka (VU)</w:t>
-      </w:r>
-      <w:r>
-        <w:t xml:space="preserve">, rödlistad som sårbar, är knuten till gamla granskogar med riklig förekomst av död ved. Den klassas som en “urskogsindikator” och alla skogsskötselåtgärder på eller i omedelbar närhet av lokalerna utgör ett hot. Lappticka är typisk art för </w:t>
-      </w:r>
-      <w:r>
-        <w:rPr>
-          <w:i/>
-        </w:rPr>
-        <w:t>9010 Taiga</w:t>
-      </w:r>
-      <w:r>
-        <w:t xml:space="preserve"> (Nitare &amp; Skogsstyrelsen, 2019; SLU Artdatabanken, 2024).</w:t>
-      </w:r>
-    </w:p>
-    <w:p>
-      <w:r>
-        <w:rPr>
-          <w:b/>
-        </w:rPr>
-        <w:t>Luddlav</w:t>
-      </w:r>
-      <w:r>
-        <w:t xml:space="preserve"> signalerar lång skoglig kontinuitet med ett stabilt lokal- och mikroklimat med hög och jämn fuktighet. Luddlav är typisk art för </w:t>
-      </w:r>
-      <w:r>
-        <w:rPr>
-          <w:i/>
-        </w:rPr>
-        <w:t>9010 Taiga,</w:t>
-      </w:r>
-      <w:r>
-        <w:t xml:space="preserve"> </w:t>
-      </w:r>
-      <w:r>
-        <w:rPr>
-          <w:i/>
-        </w:rPr>
-        <w:t xml:space="preserve">9020 Nordlig ädellövskog, 9070 Trädklädd betesmark, 9110 Näringsfattig bokskog, 9180 Ädellövskog i branter </w:t>
-      </w:r>
-      <w:r>
-        <w:t>och</w:t>
-      </w:r>
-      <w:r>
-        <w:rPr>
-          <w:i/>
-        </w:rPr>
-        <w:t xml:space="preserve"> 9190 Näringsfattig ekskog </w:t>
-      </w:r>
-      <w:r>
-        <w:t>(Nitare &amp; Skogsstyrelsen, 2019; SLU Artdatabanken, 2025).</w:t>
-      </w:r>
-    </w:p>
-    <w:p>
-      <w:r>
-        <w:rPr>
-          <w:b/>
-        </w:rPr>
-        <w:t>Lunglav (NT)</w:t>
-      </w:r>
-      <w:r>
-        <w:t xml:space="preserve"> är en av vårt lands främsta signalarter som överallt indikerar gamla lövträd, skogsbestånd med höga naturvärden och ekosystem med långskoglig kontinuitet. Lokalt kan förekomsten vara mycket riklig men den hittas nästan enbart i gamla och ej slutavverkade skogar. Artens samtliga förekomster bör uppmärksammas från naturvårdssynpunkt, då många lokaler även hyser andra ovanliga och rödlistade arter. Rikliga förekomster bör skyddas med biotopskydd, frivilliga avsättningar eller reservat. På lunglav kan de sällsynta lavparasiterna lunglavshårprick (CR), </w:t>
-      </w:r>
-      <w:r>
-        <w:rPr>
-          <w:i/>
-        </w:rPr>
-        <w:t>Abrothallus diederichii</w:t>
-      </w:r>
-      <w:r>
-        <w:t xml:space="preserve"> (VU), </w:t>
-      </w:r>
-      <w:r>
-        <w:rPr>
-          <w:i/>
-        </w:rPr>
-        <w:t>Abrothallus lobariae</w:t>
-      </w:r>
-      <w:r>
-        <w:t xml:space="preserve"> (VU), </w:t>
-      </w:r>
-      <w:r>
-        <w:rPr>
-          <w:i/>
-        </w:rPr>
-        <w:t>Calycina lobariae</w:t>
-      </w:r>
-      <w:r>
-        <w:t xml:space="preserve"> (VU), lunglavsknapp (VU) och skrovelmössing (VU) påträffas. Lunglav är typisk art för </w:t>
-      </w:r>
-      <w:r>
-        <w:rPr>
-          <w:i/>
-        </w:rPr>
-        <w:t>9010 Taiga, 9020 Nordlig ädellövskog, 9110 Näringsfattig bokskog, 9130 Näringsrik bokskog, 9160 Näringsrik ekskog, 9180 Ädellövskog i branter, 9190 Näringsfattig ekskog, 9070 Trädklädd betesmark, 9040 Fjällbjörkskog</w:t>
-      </w:r>
-      <w:r>
-        <w:t xml:space="preserve"> och</w:t>
-      </w:r>
-      <w:r>
-        <w:rPr>
-          <w:i/>
-        </w:rPr>
-        <w:t xml:space="preserve"> 6530 Lövängar</w:t>
-      </w:r>
-      <w:r>
-        <w:t xml:space="preserve"> (SLU Artdatabanken, 2026; Nitare &amp; Skogsstyrelsen, 2019).</w:t>
-      </w:r>
-    </w:p>
-    <w:p>
-      <w:r>
-        <w:rPr>
-          <w:b/>
-        </w:rPr>
-        <w:t xml:space="preserve">Mörk husmossa </w:t>
-      </w:r>
-      <w:r>
-        <w:t xml:space="preserve">är en mycket bra signalart i södra och mellersta Sverige. Den är sannolikt svårspridd och växer huvudsakligen i skog med lång skoglig kontinuitet i områden med konstant hög luftfuktighet. Den är känslig för större avverkningar, men tål plockhuggning som lämnar ett tätare trädskikt och ett obrutet, fukthållande mosstäcke på marken. Ett par studier har klart visat att artens tillväxt försämras när skogen huggs ner intill växtplatsen, och att ett kalhygges påverkan på mörk husmossa avtar både med avståndet från kalhygget och ju fuktigare växtplatsen är. Mörk husmossa är typisk art för </w:t>
-      </w:r>
-      <w:r>
-        <w:rPr>
-          <w:i/>
-        </w:rPr>
-        <w:t xml:space="preserve">9010 Taiga, 9050 Näringsrik granskog, 9080 Lövsumpskog, 9750 Svämlövskog, 9020 Nordlig ädellövskog, 9160 Näringsrik ekskog </w:t>
-      </w:r>
-      <w:r>
-        <w:t>och</w:t>
-      </w:r>
-      <w:r>
-        <w:rPr>
-          <w:i/>
-        </w:rPr>
-        <w:t xml:space="preserve"> 9180 Ädellövskog i branter</w:t>
-      </w:r>
-      <w:r>
-        <w:t xml:space="preserve"> (SLU Artdatabanken, 2024; Nitare &amp; Skogsstyrelsen, 2019).</w:t>
-      </w:r>
-    </w:p>
-    <w:p>
-      <w:r>
-        <w:rPr>
-          <w:b/>
-        </w:rPr>
-        <w:t>Rosenticka (NT)</w:t>
-      </w:r>
-      <w:r>
-        <w:t xml:space="preserve">, rödlistad som nära hotad, ingår i en karaktäristisk association av vedsvampar som växer på gamla, grova granlågor i urskogsartade barrskogar. Den är placerad i toppen av Skogsstyrelsens värdepyramid för bedömning av skog med höga naturvärden och indikerar ett granskogsekosystem med långvarig kontinuitet av grova lågor. Artens beroende av grova granlågor innebär att alla skogsskötselåtgärder på eller i omedelbar närhet av lokalerna utgör ett hot på lång sikt. Det är angeläget att populationerna inte ytterligare glesas ut och ett tillräckligt antal områden där arten nu finns måste sparas för framtiden. Rosenticka är typisk art för </w:t>
-      </w:r>
-      <w:r>
-        <w:rPr>
-          <w:i/>
-        </w:rPr>
-        <w:t xml:space="preserve">9010 Taiga </w:t>
-      </w:r>
-      <w:r>
-        <w:t xml:space="preserve">och </w:t>
-      </w:r>
-      <w:r>
-        <w:rPr>
-          <w:i/>
-        </w:rPr>
-        <w:t>9050 Näringsrik granskog</w:t>
-      </w:r>
-      <w:r>
-        <w:t xml:space="preserve"> (Nitare &amp; Skogsstyrelsen, 2019; SLU Artdatabanken, 2024).</w:t>
-      </w:r>
-    </w:p>
-    <w:p>
-      <w:r>
-        <w:rPr>
-          <w:b/>
-        </w:rPr>
-        <w:t>Rynkskinn (NT)</w:t>
-      </w:r>
-      <w:r>
-        <w:t xml:space="preserve"> är en vednedbrytare som växer på grova granlågor och ingår i en karaktäristisk association av vedsvampar knutna till urskogsartade barrskogar. Den har klassificerats som en “urskogsindikator” och är placerad i toppen av Skogsstyrelsens värdepyramid för bedömning av skog med höga naturvärden. Allt tyder på att rynkskinn är mycket känslig för skogliga ingrepp och lokalerna, som oftast har höga biologiska kvaliteter, bör lämnas till fri utveckling. Rynkskinn är typisk art för </w:t>
-      </w:r>
-      <w:r>
-        <w:rPr>
-          <w:i/>
-        </w:rPr>
-        <w:t xml:space="preserve">9010 Taiga, 9050 Näringsrik granskog </w:t>
-      </w:r>
-      <w:r>
-        <w:t>och</w:t>
-      </w:r>
-      <w:r>
-        <w:rPr>
-          <w:i/>
-        </w:rPr>
-        <w:t xml:space="preserve"> 9030 Landhöjningsskog</w:t>
-      </w:r>
-      <w:r>
-        <w:t xml:space="preserve"> (Nitare &amp; Skogsstyrelsen, 2019; SLU Artdatabanken, 2026).</w:t>
-      </w:r>
-    </w:p>
-    <w:p>
-      <w:r>
-        <w:rPr>
-          <w:b/>
-        </w:rPr>
-        <w:t>Rödbrun blekspik (NT)</w:t>
-      </w:r>
-      <w:r>
-        <w:t xml:space="preserve"> växer i norra Sverige på bark och ved av björk och gran i skogar med hög och jämn luftfuktighet. I södra Sverige växer den främst på ek i öppna åldriga lövskogar. I norra delen av sitt utbredningsområde hotas arten av slutavverkningar av gamla granskogar. I den södra delen av landet hotas den genom de åldriga lövskogarnas tillbakagång och särskilt ekhagarnas igenväxning och genom plantering av sådan mark med barrskog. Rödbrun blekspik är typisk art för </w:t>
-      </w:r>
-      <w:r>
-        <w:rPr>
-          <w:i/>
-        </w:rPr>
-        <w:t xml:space="preserve">9010 Taiga, 9020 Nordlig ädellövskog, 9070 Trädklädd betesmark, 9160 Näringsrik ekskog </w:t>
-      </w:r>
-      <w:r>
-        <w:t xml:space="preserve">och </w:t>
-      </w:r>
-      <w:r>
-        <w:rPr>
-          <w:i/>
-        </w:rPr>
-        <w:t>9180 Ädellövskog i branter</w:t>
-      </w:r>
-      <w:r>
-        <w:t xml:space="preserve"> och signalerar alltid höga naturvärden (SLU Artdatabanken, 2024; Nitare &amp; Skogsstyrelsen, 2019).</w:t>
-      </w:r>
-    </w:p>
-    <w:p>
-      <w:r>
-        <w:rPr>
-          <w:b/>
-        </w:rPr>
-        <w:t xml:space="preserve">Skinnlav </w:t>
-      </w:r>
-      <w:r>
-        <w:t xml:space="preserve">förekommer på diverse lövträd, främst på gammal asp och sälg. Den påträffas främst i områden med lång kontinuitet av grova lövträd och signalerar skogsmark med höga naturvärden. På lokalerna förekommer som regel ett flertal andra ovanliga eller rödlistade lavar. I likhet med gelélavarna, etablerar sig skinnlaven i skogsmark på grova aspar i sena lövsuccessioner. Skinnlav är typisk art för </w:t>
-      </w:r>
-      <w:r>
-        <w:rPr>
-          <w:i/>
-        </w:rPr>
-        <w:t xml:space="preserve">9010 Taiga, 9020 Nordlig ädellövskog </w:t>
-      </w:r>
-      <w:r>
-        <w:t xml:space="preserve">och </w:t>
-      </w:r>
-      <w:r>
-        <w:rPr>
-          <w:i/>
-        </w:rPr>
-        <w:t xml:space="preserve">9070 Trädklädd betesmark </w:t>
-      </w:r>
-      <w:r>
-        <w:t>(Nitare &amp; Skogsstyrelsen, 2019; SLU Artdatabanken, 2025).</w:t>
-      </w:r>
-    </w:p>
-    <w:p>
-      <w:r>
-        <w:rPr>
-          <w:b/>
-        </w:rPr>
-        <w:t>Stuplav</w:t>
-      </w:r>
-      <w:r>
-        <w:t xml:space="preserve"> är en mycket bra signalart i hela sitt utbredningsområde och förekommer nästan enbart i skogsmiljöer med höga naturvärden. Den indikerar långvarig förekomst av gamla lövträd och miljöer med konstant hög luftfuktighet. I skogar med suboceaniskt klimat finns det en mycket sällsynt parasit, njurlavsknapp </w:t>
-      </w:r>
-      <w:r>
-        <w:rPr>
-          <w:i/>
-        </w:rPr>
-        <w:t>Pletocarpon nephromeum</w:t>
-      </w:r>
-      <w:r>
-        <w:t xml:space="preserve"> (EN), som växer på stuplav. Ytterligare tre sällsynta lavparasiter, </w:t>
-      </w:r>
-      <w:r>
-        <w:rPr>
-          <w:i/>
-        </w:rPr>
-        <w:t>Protounguicularia nephromatis</w:t>
-      </w:r>
-      <w:r>
-        <w:t xml:space="preserve"> (VU), </w:t>
-      </w:r>
-      <w:r>
-        <w:rPr>
-          <w:i/>
-        </w:rPr>
-        <w:t>Refractohilum galligenum</w:t>
-      </w:r>
-      <w:r>
-        <w:t xml:space="preserve"> (NT) och </w:t>
-      </w:r>
-      <w:r>
-        <w:rPr>
-          <w:i/>
-        </w:rPr>
-        <w:t>Roselliniella nephromatis</w:t>
-      </w:r>
-      <w:r>
-        <w:t xml:space="preserve"> (DD), kan också påträffas på stuplav. Stuplav är typisk art för </w:t>
-      </w:r>
-      <w:r>
-        <w:rPr>
-          <w:i/>
-        </w:rPr>
-        <w:t>9010 Taiga</w:t>
-      </w:r>
-      <w:r>
-        <w:t xml:space="preserve"> (SLU Artdatabanken, 2026; Nitare &amp; Skogsstyrelsen, 2019).</w:t>
-      </w:r>
-    </w:p>
-    <w:p>
-      <w:r>
-        <w:rPr>
-          <w:b/>
-        </w:rPr>
-        <w:t xml:space="preserve">Trådticka </w:t>
-      </w:r>
-      <w:r>
-        <w:t xml:space="preserve">är knuten till grova granar i rikare ofta fuktiga miljöer. Den återfinns på både levande och döda träd samt stubbar och nyligen fallna träd. Karaktärsart för äldre fuktiga granskogsbiotoper, och i stor mängd är den en bra signalart för miljöer med andra rödlistade arter. Trådticka är typisk art för </w:t>
-      </w:r>
-      <w:r>
-        <w:rPr>
-          <w:i/>
-        </w:rPr>
-        <w:t xml:space="preserve">9010 Taiga </w:t>
-      </w:r>
-      <w:r>
-        <w:t xml:space="preserve">och </w:t>
-      </w:r>
-      <w:r>
-        <w:rPr>
-          <w:i/>
-        </w:rPr>
-        <w:t xml:space="preserve">9050 Näringsrik granskog </w:t>
-      </w:r>
-      <w:r>
-        <w:t>(SLU Artdatabanken, 2025).</w:t>
-      </w:r>
-    </w:p>
-    <w:p>
-      <w:r>
-        <w:rPr>
-          <w:b/>
-        </w:rPr>
-        <w:t>Ullticka (NT)</w:t>
-      </w:r>
-      <w:r>
-        <w:t xml:space="preserve"> är knuten till restbestånd av barrnaturskog och förekommer med ett tydligt optimum i orörda eller måttligt påverkade gamla granskogar där det föreligger viss kontinuitet av grov död ved. Ullticka är en bra signalart inom hela sitt utbredningsområde och i södra Sverige är den sällsynt och en god signalart för skyddsvärda granskogsmiljöer. Den hotas av avverkning och fragmentering av naturskog och äldre granskog med lång trädkontinuitet. På ullticka kan ibland ulltickeporing (VU) påträffas - det är en sällsynt ticka som nyligen delats upp i de tre olika arterna ulltickeporing </w:t>
-      </w:r>
-      <w:r>
-        <w:rPr>
-          <w:i/>
-        </w:rPr>
-        <w:t xml:space="preserve">Skeletocutis brevispora </w:t>
-      </w:r>
-      <w:r>
-        <w:t>(VU)</w:t>
-      </w:r>
-      <w:r>
-        <w:rPr>
-          <w:i/>
-        </w:rPr>
-        <w:t>, Skeletocutis delicata</w:t>
-      </w:r>
-      <w:r>
-        <w:t xml:space="preserve"> (VU)</w:t>
-      </w:r>
-      <w:r>
-        <w:rPr>
-          <w:i/>
-        </w:rPr>
-        <w:t xml:space="preserve"> och Skeletocutis exilis</w:t>
-      </w:r>
-      <w:r>
-        <w:t xml:space="preserve"> (NT). Ullticka är typisk art för </w:t>
-      </w:r>
-      <w:r>
-        <w:rPr>
-          <w:i/>
-        </w:rPr>
-        <w:t xml:space="preserve">9010 Taiga, 9050 Näringsrik granskog </w:t>
-      </w:r>
-      <w:r>
-        <w:t xml:space="preserve">och </w:t>
-      </w:r>
-      <w:r>
-        <w:rPr>
-          <w:i/>
-        </w:rPr>
-        <w:t>9030 Landhöjningsskog</w:t>
-      </w:r>
-      <w:r>
-        <w:t xml:space="preserve"> (SLU Artdatabanken, 2026; Nitare &amp; Skogsstyrelsen, 2019; Miettinen &amp; Niemelä, 2018).</w:t>
-      </w:r>
-    </w:p>
-    <w:p>
-      <w:r>
-        <w:rPr>
-          <w:b/>
-        </w:rPr>
-        <w:t xml:space="preserve">Vedticka </w:t>
-      </w:r>
-      <w:r>
-        <w:t xml:space="preserve">är en bra signalart söder om den naturliga norrlandsgränsen. Den är huvudsakligen knuten till äldre barrskogar där det föreligger långvarig kontinuitet av död barrved. Vedticka är typisk art för </w:t>
-      </w:r>
-      <w:r>
-        <w:rPr>
-          <w:i/>
-        </w:rPr>
-        <w:t xml:space="preserve">9010 Taiga </w:t>
-      </w:r>
-      <w:r>
-        <w:t>(Nitare &amp; Skogsstyrelsen, 2019; SLU Artdatabanken, 2025).</w:t>
-      </w:r>
-    </w:p>
-    <w:p>
-      <w:r>
-        <w:rPr>
-          <w:b/>
-        </w:rPr>
-        <w:t>Violmussling (NT)</w:t>
-      </w:r>
-      <w:r>
-        <w:t xml:space="preserve"> växer på döda, oftast omkullfallna stammar av gran eller tall. De flesta fynden har gjorts i gammal, orörd skog och arten är en mycket god indikator på förekomst av lång skoglig kontinuitet. Platser som hyser stora bestånd av violmussling bör i första hand skyddas och undantas från skogsbruk. Flera sällsynta och mycket sällsynta tickor och skalbaggar är mer eller mindre starkt associerade med violtickor </w:t>
-      </w:r>
-      <w:r>
-        <w:rPr>
-          <w:i/>
-        </w:rPr>
-        <w:t>Trichaptum spp.</w:t>
-      </w:r>
-      <w:r>
-        <w:t xml:space="preserve"> och död ved som först rötats av någon </w:t>
-      </w:r>
-      <w:r>
-        <w:rPr>
-          <w:i/>
-        </w:rPr>
-        <w:t>Trichaptum-art</w:t>
-      </w:r>
-      <w:r>
-        <w:t>. Bland dessa kan nämnas gul mjukporing (CR), lämmelporing (CR), kilporing (VU), parasitporing (VU), gropig brunbagge (NT), gulbandad brunbagge</w:t>
-      </w:r>
-      <w:r>
-        <w:rPr>
-          <w:i/>
-        </w:rPr>
-        <w:t xml:space="preserve"> </w:t>
-      </w:r>
-      <w:r>
-        <w:t>(NT) och brunkantad brunbagge</w:t>
-      </w:r>
-      <w:r>
-        <w:rPr>
-          <w:i/>
-        </w:rPr>
-        <w:t xml:space="preserve"> </w:t>
-      </w:r>
-      <w:r>
-        <w:t xml:space="preserve">(DD). Violmussling är typisk art för </w:t>
-      </w:r>
-      <w:r>
-        <w:rPr>
-          <w:i/>
-        </w:rPr>
-        <w:t>9010 Taiga</w:t>
-      </w:r>
-      <w:r>
-        <w:t xml:space="preserve"> (SLU Artdatabanken, 2026; Nitare &amp; Skogsstyrelsen, 2019).</w:t>
+        <w:t>Avverkning av skog med höga naturvärden samt skada på fridlysta arter strider både mot FSC Controlled Wood-standarden och FSC:s policy for associerade organisationer.</w:t>
       </w:r>
     </w:p>
     <w:p>
@@ -1025,7 +1281,108 @@
         <w:pStyle w:val="Heading1"/>
       </w:pPr>
       <w:r>
-        <w:t>Certifiering</w:t>
+        <w:t>Ur PEFC-standarden gällande lagefterlevnad</w:t>
+      </w:r>
+    </w:p>
+    <w:p>
+      <w:r>
+        <w:t>PEFC-standarden förutsätter att tillämplig svensk lagstiftning följs. Det är utsedd tillsynsmyndighet som ansvarar för tillsyn av lagens efterlevnad. PEFC-standarden återger innehållet i vissa certifieringskritiska lag- och föreskriftskrav vilka ska ingå i granskning av PEFC-systemets efterlevnad.</w:t>
+      </w:r>
+    </w:p>
+    <w:p>
+      <w:pPr>
+        <w:pStyle w:val="ListBullet"/>
+      </w:pPr>
+      <w:r>
+        <w:rPr>
+          <w:b/>
+          <w:i/>
+        </w:rPr>
+        <w:t xml:space="preserve">Kommentar: </w:t>
+      </w:r>
+      <w:r>
+        <w:rPr>
+          <w:i/>
+        </w:rPr>
+        <w:t>I den avverkningsanmälda skogen har fridlysta arter sina livsmiljöer och växtplatser. Att skada de fridlysta arternas livsmiljöer, växtplatser eller ekologiska funktion är inte tillåtet enligt artskyddsförordningen</w:t>
+      </w:r>
+    </w:p>
+    <w:p>
+      <w:r>
+        <w:br w:type="page"/>
+      </w:r>
+    </w:p>
+    <w:p>
+      <w:pPr>
+        <w:pStyle w:val="Title"/>
+      </w:pPr>
+      <w:r>
+        <w:t>BILAGA 1 –</w:t>
+        <w:br/>
+        <w:t>Fridlysta och rödlistade arter</w:t>
+      </w:r>
+    </w:p>
+    <w:p>
+      <w:pPr>
+        <w:pStyle w:val="Heading1"/>
+      </w:pPr>
+      <w:r>
+        <w:t>Lunglav – ekologi samt krav på livsmiljön</w:t>
+      </w:r>
+    </w:p>
+    <w:p>
+      <w:r>
+        <w:t xml:space="preserve">Lunglav (NT) är en av vårt lands främsta signalarter som överallt indikerar gamla lövträd, skogsbestånd med höga naturvärden och ekosystem med lång skoglig kontinuitet. Lokalt kan förekomsten vara mycket riklig men den hittas nästan enbart i gamla och ej slutavverkade skogar. Artens samtliga förekomster bör uppmärksammas från naturvårdssynpunkt, då många lokaler även hyser andra ovanliga och rödlistade arter, däribland de sällsynta lavparasiterna lunglavshårprick (CR), </w:t>
+      </w:r>
+      <w:r>
+        <w:rPr>
+          <w:i/>
+        </w:rPr>
+        <w:t>Abrothallus diederichii</w:t>
+      </w:r>
+      <w:r>
+        <w:t xml:space="preserve"> (VU), </w:t>
+      </w:r>
+      <w:r>
+        <w:rPr>
+          <w:i/>
+        </w:rPr>
+        <w:t>Abrothallus lobariae</w:t>
+      </w:r>
+      <w:r>
+        <w:t xml:space="preserve"> (VU), </w:t>
+      </w:r>
+      <w:r>
+        <w:rPr>
+          <w:i/>
+        </w:rPr>
+        <w:t>Calycina lobariae</w:t>
+      </w:r>
+      <w:r>
+        <w:t xml:space="preserve"> (VU), lunglavsknapp (VU) och skrovelmössing (VU), som växer på lunglav. Rikliga förekomster med lunglav bör skyddas med biotopskydd, frivilliga avsättningar eller reservat (SLU Artdatabanken, 2026; Nitare &amp; Skogsstyrelsen, 2019).</w:t>
+      </w:r>
+    </w:p>
+    <w:p>
+      <w:r>
+        <w:t xml:space="preserve">Lunglav är typisk art för </w:t>
+      </w:r>
+      <w:r>
+        <w:rPr>
+          <w:i/>
+        </w:rPr>
+        <w:t>9010 Taiga, 9020 Nordlig ädellövskog, 9110 Näringsfattig bokskog, 9130 Näringsrik bokskog, 9160 Näringsrik ekskog, 9180 Ädellövskog i branter, 9190 Näringsfattig ekskog, 9070 Trädklädd betesmark, 9040 Fjällbjörkskog</w:t>
+      </w:r>
+      <w:r>
+        <w:t xml:space="preserve"> och</w:t>
+      </w:r>
+      <w:r>
+        <w:rPr>
+          <w:i/>
+        </w:rPr>
+        <w:t xml:space="preserve"> 6530 Lövängar</w:t>
+      </w:r>
+      <w:r>
+        <w:t xml:space="preserve"> (SLU Artdatabanken, 2026).</w:t>
       </w:r>
     </w:p>
     <w:p>
@@ -1033,137 +1390,105 @@
         <w:pStyle w:val="Heading2"/>
       </w:pPr>
       <w:r>
-        <w:t>Ur FSC-standarden</w:t>
+        <w:t>Referenser – lunglav</w:t>
       </w:r>
     </w:p>
     <w:p>
       <w:r>
+        <w:t xml:space="preserve">Nitare, J. och Skogsstyrelsen, 2019. </w:t>
+      </w:r>
+      <w:r>
         <w:rPr>
-          <w:b/>
+          <w:i/>
         </w:rPr>
-        <w:t xml:space="preserve">PRINCIP 1: LAGEFTERLEVNAD: </w:t>
-      </w:r>
-      <w:r>
-        <w:t>Certifikatsinnehavaren ska följa alla tillämpliga lagar, förordningar och nationellt ratificerade internationella avtal, konventioner och överenskommelser.</w:t>
+        <w:t xml:space="preserve">Skyddsvärd skog – Naturvårdsarter och andra kriterier för naturvärdesbedömning. </w:t>
+      </w:r>
+      <w:r>
+        <w:t>Skogsstyrelsen.</w:t>
       </w:r>
     </w:p>
     <w:p>
       <w:r>
+        <w:t xml:space="preserve">SLU Artdatabanken, 2026. </w:t>
+      </w:r>
+      <w:r>
         <w:rPr>
-          <w:b/>
+          <w:i/>
         </w:rPr>
-        <w:t xml:space="preserve">1.3.1 </w:t>
-      </w:r>
-      <w:r>
-        <w:t>Tillämpliga lagar och föreskrifter för brukandet av skogen följs.</w:t>
+        <w:t xml:space="preserve">Artfaktablad. Naturvård – artfakta. </w:t>
+      </w:r>
+      <w:r>
+        <w:t>SLU Artdatabanken, Uppsala.</w:t>
       </w:r>
     </w:p>
     <w:p>
       <w:pPr>
-        <w:pStyle w:val="ListBullet"/>
+        <w:pStyle w:val="Heading1"/>
       </w:pPr>
       <w:r>
-        <w:rPr>
-          <w:b/>
-          <w:i/>
-        </w:rPr>
-        <w:t xml:space="preserve">Kommentar: </w:t>
-      </w:r>
-      <w:r>
-        <w:t>I den avverkningsanmälda skogen har fridlysta arter sina livsmiljöer och växtplatser. Att skada de fridlysta arternas livsmiljöer, växtplatser eller ekologiska funktion är inte tillåtet enligt artskyddsförordningen.</w:t>
+        <w:t>Tretåig hackspett – ekologi samt krav på livsmiljön</w:t>
+      </w:r>
+    </w:p>
+    <w:p>
+      <w:r>
+        <w:t xml:space="preserve">Tretåig hackspett (NT) är fridlyst enligt §4 Artskyddsförordningen och finns med som prioriterad art i Skogsstyrelsen vägledning för skogsbruket (bilaga 4 till SVL). I vägledningen står bland annat att: </w:t>
       </w:r>
       <w:r>
         <w:rPr>
           <w:i/>
         </w:rPr>
-        <w:t xml:space="preserve"> EU:s medlemsländer och skogsbolag är skyldiga att agera i enlighet med EU:s fågeldirektiv där det uttryckligen står att direktivet gäller för fåglar samt för deras ägg, bon och </w:t>
-      </w:r>
-      <w:r>
-        <w:rPr>
-          <w:b/>
-          <w:i/>
-        </w:rPr>
-        <w:t xml:space="preserve">livsmiljöer </w:t>
-      </w:r>
-      <w:r>
-        <w:t>(artikel 1). Vidare att de åtgärder som vidtas inte får leda till en försämring av den nuvarande situationen beträffande bevarandet av de fågelarter som avses i artikel 1 (artikel 13).</w:t>
-      </w:r>
-    </w:p>
-    <w:p>
-      <w:r>
-        <w:rPr>
-          <w:b/>
-        </w:rPr>
-        <w:t xml:space="preserve">6.4 </w:t>
-      </w:r>
-      <w:r>
-        <w:t>Certifikatsinnehavaren ska skydda sällsynta arter och hotade arter samt deras livsmiljöer inom skogsbruksenheten. Det ska ske genom avsättningar, andra skyddade områden och genom att skapa konnektivitet och/eller genom andra direkta åtgärder som gynnar dessa arters överlevnad och livskraft. Åtgärderna ska stå i förhållande till brukandets skala, intensitet och risk, samt till sällsynta och hotade arters bevarandestatus och ekologiska krav. Certifikatsinnehavaren ska beakta den geografiska spridningen och ekologiska krav hos sällsynta och hotade arter utanför skogsbruksenhetens gränser när beslut om åtgärder inom skogsbruksenheten ska fattas.</w:t>
-      </w:r>
-    </w:p>
-    <w:p>
-      <w:r>
-        <w:rPr>
-          <w:b/>
-        </w:rPr>
-        <w:t xml:space="preserve">6.4.1 </w:t>
-      </w:r>
-      <w:r>
-        <w:t>Följande biotoper undantas från alla skogsbruksåtgärder, förutom åtgärder påkallade för att bevara eller främja biotopens naturliga eller hävdbetingade biologiska mångfald:</w:t>
-      </w:r>
-    </w:p>
-    <w:p>
-      <w:pPr>
-        <w:ind w:left="357"/>
-      </w:pPr>
-      <w:r>
-        <w:t>b) nyckelbiotoper enligt Skogsstyrelsens definition och metod (1995)</w:t>
-      </w:r>
-    </w:p>
-    <w:p>
-      <w:pPr>
-        <w:pStyle w:val="ListBullet"/>
-      </w:pPr>
-      <w:r>
-        <w:rPr>
-          <w:b/>
-          <w:i/>
-        </w:rPr>
-        <w:t xml:space="preserve">Kommentar: </w:t>
+        <w:t xml:space="preserve">“Tretåig hackspett har stora arealkrav och höga krav på sin livsmiljö. Omdaningen av naturskogar till kulturskogar medför en förlust av viktiga miljöer, något som förstärks av ökad fragmentering till följd av avverkningar.” </w:t>
+      </w:r>
+      <w:r>
+        <w:t xml:space="preserve">Vidare att: </w:t>
       </w:r>
       <w:r>
         <w:rPr>
           <w:i/>
         </w:rPr>
-        <w:t>I det avverkningsanmälda skogsområdet har 22 rödlistade arter och signalarter påträffats. Detta ska jämföras med Skogsstyrelsens uppföljning 2017 av nyckelbiotoper som visade att man i genomsnitt hittar 20,6 olika rödlistade arter och signalarter i en nyckelbiotop (Wijk, S. 2017. Biologisk mångfald i nyckelbiotoper – Resultat från inventeringen “Uppföljning biologisk mångfald” 2009–2015. Rapport 4/2017 Skogsstyrelsen, Jönköping).</w:t>
-      </w:r>
-    </w:p>
-    <w:p>
-      <w:r>
-        <w:rPr>
-          <w:b/>
-        </w:rPr>
-        <w:t xml:space="preserve">6.4.3 </w:t>
-      </w:r>
-      <w:r>
-        <w:t>Bevarandeåtgärder genomförs för de kända förekomster av rödlistade arter som påverkas av skogsbruk.</w:t>
-      </w:r>
-    </w:p>
-    <w:p>
-      <w:pPr>
-        <w:pStyle w:val="ListBullet"/>
-      </w:pPr>
-      <w:r>
-        <w:rPr>
-          <w:b/>
-          <w:i/>
-        </w:rPr>
-        <w:t xml:space="preserve">Kommentar: </w:t>
+        <w:t>“Områden med dokumenterad permanent förekomst i naturskogsmiljöer har vanligen så stora naturvärden att skogsbruk är olämpligt”</w:t>
+      </w:r>
+      <w:r>
+        <w:t xml:space="preserve"> (SLU Artdatabanken, 2024; Skogsstyrelsen, 2016)</w:t>
       </w:r>
       <w:r>
         <w:rPr>
           <w:i/>
         </w:rPr>
-        <w:t>I det avverkningsanmälda skogsområdet har 25 naturvårdsarter varav 12 rödlistade arter sina livsmiljöer och växtplatser.</w:t>
+        <w:t>.</w:t>
+      </w:r>
+    </w:p>
+    <w:p>
+      <w:r>
+        <w:t>Tretåig hackspett är beroende av större sammanhängande naturskogar med kontinuerlig tillgång och nybildning av död ved och fragmentering av livsmiljöerna utgör ett stort hot mot arten (se exempelvis Stachura-Skierczynska et al., 2009; Wesolowski et al., 2005; Butler et al., 2004; Pakkala et al., 2002; Amcoff et al., 1996; Virkkala, 1991). Det finns studier som visar att naturskogens självgallringsprocess som den tretåiga hackspetten är beroende av, inte kan ersättas med efterlämnad hänsyn i skogsbruket (Imbeau &amp; Desrochers, 2002).</w:t>
+      </w:r>
+    </w:p>
+    <w:p>
+      <w:r>
+        <w:t>Permanenta revir av tretåig hackspett karaktäriseras ofta av artens typiska ringformigt ordnade hackmärken på framför allt gamla granar. För att säkerställa att inte revir av tretåig hackspett drabbas av avverkningsplanerna bör en inventering göras i området både under häckningstid och under vintern, då arten utnyttjar betydligt större områden än under sommarens häckningsrevir. Storleken på häckningsreviret varierar med skogstypen, förekomsten av död ved och graden av fragmentering, men är i allmänhet i storleksordningen 25–100 hektar (SLU Artdatabanken, 2024; Skogsstyrelsen, 2016).</w:t>
+      </w:r>
+    </w:p>
+    <w:p>
+      <w:r>
+        <w:t xml:space="preserve">Förutom fridlysning enligt §4 Artskyddsförordningen är tretåig hackspett även förtecknad i EU:s fågeldirektiv bilaga 1. Den är typisk art för </w:t>
+      </w:r>
+      <w:r>
+        <w:rPr>
+          <w:i/>
+        </w:rPr>
+        <w:t xml:space="preserve">9010 Taiga, 9740 Skogsbevuxen myr, 9030 Landhöjningsskog </w:t>
+      </w:r>
+      <w:r>
+        <w:t xml:space="preserve">och </w:t>
+      </w:r>
+      <w:r>
+        <w:rPr>
+          <w:i/>
+        </w:rPr>
+        <w:t>9040 Fjällbjörkskog</w:t>
+      </w:r>
+      <w:r>
+        <w:t xml:space="preserve"> samt ingår i Natura 2000 och är förtecknad i Bernkonventionen bilaga II (strikt skyddade djurarter) (SLU Artdatabanken, 2024; Skogsstyrelsen, 2016).</w:t>
       </w:r>
     </w:p>
     <w:p>
@@ -1171,18 +1496,166 @@
         <w:pStyle w:val="Heading2"/>
       </w:pPr>
       <w:r>
-        <w:t>Ur Chain of Custody Certification (FSC-STD-40-004 ver 3.0)</w:t>
+        <w:t>Referenser – tretåig hackspett</w:t>
       </w:r>
     </w:p>
     <w:p>
       <w:r>
+        <w:t xml:space="preserve">Amcoff, M. &amp; Eriksson, P. 1996. </w:t>
+      </w:r>
+      <w:r>
         <w:rPr>
-          <w:b/>
+          <w:i/>
         </w:rPr>
-        <w:t xml:space="preserve">1.3 </w:t>
-      </w:r>
-      <w:r>
-        <w:t xml:space="preserve">The organization shall commit to the FSC values as defined in FSC-POL-01-004 Policy for the Association of Organizations with FSC. </w:t>
+        <w:t xml:space="preserve">Förekomst av tretåig hackspett Picoides tridactylus på bestånds- och landskapsnivå. </w:t>
+      </w:r>
+      <w:r>
+        <w:t>Ornis Svecica 6: 107–119.</w:t>
+      </w:r>
+    </w:p>
+    <w:p>
+      <w:r>
+        <w:t xml:space="preserve">Butler, R., Angelstam, P., Ekelund, P. &amp; Schlaeffer, R. 2004. </w:t>
+      </w:r>
+      <w:r>
+        <w:rPr>
+          <w:i/>
+        </w:rPr>
+        <w:t xml:space="preserve">Dead wood threshold values for the three-toed woodpecker presence in boreal and sub-Alpine forest. </w:t>
+      </w:r>
+      <w:r>
+        <w:t>Biological conservation 119(3): 305–318.</w:t>
+      </w:r>
+    </w:p>
+    <w:p>
+      <w:r>
+        <w:t xml:space="preserve">Imbeau, L. &amp; Desrochers, A. 2002. </w:t>
+      </w:r>
+      <w:r>
+        <w:rPr>
+          <w:i/>
+        </w:rPr>
+        <w:t xml:space="preserve">Foraging Ecology and Use of Drumming Trees by Three-Toed Woodpeckers. </w:t>
+      </w:r>
+      <w:r>
+        <w:t>The Journal of Wildlife Management. Vol. 66, No. 1 (Jan., 2002), pp. 222–231.</w:t>
+      </w:r>
+    </w:p>
+    <w:p>
+      <w:r>
+        <w:t xml:space="preserve">Pakkala, T., Hanski, I. &amp; Tomppo, E. 2002. </w:t>
+      </w:r>
+      <w:r>
+        <w:rPr>
+          <w:i/>
+        </w:rPr>
+        <w:t xml:space="preserve">Spatial ecology of the three-toed woodpecker in managed forest landscapes. </w:t>
+      </w:r>
+      <w:r>
+        <w:t>Silva Fennica 36(1): 279–288.</w:t>
+      </w:r>
+    </w:p>
+    <w:p>
+      <w:r>
+        <w:t xml:space="preserve">Skogsstyrelsen, 2016. </w:t>
+      </w:r>
+      <w:r>
+        <w:rPr>
+          <w:i/>
+        </w:rPr>
+        <w:t>Vägledning för hänsyn till fåglar – Tretåig hackspett.</w:t>
+      </w:r>
+    </w:p>
+    <w:p>
+      <w:r>
+        <w:t xml:space="preserve">SLU Artdatabanken, 2024. </w:t>
+      </w:r>
+      <w:r>
+        <w:rPr>
+          <w:i/>
+        </w:rPr>
+        <w:t xml:space="preserve">Artfaktablad. Naturvård – artfakta. </w:t>
+      </w:r>
+      <w:r>
+        <w:t>SLU Artdatabanken, Uppsala.</w:t>
+      </w:r>
+    </w:p>
+    <w:p>
+      <w:r>
+        <w:t xml:space="preserve">Stachura-Skierczynska, K., Tumiel, T. &amp; Skierczynski, M. 2009. </w:t>
+      </w:r>
+      <w:r>
+        <w:rPr>
+          <w:i/>
+        </w:rPr>
+        <w:t xml:space="preserve">Habitat prediction model for three-toed woodpecker and its implications for the conservation of biologically valuable forests. </w:t>
+      </w:r>
+      <w:r>
+        <w:t>Forest Ecology and Management 258(5): 697–703.</w:t>
+      </w:r>
+    </w:p>
+    <w:p>
+      <w:r>
+        <w:t xml:space="preserve">Virkkala, R. 1991. </w:t>
+      </w:r>
+      <w:r>
+        <w:rPr>
+          <w:i/>
+        </w:rPr>
+        <w:t xml:space="preserve">Population trends of forest birds in a Finnish Lapland landscape of large habitat blocks – Consequences of stochastic environmental variation or regional habitat alteration. </w:t>
+      </w:r>
+      <w:r>
+        <w:t>Biological conservation 56(2): 223–240.</w:t>
+      </w:r>
+    </w:p>
+    <w:p>
+      <w:r>
+        <w:t xml:space="preserve">Wesolowski, T., Czeszczewik, D. &amp; Rowinski, P. 2005. </w:t>
+      </w:r>
+      <w:r>
+        <w:rPr>
+          <w:i/>
+        </w:rPr>
+        <w:t xml:space="preserve">Effects of forest management on Three-toed Woodpecker Picoides tridactylus distribution in the Bialowieza Forest (NE Poland): conservation implications. </w:t>
+      </w:r>
+      <w:r>
+        <w:t>Acta Ornithologica 40(1): 53–60.</w:t>
+      </w:r>
+    </w:p>
+    <w:p>
+      <w:pPr>
+        <w:pStyle w:val="Heading1"/>
+      </w:pPr>
+      <w:r>
+        <w:t>Spillkråka – ekologi samt krav på livsmiljön</w:t>
+      </w:r>
+    </w:p>
+    <w:p>
+      <w:r>
+        <w:t xml:space="preserve">Spillkråka (§4) ingår i bilaga 1 EU:s fågeldirektiv och är typisk art för </w:t>
+      </w:r>
+      <w:r>
+        <w:rPr>
+          <w:i/>
+        </w:rPr>
+        <w:t xml:space="preserve">9010 Taiga </w:t>
+      </w:r>
+      <w:r>
+        <w:t>och</w:t>
+      </w:r>
+      <w:r>
+        <w:rPr>
+          <w:i/>
+        </w:rPr>
+        <w:t xml:space="preserve"> 9740 Skogsbevuxen myr</w:t>
+      </w:r>
+      <w:r>
+        <w:t>. Den lever i både barr- och blandskog liksom i ren lövskog. De tätaste populationerna tenderar att finnas i äldre, variationsrik blandskog med gott om död ved och gamla träd. Varje par utnyttjar 400–1000 hektar skog beroende på skogens kvalitet. Skogsbruk med korta omloppstider och täta, homogena ungskogar utgör det största hotet (SLU Artdatabanken, 2026).</w:t>
+      </w:r>
+    </w:p>
+    <w:p>
+      <w:r>
+        <w:t>Spillkråka är en nyckelart i skogliga miljöer vars övergivna bohål utnyttjas av flera andra hålhäckande fågelarter och fladdermöss, däribland pärluggla (EN, §4), knipa (§4), salskrake (§4) och skogsduva (§4). Hökuggla (VU, §4) och slaguggla (§4) häckar ofta i högstubbar som brutits av i höjd med ett gammalt spillkråkebo (Skogsstyrelsen, 2016).</w:t>
       </w:r>
     </w:p>
     <w:p>
@@ -1190,264 +1663,21 @@
         <w:pStyle w:val="Heading2"/>
       </w:pPr>
       <w:r>
-        <w:t>Ur FSC:s policy för associerade organisationer (FSC-POL-01-004)</w:t>
+        <w:t>Referenser – spillkråka</w:t>
       </w:r>
     </w:p>
     <w:p>
       <w:r>
-        <w:t xml:space="preserve">Som “Chain of Custody”-certifierad organisation är skogsbolaget bunden av de fastställda reglerna i Del 1 Punkt 1 c) i Policy för organisationer associerade med FSC (FSC-POL-01-004 V2-0 EN + SVE version 2012-03-02): </w:t>
-      </w:r>
-    </w:p>
-    <w:p>
-      <w:pPr>
-        <w:pStyle w:val="ListNumber"/>
-      </w:pPr>
-      <w:r>
-        <w:t>De organisationer FSC kan acceptera association med får inte direkt eller indirekt ha några kopplingar till nedanstående, oacceptabla aktiviteter:</w:t>
-      </w:r>
-    </w:p>
-    <w:p>
-      <w:pPr>
-        <w:ind w:left="357"/>
-      </w:pPr>
-      <w:r>
-        <w:t>a) Olaglig skogsavverkning och handel med olagligt avverkat virke eller skogsprodukter</w:t>
-      </w:r>
-    </w:p>
-    <w:p>
-      <w:pPr>
-        <w:ind w:left="357"/>
-      </w:pPr>
-      <w:r>
-        <w:t>...</w:t>
-      </w:r>
-    </w:p>
-    <w:p>
-      <w:pPr>
-        <w:ind w:left="357"/>
-      </w:pPr>
-      <w:r>
-        <w:t>c) Skogsbruk som förstör höga naturvärden</w:t>
-      </w:r>
-    </w:p>
-    <w:p>
-      <w:pPr>
-        <w:ind w:left="357"/>
-      </w:pPr>
-      <w:r>
-        <w:t>d) Betydande omvandling av skog till plantager eller annan, icke skoglig, markanvändning</w:t>
-      </w:r>
-    </w:p>
-    <w:p>
-      <w:pPr>
-        <w:pStyle w:val="ListBullet"/>
-      </w:pPr>
-      <w:r>
-        <w:rPr>
-          <w:b/>
-          <w:i/>
-        </w:rPr>
-        <w:t xml:space="preserve">Kommentar: </w:t>
+        <w:t xml:space="preserve">Skogsstyrelsen, 2016. </w:t>
       </w:r>
       <w:r>
         <w:rPr>
           <w:i/>
         </w:rPr>
-        <w:t>Avverkning av skog med höga naturvärden samt skada på fridlysta arter strider både mot FSC Controlled Wood-standarden och FSC:s policy for associerade organisationer.</w:t>
-      </w:r>
-    </w:p>
-    <w:p>
-      <w:pPr>
-        <w:pStyle w:val="Heading2"/>
-      </w:pPr>
-      <w:r>
-        <w:t>Ur FSC Controlled Wood (FSC-STD-40-005)</w:t>
-      </w:r>
-    </w:p>
-    <w:p>
-      <w:r>
-        <w:t>Virke som inte accepteras i FSC-märkta produkter (oacceptabelt ursprung) enligt FSC Controlled Wood (FSC-STD-40-005):</w:t>
-      </w:r>
-    </w:p>
-    <w:p>
-      <w:pPr>
-        <w:pStyle w:val="ListNumber"/>
-      </w:pPr>
-      <w:r>
-        <w:t>Illegalt avverkat virke.</w:t>
-      </w:r>
-    </w:p>
-    <w:p>
-      <w:pPr>
-        <w:pStyle w:val="ListNumber"/>
-      </w:pPr>
-      <w:r>
-        <w:t>...</w:t>
-      </w:r>
-    </w:p>
-    <w:p>
-      <w:pPr>
-        <w:pStyle w:val="ListNumber"/>
-      </w:pPr>
-      <w:r>
-        <w:t>Virke från avverkningar som hotar höga naturvärden.</w:t>
-      </w:r>
-    </w:p>
-    <w:p>
-      <w:pPr>
-        <w:pStyle w:val="ListNumber"/>
-      </w:pPr>
-      <w:r>
-        <w:t>Virke från skog som konverteras till plantager eller icke-skogligt bruk.</w:t>
-      </w:r>
-    </w:p>
-    <w:p>
-      <w:pPr>
-        <w:pStyle w:val="ListBullet"/>
-      </w:pPr>
-      <w:r>
-        <w:rPr>
-          <w:b/>
-          <w:i/>
-        </w:rPr>
-        <w:t xml:space="preserve">Kommentar: </w:t>
-      </w:r>
-      <w:r>
-        <w:rPr>
-          <w:i/>
-        </w:rPr>
-        <w:t>Avverkning av skog med höga naturvärden samt skada på fridlysta arter strider både mot FSC Controlled Wood-standarden och FSC:s policy for associerade organisationer.</w:t>
-      </w:r>
-    </w:p>
-    <w:p>
-      <w:pPr>
-        <w:pStyle w:val="Heading1"/>
-      </w:pPr>
-      <w:r>
-        <w:t>Ur PEFC-standarden gällande lagefterlevnad</w:t>
-      </w:r>
-    </w:p>
-    <w:p>
-      <w:r>
-        <w:t>PEFC-standarden förutsätter att tillämplig svensk lagstiftning följs. Det är utsedd tillsynsmyndighet som ansvarar för tillsyn av lagens efterlevnad. PEFC-standarden återger innehållet i vissa certifieringskritiska lag- och föreskriftskrav vilka ska ingå i granskning av PEFC-systemets efterlevnad.</w:t>
-      </w:r>
-    </w:p>
-    <w:p>
-      <w:pPr>
-        <w:pStyle w:val="ListBullet"/>
-      </w:pPr>
-      <w:r>
-        <w:rPr>
-          <w:b/>
-          <w:i/>
-        </w:rPr>
-        <w:t xml:space="preserve">Kommentar: </w:t>
-      </w:r>
-      <w:r>
-        <w:rPr>
-          <w:i/>
-        </w:rPr>
-        <w:t>I den avverkningsanmälda skogen har fridlysta arter sina livsmiljöer och växtplatser. Att skada de fridlysta arternas livsmiljöer, växtplatser eller ekologiska funktion är inte tillåtet enligt artskyddsförordningen</w:t>
-      </w:r>
-    </w:p>
-    <w:p>
-      <w:r>
-        <w:br w:type="page"/>
-      </w:r>
-    </w:p>
-    <w:p>
-      <w:pPr>
-        <w:pStyle w:val="Title"/>
-      </w:pPr>
-      <w:r>
-        <w:t>BILAGA 1 –</w:t>
-        <w:br/>
-        <w:t>Fridlysta och rödlistade arter</w:t>
-      </w:r>
-    </w:p>
-    <w:p>
-      <w:pPr>
-        <w:pStyle w:val="Heading1"/>
-      </w:pPr>
-      <w:r>
-        <w:t>Lunglav – ekologi samt krav på livsmiljön</w:t>
-      </w:r>
-    </w:p>
-    <w:p>
-      <w:r>
-        <w:t xml:space="preserve">Lunglav (NT) är en av vårt lands främsta signalarter som överallt indikerar gamla lövträd, skogsbestånd med höga naturvärden och ekosystem med lång skoglig kontinuitet. Lokalt kan förekomsten vara mycket riklig men den hittas nästan enbart i gamla och ej slutavverkade skogar. Artens samtliga förekomster bör uppmärksammas från naturvårdssynpunkt, då många lokaler även hyser andra ovanliga och rödlistade arter, däribland de sällsynta lavparasiterna lunglavshårprick (CR), </w:t>
-      </w:r>
-      <w:r>
-        <w:rPr>
-          <w:i/>
-        </w:rPr>
-        <w:t>Abrothallus diederichii</w:t>
-      </w:r>
-      <w:r>
-        <w:t xml:space="preserve"> (VU), </w:t>
-      </w:r>
-      <w:r>
-        <w:rPr>
-          <w:i/>
-        </w:rPr>
-        <w:t>Abrothallus lobariae</w:t>
-      </w:r>
-      <w:r>
-        <w:t xml:space="preserve"> (VU), </w:t>
-      </w:r>
-      <w:r>
-        <w:rPr>
-          <w:i/>
-        </w:rPr>
-        <w:t>Calycina lobariae</w:t>
-      </w:r>
-      <w:r>
-        <w:t xml:space="preserve"> (VU), lunglavsknapp (VU) och skrovelmössing (VU), som växer på lunglav. Rikliga förekomster med lunglav bör skyddas med biotopskydd, frivilliga avsättningar eller reservat (SLU Artdatabanken, 2026; Nitare &amp; Skogsstyrelsen, 2019).</w:t>
-      </w:r>
-    </w:p>
-    <w:p>
-      <w:r>
-        <w:t xml:space="preserve">Lunglav är typisk art för </w:t>
-      </w:r>
-      <w:r>
-        <w:rPr>
-          <w:i/>
-        </w:rPr>
-        <w:t>9010 Taiga, 9020 Nordlig ädellövskog, 9110 Näringsfattig bokskog, 9130 Näringsrik bokskog, 9160 Näringsrik ekskog, 9180 Ädellövskog i branter, 9190 Näringsfattig ekskog, 9070 Trädklädd betesmark, 9040 Fjällbjörkskog</w:t>
-      </w:r>
-      <w:r>
-        <w:t xml:space="preserve"> och</w:t>
-      </w:r>
-      <w:r>
-        <w:rPr>
-          <w:i/>
-        </w:rPr>
-        <w:t xml:space="preserve"> 6530 Lövängar</w:t>
-      </w:r>
-      <w:r>
-        <w:t xml:space="preserve"> (SLU Artdatabanken, 2026).</w:t>
-      </w:r>
-    </w:p>
-    <w:p>
-      <w:pPr>
-        <w:pStyle w:val="Heading2"/>
-      </w:pPr>
-      <w:r>
-        <w:t>Referenser – lunglav</w:t>
-      </w:r>
-    </w:p>
-    <w:p>
-      <w:r>
-        <w:t xml:space="preserve">Nitare, J. och Skogsstyrelsen, 2019. </w:t>
-      </w:r>
-      <w:r>
-        <w:rPr>
-          <w:i/>
-        </w:rPr>
-        <w:t xml:space="preserve">Skyddsvärd skog – Naturvårdsarter och andra kriterier för naturvärdesbedömning. </w:t>
-      </w:r>
-      <w:r>
-        <w:t>Skogsstyrelsen.</w:t>
+        <w:t xml:space="preserve">Vägledning för hänsyn till spillkråka. </w:t>
+      </w:r>
+      <w:r>
+        <w:t>Vägledningar och kunskapsstöd artskydd – Skogsstyrelsen.</w:t>
       </w:r>
     </w:p>
     <w:p>
@@ -1462,279 +1692,6 @@
       </w:r>
       <w:r>
         <w:t>SLU Artdatabanken, Uppsala.</w:t>
-      </w:r>
-    </w:p>
-    <w:p>
-      <w:pPr>
-        <w:pStyle w:val="Heading1"/>
-      </w:pPr>
-      <w:r>
-        <w:t>Spillkråka – ekologi samt krav på livsmiljön</w:t>
-      </w:r>
-    </w:p>
-    <w:p>
-      <w:r>
-        <w:t xml:space="preserve">Spillkråka (§4) ingår i bilaga 1 EU:s fågeldirektiv och är typisk art för </w:t>
-      </w:r>
-      <w:r>
-        <w:rPr>
-          <w:i/>
-        </w:rPr>
-        <w:t xml:space="preserve">9010 Taiga </w:t>
-      </w:r>
-      <w:r>
-        <w:t>och</w:t>
-      </w:r>
-      <w:r>
-        <w:rPr>
-          <w:i/>
-        </w:rPr>
-        <w:t xml:space="preserve"> 9740 Skogsbevuxen myr</w:t>
-      </w:r>
-      <w:r>
-        <w:t>. Den lever i både barr- och blandskog liksom i ren lövskog. De tätaste populationerna tenderar att finnas i äldre, variationsrik blandskog med gott om död ved och gamla träd. Varje par utnyttjar 400–1000 hektar skog beroende på skogens kvalitet. Skogsbruk med korta omloppstider och täta, homogena ungskogar utgör det största hotet (SLU Artdatabanken, 2026).</w:t>
-      </w:r>
-    </w:p>
-    <w:p>
-      <w:r>
-        <w:t>Spillkråka är en nyckelart i skogliga miljöer vars övergivna bohål utnyttjas av flera andra hålhäckande fågelarter och fladdermöss, däribland pärluggla (EN, §4), knipa (§4), salskrake (§4) och skogsduva (§4). Hökuggla (VU, §4) och slaguggla (§4) häckar ofta i högstubbar som brutits av i höjd med ett gammalt spillkråkebo (Skogsstyrelsen, 2016).</w:t>
-      </w:r>
-    </w:p>
-    <w:p>
-      <w:pPr>
-        <w:pStyle w:val="Heading2"/>
-      </w:pPr>
-      <w:r>
-        <w:t>Referenser – spillkråka</w:t>
-      </w:r>
-    </w:p>
-    <w:p>
-      <w:r>
-        <w:t xml:space="preserve">Skogsstyrelsen, 2016. </w:t>
-      </w:r>
-      <w:r>
-        <w:rPr>
-          <w:i/>
-        </w:rPr>
-        <w:t xml:space="preserve">Vägledning för hänsyn till spillkråka. </w:t>
-      </w:r>
-      <w:r>
-        <w:t>Vägledningar och kunskapsstöd artskydd – Skogsstyrelsen.</w:t>
-      </w:r>
-    </w:p>
-    <w:p>
-      <w:r>
-        <w:t xml:space="preserve">SLU Artdatabanken, 2026. </w:t>
-      </w:r>
-      <w:r>
-        <w:rPr>
-          <w:i/>
-        </w:rPr>
-        <w:t xml:space="preserve">Artfaktablad. Naturvård – artfakta. </w:t>
-      </w:r>
-      <w:r>
-        <w:t>SLU Artdatabanken, Uppsala.</w:t>
-      </w:r>
-    </w:p>
-    <w:p>
-      <w:pPr>
-        <w:pStyle w:val="Heading1"/>
-      </w:pPr>
-      <w:r>
-        <w:t>Tretåig hackspett – ekologi samt krav på livsmiljön</w:t>
-      </w:r>
-    </w:p>
-    <w:p>
-      <w:r>
-        <w:t xml:space="preserve">Tretåig hackspett (NT) är fridlyst enligt §4 Artskyddsförordningen och finns med som prioriterad art i Skogsstyrelsen vägledning för skogsbruket (bilaga 4 till SVL). I vägledningen står bland annat att: </w:t>
-      </w:r>
-      <w:r>
-        <w:rPr>
-          <w:i/>
-        </w:rPr>
-        <w:t xml:space="preserve">“Tretåig hackspett har stora arealkrav och höga krav på sin livsmiljö. Omdaningen av naturskogar till kulturskogar medför en förlust av viktiga miljöer, något som förstärks av ökad fragmentering till följd av avverkningar.” </w:t>
-      </w:r>
-      <w:r>
-        <w:t xml:space="preserve">Vidare att: </w:t>
-      </w:r>
-      <w:r>
-        <w:rPr>
-          <w:i/>
-        </w:rPr>
-        <w:t>“Områden med dokumenterad permanent förekomst i naturskogsmiljöer har vanligen så stora naturvärden att skogsbruk är olämpligt”</w:t>
-      </w:r>
-      <w:r>
-        <w:t xml:space="preserve"> (SLU Artdatabanken, 2024; Skogsstyrelsen, 2016)</w:t>
-      </w:r>
-      <w:r>
-        <w:rPr>
-          <w:i/>
-        </w:rPr>
-        <w:t>.</w:t>
-      </w:r>
-    </w:p>
-    <w:p>
-      <w:r>
-        <w:t>Tretåig hackspett är beroende av större sammanhängande naturskogar med kontinuerlig tillgång och nybildning av död ved och fragmentering av livsmiljöerna utgör ett stort hot mot arten (se exempelvis Stachura-Skierczynska et al., 2009; Wesolowski et al., 2005; Butler et al., 2004; Pakkala et al., 2002; Amcoff et al., 1996; Virkkala, 1991). Det finns studier som visar att naturskogens självgallringsprocess som den tretåiga hackspetten är beroende av, inte kan ersättas med efterlämnad hänsyn i skogsbruket (Imbeau &amp; Desrochers, 2002).</w:t>
-      </w:r>
-    </w:p>
-    <w:p>
-      <w:r>
-        <w:t>Permanenta revir av tretåig hackspett karaktäriseras ofta av artens typiska ringformigt ordnade hackmärken på framför allt gamla granar. För att säkerställa att inte revir av tretåig hackspett drabbas av avverkningsplanerna bör en inventering göras i området både under häckningstid och under vintern, då arten utnyttjar betydligt större områden än under sommarens häckningsrevir. Storleken på häckningsreviret varierar med skogstypen, förekomsten av död ved och graden av fragmentering, men är i allmänhet i storleksordningen 25–100 hektar (SLU Artdatabanken, 2024; Skogsstyrelsen, 2016).</w:t>
-      </w:r>
-    </w:p>
-    <w:p>
-      <w:r>
-        <w:t xml:space="preserve">Förutom fridlysning enligt §4 Artskyddsförordningen är tretåig hackspett även förtecknad i EU:s fågeldirektiv bilaga 1. Den är typisk art för </w:t>
-      </w:r>
-      <w:r>
-        <w:rPr>
-          <w:i/>
-        </w:rPr>
-        <w:t xml:space="preserve">9010 Taiga, 9740 Skogsbevuxen myr, 9030 Landhöjningsskog </w:t>
-      </w:r>
-      <w:r>
-        <w:t xml:space="preserve">och </w:t>
-      </w:r>
-      <w:r>
-        <w:rPr>
-          <w:i/>
-        </w:rPr>
-        <w:t>9040 Fjällbjörkskog</w:t>
-      </w:r>
-      <w:r>
-        <w:t xml:space="preserve"> samt ingår i Natura 2000 och är förtecknad i Bernkonventionen bilaga II (strikt skyddade djurarter) (SLU Artdatabanken, 2024; Skogsstyrelsen, 2016).</w:t>
-      </w:r>
-    </w:p>
-    <w:p>
-      <w:pPr>
-        <w:pStyle w:val="Heading2"/>
-      </w:pPr>
-      <w:r>
-        <w:t>Referenser – tretåig hackspett</w:t>
-      </w:r>
-    </w:p>
-    <w:p>
-      <w:r>
-        <w:t xml:space="preserve">Amcoff, M. &amp; Eriksson, P. 1996. </w:t>
-      </w:r>
-      <w:r>
-        <w:rPr>
-          <w:i/>
-        </w:rPr>
-        <w:t xml:space="preserve">Förekomst av tretåig hackspett Picoides tridactylus på bestånds- och landskapsnivå. </w:t>
-      </w:r>
-      <w:r>
-        <w:t>Ornis Svecica 6: 107–119.</w:t>
-      </w:r>
-    </w:p>
-    <w:p>
-      <w:r>
-        <w:t xml:space="preserve">Butler, R., Angelstam, P., Ekelund, P. &amp; Schlaeffer, R. 2004. </w:t>
-      </w:r>
-      <w:r>
-        <w:rPr>
-          <w:i/>
-        </w:rPr>
-        <w:t xml:space="preserve">Dead wood threshold values for the three-toed woodpecker presence in boreal and sub-Alpine forest. </w:t>
-      </w:r>
-      <w:r>
-        <w:t>Biological conservation 119(3): 305–318.</w:t>
-      </w:r>
-    </w:p>
-    <w:p>
-      <w:r>
-        <w:t xml:space="preserve">Imbeau, L. &amp; Desrochers, A. 2002. </w:t>
-      </w:r>
-      <w:r>
-        <w:rPr>
-          <w:i/>
-        </w:rPr>
-        <w:t xml:space="preserve">Foraging Ecology and Use of Drumming Trees by Three-Toed Woodpeckers. </w:t>
-      </w:r>
-      <w:r>
-        <w:t>The Journal of Wildlife Management. Vol. 66, No. 1 (Jan., 2002), pp. 222–231.</w:t>
-      </w:r>
-    </w:p>
-    <w:p>
-      <w:r>
-        <w:t xml:space="preserve">Pakkala, T., Hanski, I. &amp; Tomppo, E. 2002. </w:t>
-      </w:r>
-      <w:r>
-        <w:rPr>
-          <w:i/>
-        </w:rPr>
-        <w:t xml:space="preserve">Spatial ecology of the three-toed woodpecker in managed forest landscapes. </w:t>
-      </w:r>
-      <w:r>
-        <w:t>Silva Fennica 36(1): 279–288.</w:t>
-      </w:r>
-    </w:p>
-    <w:p>
-      <w:r>
-        <w:t xml:space="preserve">Skogsstyrelsen, 2016. </w:t>
-      </w:r>
-      <w:r>
-        <w:rPr>
-          <w:i/>
-        </w:rPr>
-        <w:t>Vägledning för hänsyn till fåglar – Tretåig hackspett.</w:t>
-      </w:r>
-    </w:p>
-    <w:p>
-      <w:r>
-        <w:t xml:space="preserve">SLU Artdatabanken, 2024. </w:t>
-      </w:r>
-      <w:r>
-        <w:rPr>
-          <w:i/>
-        </w:rPr>
-        <w:t xml:space="preserve">Artfaktablad. Naturvård – artfakta. </w:t>
-      </w:r>
-      <w:r>
-        <w:t>SLU Artdatabanken, Uppsala.</w:t>
-      </w:r>
-    </w:p>
-    <w:p>
-      <w:r>
-        <w:t xml:space="preserve">Stachura-Skierczynska, K., Tumiel, T. &amp; Skierczynski, M. 2009. </w:t>
-      </w:r>
-      <w:r>
-        <w:rPr>
-          <w:i/>
-        </w:rPr>
-        <w:t xml:space="preserve">Habitat prediction model for three-toed woodpecker and its implications for the conservation of biologically valuable forests. </w:t>
-      </w:r>
-      <w:r>
-        <w:t>Forest Ecology and Management 258(5): 697–703.</w:t>
-      </w:r>
-    </w:p>
-    <w:p>
-      <w:r>
-        <w:t xml:space="preserve">Virkkala, R. 1991. </w:t>
-      </w:r>
-      <w:r>
-        <w:rPr>
-          <w:i/>
-        </w:rPr>
-        <w:t xml:space="preserve">Population trends of forest birds in a Finnish Lapland landscape of large habitat blocks – Consequences of stochastic environmental variation or regional habitat alteration. </w:t>
-      </w:r>
-      <w:r>
-        <w:t>Biological conservation 56(2): 223–240.</w:t>
-      </w:r>
-    </w:p>
-    <w:p>
-      <w:r>
-        <w:t xml:space="preserve">Wesolowski, T., Czeszczewik, D. &amp; Rowinski, P. 2005. </w:t>
-      </w:r>
-      <w:r>
-        <w:rPr>
-          <w:i/>
-        </w:rPr>
-        <w:t xml:space="preserve">Effects of forest management on Three-toed Woodpecker Picoides tridactylus distribution in the Bialowieza Forest (NE Poland): conservation implications. </w:t>
-      </w:r>
-      <w:r>
-        <w:t>Acta Ornithologica 40(1): 53–60.</w:t>
       </w:r>
     </w:p>
     <w:sectPr>
@@ -1865,7 +1822,7 @@
     <w:r>
       <w:tab/>
       <w:tab/>
-      <w:t>2026-06-20</w:t>
+      <w:t>2026-06-21</w:t>
       <w:br/>
       <w:br/>
     </w:r>

--- a/klagomål/A 2278-2026 FSC-klagomål.docx
+++ b/klagomål/A 2278-2026 FSC-klagomål.docx
@@ -1822,7 +1822,7 @@
     <w:r>
       <w:tab/>
       <w:tab/>
-      <w:t>2026-06-21</w:t>
+      <w:t>2026-06-22</w:t>
       <w:br/>
       <w:br/>
     </w:r>

--- a/klagomål/A 2278-2026 FSC-klagomål.docx
+++ b/klagomål/A 2278-2026 FSC-klagomål.docx
@@ -1822,7 +1822,7 @@
     <w:r>
       <w:tab/>
       <w:tab/>
-      <w:t>2026-06-22</w:t>
+      <w:t>2026-06-23</w:t>
       <w:br/>
       <w:br/>
     </w:r>

--- a/klagomål/A 2278-2026 FSC-klagomål.docx
+++ b/klagomål/A 2278-2026 FSC-klagomål.docx
@@ -1822,7 +1822,7 @@
     <w:r>
       <w:tab/>
       <w:tab/>
-      <w:t>2026-06-23</w:t>
+      <w:t>2026-06-24</w:t>
       <w:br/>
       <w:br/>
     </w:r>

--- a/klagomål/A 2278-2026 FSC-klagomål.docx
+++ b/klagomål/A 2278-2026 FSC-klagomål.docx
@@ -1822,7 +1822,7 @@
     <w:r>
       <w:tab/>
       <w:tab/>
-      <w:t>2026-06-24</w:t>
+      <w:t>2026-06-25</w:t>
       <w:br/>
       <w:br/>
     </w:r>

--- a/klagomål/A 2278-2026 FSC-klagomål.docx
+++ b/klagomål/A 2278-2026 FSC-klagomål.docx
@@ -1822,7 +1822,7 @@
     <w:r>
       <w:tab/>
       <w:tab/>
-      <w:t>2026-06-25</w:t>
+      <w:t>2026-06-26</w:t>
       <w:br/>
       <w:br/>
     </w:r>

--- a/klagomål/A 2278-2026 FSC-klagomål.docx
+++ b/klagomål/A 2278-2026 FSC-klagomål.docx
@@ -1822,7 +1822,7 @@
     <w:r>
       <w:tab/>
       <w:tab/>
-      <w:t>2026-06-26</w:t>
+      <w:t>2026-06-27</w:t>
       <w:br/>
       <w:br/>
     </w:r>

--- a/klagomål/A 2278-2026 FSC-klagomål.docx
+++ b/klagomål/A 2278-2026 FSC-klagomål.docx
@@ -1822,7 +1822,7 @@
     <w:r>
       <w:tab/>
       <w:tab/>
-      <w:t>2026-06-27</w:t>
+      <w:t>2026-06-28</w:t>
       <w:br/>
       <w:br/>
     </w:r>

--- a/klagomål/A 2278-2026 FSC-klagomål.docx
+++ b/klagomål/A 2278-2026 FSC-klagomål.docx
@@ -1822,7 +1822,7 @@
     <w:r>
       <w:tab/>
       <w:tab/>
-      <w:t>2026-06-28</w:t>
+      <w:t>2026-06-29</w:t>
       <w:br/>
       <w:br/>
     </w:r>

--- a/klagomål/A 2278-2026 FSC-klagomål.docx
+++ b/klagomål/A 2278-2026 FSC-klagomål.docx
@@ -1822,7 +1822,7 @@
     <w:r>
       <w:tab/>
       <w:tab/>
-      <w:t>2026-06-29</w:t>
+      <w:t>2026-06-30</w:t>
       <w:br/>
       <w:br/>
     </w:r>

--- a/klagomål/A 2278-2026 FSC-klagomål.docx
+++ b/klagomål/A 2278-2026 FSC-klagomål.docx
@@ -1822,7 +1822,7 @@
     <w:r>
       <w:tab/>
       <w:tab/>
-      <w:t>2026-06-30</w:t>
+      <w:t>2026-07-01</w:t>
       <w:br/>
       <w:br/>
     </w:r>

--- a/klagomål/A 2278-2026 FSC-klagomål.docx
+++ b/klagomål/A 2278-2026 FSC-klagomål.docx
@@ -1822,7 +1822,7 @@
     <w:r>
       <w:tab/>
       <w:tab/>
-      <w:t>2026-07-01</w:t>
+      <w:t>2026-07-02</w:t>
       <w:br/>
       <w:br/>
     </w:r>

--- a/klagomål/A 2278-2026 FSC-klagomål.docx
+++ b/klagomål/A 2278-2026 FSC-klagomål.docx
@@ -1822,7 +1822,7 @@
     <w:r>
       <w:tab/>
       <w:tab/>
-      <w:t>2026-07-13</w:t>
+      <w:t>2026-07-14</w:t>
       <w:br/>
       <w:br/>
     </w:r>

--- a/klagomål/A 2278-2026 FSC-klagomål.docx
+++ b/klagomål/A 2278-2026 FSC-klagomål.docx
@@ -1822,7 +1822,7 @@
     <w:r>
       <w:tab/>
       <w:tab/>
-      <w:t>2026-07-14</w:t>
+      <w:t>2026-07-15</w:t>
       <w:br/>
       <w:br/>
     </w:r>

--- a/klagomål/A 2278-2026 FSC-klagomål.docx
+++ b/klagomål/A 2278-2026 FSC-klagomål.docx
@@ -1822,7 +1822,7 @@
     <w:r>
       <w:tab/>
       <w:tab/>
-      <w:t>2026-07-15</w:t>
+      <w:t>2026-07-16</w:t>
       <w:br/>
       <w:br/>
     </w:r>
